--- a/Exams/CSC175 Sp26 Midterm Exam ANS.docx
+++ b/Exams/CSC175 Sp26 Midterm Exam ANS.docx
@@ -603,15 +603,7 @@
         <w:t>0</w:t>
       </w:r>
       <w:r>
-        <w:t xml:space="preserve"> (10 points) </w:t>
-      </w:r>
-      <w:proofErr w:type="gramStart"/>
-      <w:r>
-        <w:t>Multiple-choice</w:t>
-      </w:r>
-      <w:proofErr w:type="gramEnd"/>
-      <w:r>
-        <w:t xml:space="preserve"> questions: enter your answer keys here:</w:t>
+        <w:t xml:space="preserve"> (10 points) Multiple-choice questions: enter your answer keys here:</w:t>
       </w:r>
     </w:p>
     <w:tbl>
@@ -1143,23 +1135,7 @@
           <w:rStyle w:val="Strong"/>
           <w:rFonts w:eastAsiaTheme="majorEastAsia" w:cs="Arial"/>
         </w:rPr>
-        <w:t xml:space="preserve">For the following multiple-choice questions, each question has exactly one correct answer key. If multiple choices are correct, choose the option “All of the above”. Fill in the answer keys </w:t>
-      </w:r>
-      <w:proofErr w:type="gramStart"/>
-      <w:r>
-        <w:rPr>
-          <w:rStyle w:val="Strong"/>
-          <w:rFonts w:eastAsiaTheme="majorEastAsia" w:cs="Arial"/>
-        </w:rPr>
-        <w:t>in</w:t>
-      </w:r>
-      <w:proofErr w:type="gramEnd"/>
-      <w:r>
-        <w:rPr>
-          <w:rStyle w:val="Strong"/>
-          <w:rFonts w:eastAsiaTheme="majorEastAsia" w:cs="Arial"/>
-        </w:rPr>
-        <w:t xml:space="preserve"> the table above. (Answer keys written in the question area will not be counted.)</w:t>
+        <w:t>For the following multiple-choice questions, each question has exactly one correct answer key. If multiple choices are correct, choose the option “All of the above”. Fill in the answer keys in the table above. (Answer keys written in the question area will not be counted.)</w:t>
       </w:r>
     </w:p>
     <w:p>
@@ -1634,21 +1610,7 @@
         <w:rPr>
           <w:rFonts w:cs="Arial"/>
         </w:rPr>
-        <w:t xml:space="preserve">A) Forwarding packets only to their </w:t>
-      </w:r>
-      <w:proofErr w:type="gramStart"/>
-      <w:r>
-        <w:rPr>
-          <w:rFonts w:cs="Arial"/>
-        </w:rPr>
-        <w:t>final destination</w:t>
-      </w:r>
-      <w:proofErr w:type="gramEnd"/>
-      <w:r>
-        <w:rPr>
-          <w:rFonts w:cs="Arial"/>
-        </w:rPr>
-        <w:t xml:space="preserve"> without using routers</w:t>
+        <w:t>A) Forwarding packets only to their final destination without using routers</w:t>
       </w:r>
       <w:r>
         <w:rPr>
@@ -2477,6 +2439,7 @@
     </w:p>
     <w:p>
       <w:pPr>
+        <w:spacing w:after="0"/>
         <w:rPr>
           <w:rFonts w:eastAsia="宋体" w:cs="Arial"/>
           <w:lang w:eastAsia="zh-CN"/>
@@ -2487,39 +2450,21 @@
           <w:rFonts w:eastAsia="宋体" w:cs="Arial"/>
           <w:lang w:eastAsia="zh-CN"/>
         </w:rPr>
-        <w:t xml:space="preserve">ANS: Packet size = </w:t>
-      </w:r>
-      <w:r>
-        <w:rPr>
-          <w:rFonts w:eastAsia="宋体" w:cs="Arial"/>
-          <w:b/>
-          <w:bCs/>
-          <w:lang w:eastAsia="zh-CN"/>
-        </w:rPr>
-        <w:t>1000 bits</w:t>
+        <w:t>ANS: Packet size = 1000 bits</w:t>
       </w:r>
       <w:r>
         <w:rPr>
           <w:rFonts w:eastAsia="宋体" w:cs="Arial"/>
           <w:lang w:eastAsia="zh-CN"/>
         </w:rPr>
-        <w:t xml:space="preserve"> </w:t>
-      </w:r>
-    </w:p>
-    <w:p>
-      <w:pPr>
-        <w:spacing w:after="0" w:line="240" w:lineRule="auto"/>
+        <w:t>, so t</w:t>
+      </w:r>
+      <w:r>
         <w:rPr>
           <w:rFonts w:eastAsia="宋体" w:cs="Arial"/>
           <w:lang w:eastAsia="zh-CN"/>
         </w:rPr>
-      </w:pPr>
-      <w:r>
-        <w:rPr>
-          <w:rFonts w:eastAsia="宋体" w:cs="Arial"/>
-          <w:lang w:eastAsia="zh-CN"/>
-        </w:rPr>
-        <w:t xml:space="preserve">Transmission delays: </w:t>
+        <w:t xml:space="preserve">ransmission delays: </w:t>
       </w:r>
     </w:p>
     <w:p>
@@ -2539,23 +2484,40 @@
           <w:rFonts w:eastAsia="宋体" w:cs="Arial"/>
           <w:lang w:eastAsia="zh-CN"/>
         </w:rPr>
-        <w:t xml:space="preserve">1 Mbps → </w:t>
+        <w:t>1 Mbps → 1000</w:t>
       </w:r>
       <w:r>
         <w:rPr>
           <w:rFonts w:eastAsia="宋体" w:cs="Arial"/>
-          <w:b/>
-          <w:bCs/>
           <w:lang w:eastAsia="zh-CN"/>
         </w:rPr>
-        <w:t xml:space="preserve">1000 / 10⁶ = 1 </w:t>
+        <w:t xml:space="preserve"> bits</w:t>
+      </w:r>
+      <w:r>
+        <w:rPr>
+          <w:rFonts w:eastAsia="宋体" w:cs="Arial"/>
+          <w:lang w:eastAsia="zh-CN"/>
+        </w:rPr>
+        <w:t xml:space="preserve"> / 10⁶ </w:t>
+      </w:r>
+      <w:r>
+        <w:rPr>
+          <w:rFonts w:eastAsia="宋体" w:cs="Arial"/>
+          <w:lang w:eastAsia="zh-CN"/>
+        </w:rPr>
+        <w:t xml:space="preserve">bits/s = 0.001 s = </w:t>
+      </w:r>
+      <w:r>
+        <w:rPr>
+          <w:rFonts w:eastAsia="宋体" w:cs="Arial"/>
+          <w:lang w:eastAsia="zh-CN"/>
+        </w:rPr>
+        <w:t xml:space="preserve">1 </w:t>
       </w:r>
       <w:proofErr w:type="spellStart"/>
       <w:r>
         <w:rPr>
           <w:rFonts w:eastAsia="宋体" w:cs="Arial"/>
-          <w:b/>
-          <w:bCs/>
           <w:lang w:eastAsia="zh-CN"/>
         </w:rPr>
         <w:t>ms</w:t>
@@ -2586,23 +2548,75 @@
           <w:rFonts w:eastAsia="宋体" w:cs="Arial"/>
           <w:lang w:eastAsia="zh-CN"/>
         </w:rPr>
-        <w:t xml:space="preserve">2 Mbps → </w:t>
+        <w:t xml:space="preserve">2 Mbps → 1000 </w:t>
       </w:r>
       <w:r>
         <w:rPr>
           <w:rFonts w:eastAsia="宋体" w:cs="Arial"/>
-          <w:b/>
-          <w:bCs/>
           <w:lang w:eastAsia="zh-CN"/>
         </w:rPr>
-        <w:t xml:space="preserve">1000 / (2×10⁶) = 0.5 </w:t>
+        <w:t xml:space="preserve">bits </w:t>
+      </w:r>
+      <w:r>
+        <w:rPr>
+          <w:rFonts w:eastAsia="宋体" w:cs="Arial"/>
+          <w:lang w:eastAsia="zh-CN"/>
+        </w:rPr>
+        <w:t xml:space="preserve">/ (2×10⁶) </w:t>
+      </w:r>
+      <w:r>
+        <w:rPr>
+          <w:rFonts w:eastAsia="宋体" w:cs="Arial"/>
+          <w:lang w:eastAsia="zh-CN"/>
+        </w:rPr>
+        <w:t>bits/s</w:t>
+      </w:r>
+      <w:r>
+        <w:rPr>
+          <w:rFonts w:eastAsia="宋体" w:cs="Arial"/>
+          <w:lang w:eastAsia="zh-CN"/>
+        </w:rPr>
+        <w:t xml:space="preserve"> </w:t>
+      </w:r>
+      <w:r>
+        <w:rPr>
+          <w:rFonts w:eastAsia="宋体" w:cs="Arial"/>
+          <w:lang w:eastAsia="zh-CN"/>
+        </w:rPr>
+        <w:t xml:space="preserve">= </w:t>
+      </w:r>
+      <w:r>
+        <w:rPr>
+          <w:rFonts w:eastAsia="宋体" w:cs="Arial"/>
+          <w:lang w:eastAsia="zh-CN"/>
+        </w:rPr>
+        <w:t>0.0</w:t>
+      </w:r>
+      <w:r>
+        <w:rPr>
+          <w:rFonts w:eastAsia="宋体" w:cs="Arial"/>
+          <w:lang w:eastAsia="zh-CN"/>
+        </w:rPr>
+        <w:t>005</w:t>
+      </w:r>
+      <w:r>
+        <w:rPr>
+          <w:rFonts w:eastAsia="宋体" w:cs="Arial"/>
+          <w:lang w:eastAsia="zh-CN"/>
+        </w:rPr>
+        <w:t xml:space="preserve"> s = </w:t>
+      </w:r>
+      <w:r>
+        <w:rPr>
+          <w:rFonts w:eastAsia="宋体" w:cs="Arial"/>
+          <w:lang w:eastAsia="zh-CN"/>
+        </w:rPr>
+        <w:t xml:space="preserve">0.5 </w:t>
       </w:r>
       <w:proofErr w:type="spellStart"/>
       <w:r>
         <w:rPr>
           <w:rFonts w:eastAsia="宋体" w:cs="Arial"/>
-          <w:b/>
-          <w:bCs/>
           <w:lang w:eastAsia="zh-CN"/>
         </w:rPr>
         <w:t>ms</w:t>
@@ -2663,23 +2677,55 @@
           <w:rFonts w:eastAsia="宋体" w:cs="Arial"/>
           <w:lang w:eastAsia="zh-CN"/>
         </w:rPr>
-        <w:t xml:space="preserve">1000 km / (2×10⁸ m/s) → </w:t>
+        <w:t>1</w:t>
       </w:r>
       <w:r>
         <w:rPr>
           <w:rFonts w:eastAsia="宋体" w:cs="Arial"/>
-          <w:b/>
-          <w:bCs/>
           <w:lang w:eastAsia="zh-CN"/>
         </w:rPr>
-        <w:t xml:space="preserve">5 </w:t>
+        <w:t>×10</w:t>
+      </w:r>
+      <w:r>
+        <w:rPr>
+          <w:rFonts w:eastAsia="宋体" w:cs="Arial"/>
+          <w:vertAlign w:val="superscript"/>
+          <w:lang w:eastAsia="zh-CN"/>
+        </w:rPr>
+        <w:t>6</w:t>
+      </w:r>
+      <w:r>
+        <w:rPr>
+          <w:rFonts w:eastAsia="宋体" w:cs="Arial"/>
+          <w:lang w:eastAsia="zh-CN"/>
+        </w:rPr>
+        <w:t xml:space="preserve"> </w:t>
+      </w:r>
+      <w:r>
+        <w:rPr>
+          <w:rFonts w:eastAsia="宋体" w:cs="Arial"/>
+          <w:lang w:eastAsia="zh-CN"/>
+        </w:rPr>
+        <w:t xml:space="preserve">m / (2×10⁸ m/s) </w:t>
+      </w:r>
+      <w:r>
+        <w:rPr>
+          <w:rFonts w:eastAsia="宋体" w:cs="Arial"/>
+          <w:lang w:eastAsia="zh-CN"/>
+        </w:rPr>
+        <w:t>= 0.005 s =</w:t>
+      </w:r>
+      <w:r>
+        <w:rPr>
+          <w:rFonts w:eastAsia="宋体" w:cs="Arial"/>
+          <w:lang w:eastAsia="zh-CN"/>
+        </w:rPr>
+        <w:t xml:space="preserve"> 5 </w:t>
       </w:r>
       <w:proofErr w:type="spellStart"/>
       <w:r>
         <w:rPr>
           <w:rFonts w:eastAsia="宋体" w:cs="Arial"/>
-          <w:b/>
-          <w:bCs/>
           <w:lang w:eastAsia="zh-CN"/>
         </w:rPr>
         <w:t>ms</w:t>
@@ -2710,23 +2756,76 @@
           <w:rFonts w:eastAsia="宋体" w:cs="Arial"/>
           <w:lang w:eastAsia="zh-CN"/>
         </w:rPr>
-        <w:t xml:space="preserve">2000 km / (2×10⁸ m/s) → </w:t>
+        <w:t>2</w:t>
       </w:r>
       <w:r>
         <w:rPr>
           <w:rFonts w:eastAsia="宋体" w:cs="Arial"/>
-          <w:b/>
-          <w:bCs/>
           <w:lang w:eastAsia="zh-CN"/>
         </w:rPr>
+        <w:t>×10</w:t>
+      </w:r>
+      <w:r>
+        <w:rPr>
+          <w:rFonts w:eastAsia="宋体" w:cs="Arial"/>
+          <w:vertAlign w:val="superscript"/>
+          <w:lang w:eastAsia="zh-CN"/>
+        </w:rPr>
+        <w:t>6</w:t>
+      </w:r>
+      <w:r>
+        <w:rPr>
+          <w:rFonts w:eastAsia="宋体" w:cs="Arial"/>
+          <w:lang w:eastAsia="zh-CN"/>
+        </w:rPr>
+        <w:t xml:space="preserve"> m </w:t>
+      </w:r>
+      <w:r>
+        <w:rPr>
+          <w:rFonts w:eastAsia="宋体" w:cs="Arial"/>
+          <w:lang w:eastAsia="zh-CN"/>
+        </w:rPr>
+        <w:t xml:space="preserve">/ (2×10⁸ m/s) </w:t>
+      </w:r>
+      <w:r>
+        <w:rPr>
+          <w:rFonts w:eastAsia="宋体" w:cs="Arial"/>
+          <w:lang w:eastAsia="zh-CN"/>
+        </w:rPr>
+        <w:t>= 0.0</w:t>
+      </w:r>
+      <w:r>
+        <w:rPr>
+          <w:rFonts w:eastAsia="宋体" w:cs="Arial"/>
+          <w:lang w:eastAsia="zh-CN"/>
+        </w:rPr>
+        <w:t>10</w:t>
+      </w:r>
+      <w:r>
+        <w:rPr>
+          <w:rFonts w:eastAsia="宋体" w:cs="Arial"/>
+          <w:lang w:eastAsia="zh-CN"/>
+        </w:rPr>
+        <w:t xml:space="preserve"> s =</w:t>
+      </w:r>
+      <w:r>
+        <w:rPr>
+          <w:rFonts w:eastAsia="宋体" w:cs="Arial"/>
+          <w:lang w:eastAsia="zh-CN"/>
+        </w:rPr>
+        <w:t xml:space="preserve"> </w:t>
+      </w:r>
+      <w:r>
+        <w:rPr>
+          <w:rFonts w:eastAsia="宋体" w:cs="Arial"/>
+          <w:lang w:eastAsia="zh-CN"/>
+        </w:rPr>
         <w:t xml:space="preserve">10 </w:t>
       </w:r>
       <w:proofErr w:type="spellStart"/>
       <w:r>
         <w:rPr>
           <w:rFonts w:eastAsia="宋体" w:cs="Arial"/>
-          <w:b/>
-          <w:bCs/>
           <w:lang w:eastAsia="zh-CN"/>
         </w:rPr>
         <w:t>ms</w:t>
@@ -2757,23 +2856,55 @@
           <w:rFonts w:eastAsia="宋体" w:cs="Arial"/>
           <w:lang w:eastAsia="zh-CN"/>
         </w:rPr>
-        <w:t xml:space="preserve">1000 km / (1×10⁸ m/s) → </w:t>
+        <w:t>1</w:t>
       </w:r>
       <w:r>
         <w:rPr>
           <w:rFonts w:eastAsia="宋体" w:cs="Arial"/>
-          <w:b/>
-          <w:bCs/>
           <w:lang w:eastAsia="zh-CN"/>
         </w:rPr>
-        <w:t xml:space="preserve">10 </w:t>
+        <w:t>×10</w:t>
+      </w:r>
+      <w:r>
+        <w:rPr>
+          <w:rFonts w:eastAsia="宋体" w:cs="Arial"/>
+          <w:vertAlign w:val="superscript"/>
+          <w:lang w:eastAsia="zh-CN"/>
+        </w:rPr>
+        <w:t>6</w:t>
+      </w:r>
+      <w:r>
+        <w:rPr>
+          <w:rFonts w:eastAsia="宋体" w:cs="Arial"/>
+          <w:lang w:eastAsia="zh-CN"/>
+        </w:rPr>
+        <w:t xml:space="preserve"> m</w:t>
+      </w:r>
+      <w:r>
+        <w:rPr>
+          <w:rFonts w:eastAsia="宋体" w:cs="Arial"/>
+          <w:lang w:eastAsia="zh-CN"/>
+        </w:rPr>
+        <w:t xml:space="preserve"> / (1×10⁸ m/s) </w:t>
+      </w:r>
+      <w:r>
+        <w:rPr>
+          <w:rFonts w:eastAsia="宋体" w:cs="Arial"/>
+          <w:lang w:eastAsia="zh-CN"/>
+        </w:rPr>
+        <w:t>= 0.010 s =</w:t>
+      </w:r>
+      <w:r>
+        <w:rPr>
+          <w:rFonts w:eastAsia="宋体" w:cs="Arial"/>
+          <w:lang w:eastAsia="zh-CN"/>
+        </w:rPr>
+        <w:t xml:space="preserve"> 10 </w:t>
       </w:r>
       <w:proofErr w:type="spellStart"/>
       <w:r>
         <w:rPr>
           <w:rFonts w:eastAsia="宋体" w:cs="Arial"/>
-          <w:b/>
-          <w:bCs/>
           <w:lang w:eastAsia="zh-CN"/>
         </w:rPr>
         <w:t>ms</w:t>
@@ -2857,7 +2988,44 @@
           <w:rFonts w:eastAsia="宋体" w:cs="Arial"/>
           <w:lang w:eastAsia="zh-CN"/>
         </w:rPr>
-        <w:t xml:space="preserve">= 27.5 </w:t>
+        <w:t xml:space="preserve">= </w:t>
+      </w:r>
+      <w:r>
+        <w:rPr>
+          <w:rFonts w:eastAsia="宋体" w:cs="Arial"/>
+          <w:lang w:eastAsia="zh-CN"/>
+        </w:rPr>
+        <w:t>2.5</w:t>
+      </w:r>
+      <w:r>
+        <w:rPr>
+          <w:rFonts w:eastAsia="宋体" w:cs="Arial"/>
+          <w:lang w:eastAsia="zh-CN"/>
+        </w:rPr>
+        <w:t xml:space="preserve"> + 25 </w:t>
+      </w:r>
+      <w:proofErr w:type="spellStart"/>
+      <w:r>
+        <w:rPr>
+          <w:rFonts w:eastAsia="宋体" w:cs="Arial"/>
+          <w:lang w:eastAsia="zh-CN"/>
+        </w:rPr>
+        <w:t>ms</w:t>
+      </w:r>
+      <w:proofErr w:type="spellEnd"/>
+      <w:r>
+        <w:rPr>
+          <w:rFonts w:eastAsia="宋体" w:cs="Arial"/>
+          <w:lang w:eastAsia="zh-CN"/>
+        </w:rPr>
+        <w:t xml:space="preserve"> = </w:t>
+      </w:r>
+      <w:r>
+        <w:rPr>
+          <w:rFonts w:eastAsia="宋体" w:cs="Arial"/>
+          <w:lang w:eastAsia="zh-CN"/>
+        </w:rPr>
+        <w:t xml:space="preserve">27.5 </w:t>
       </w:r>
       <w:proofErr w:type="spellStart"/>
       <w:r>
@@ -2948,7 +3116,7 @@
                     </pic:cNvPicPr>
                   </pic:nvPicPr>
                   <pic:blipFill>
-                    <a:blip r:embed="rId6">
+                    <a:blip r:embed="rId8">
                       <a:extLst>
                         <a:ext uri="{28A0092B-C50C-407E-A947-70E740481C1C}">
                           <a14:useLocalDpi xmlns:a14="http://schemas.microsoft.com/office/drawing/2010/main" val="0"/>
@@ -3867,7 +4035,6 @@
         </w:rPr>
         <w:t>Alice (</w:t>
       </w:r>
-      <w:proofErr w:type="gramStart"/>
       <w:r>
         <w:rPr>
           <w:rFonts w:ascii="Cambria Math" w:hAnsi="Cambria Math" w:cs="Cambria Math"/>
@@ -3878,16 +4045,8 @@
         <w:rPr>
           <w:rFonts w:cs="Arial"/>
         </w:rPr>
-        <w:t>),</w:t>
-      </w:r>
-      <w:proofErr w:type="gramEnd"/>
-      <w:r>
-        <w:rPr>
-          <w:rFonts w:cs="Arial"/>
-        </w:rPr>
-        <w:t xml:space="preserve"> Bob (</w:t>
-      </w:r>
-      <w:proofErr w:type="gramStart"/>
+        <w:t>), Bob (</w:t>
+      </w:r>
       <w:r>
         <w:rPr>
           <w:rFonts w:ascii="Cambria Math" w:hAnsi="Cambria Math" w:cs="Cambria Math"/>
@@ -3898,16 +4057,8 @@
         <w:rPr>
           <w:rFonts w:cs="Arial"/>
         </w:rPr>
-        <w:t>),</w:t>
-      </w:r>
-      <w:proofErr w:type="gramEnd"/>
-      <w:r>
-        <w:rPr>
-          <w:rFonts w:cs="Arial"/>
-        </w:rPr>
-        <w:t xml:space="preserve"> Connie (</w:t>
-      </w:r>
-      <w:proofErr w:type="gramStart"/>
+        <w:t>), Connie (</w:t>
+      </w:r>
       <w:r>
         <w:rPr>
           <w:rFonts w:ascii="Cambria Math" w:hAnsi="Cambria Math" w:cs="Cambria Math"/>
@@ -3918,16 +4069,8 @@
         <w:rPr>
           <w:rFonts w:cs="Arial"/>
         </w:rPr>
-        <w:t>),</w:t>
-      </w:r>
-      <w:proofErr w:type="gramEnd"/>
-      <w:r>
-        <w:rPr>
-          <w:rFonts w:cs="Arial"/>
-        </w:rPr>
-        <w:t xml:space="preserve"> and Diego (</w:t>
-      </w:r>
-      <w:proofErr w:type="gramStart"/>
+        <w:t>), and Diego (</w:t>
+      </w:r>
       <w:r>
         <w:rPr>
           <w:rFonts w:ascii="Cambria Math" w:hAnsi="Cambria Math" w:cs="Cambria Math"/>
@@ -3938,14 +4081,7 @@
         <w:rPr>
           <w:rFonts w:cs="Arial"/>
         </w:rPr>
-        <w:t>) are</w:t>
-      </w:r>
-      <w:proofErr w:type="gramEnd"/>
-      <w:r>
-        <w:rPr>
-          <w:rFonts w:cs="Arial"/>
-        </w:rPr>
-        <w:t xml:space="preserve"> connected to the local network, which runs the distance-vector algorithm.</w:t>
+        <w:t>) are connected to the local network, which runs the distance-vector algorithm.</w:t>
       </w:r>
     </w:p>
     <w:p>
@@ -3980,7 +4116,7 @@
                     </pic:cNvPicPr>
                   </pic:nvPicPr>
                   <pic:blipFill>
-                    <a:blip r:embed="rId7">
+                    <a:blip r:embed="rId9">
                       <a:extLst>
                         <a:ext uri="{28A0092B-C50C-407E-A947-70E740481C1C}">
                           <a14:useLocalDpi xmlns:a14="http://schemas.microsoft.com/office/drawing/2010/main" val="0"/>
@@ -4102,7 +4238,7 @@
                     </pic:cNvPicPr>
                   </pic:nvPicPr>
                   <pic:blipFill>
-                    <a:blip r:embed="rId8">
+                    <a:blip r:embed="rId10">
                       <a:extLst>
                         <a:ext uri="{28A0092B-C50C-407E-A947-70E740481C1C}">
                           <a14:useLocalDpi xmlns:a14="http://schemas.microsoft.com/office/drawing/2010/main" val="0"/>
@@ -4216,7 +4352,7 @@
                     </pic:cNvPicPr>
                   </pic:nvPicPr>
                   <pic:blipFill>
-                    <a:blip r:embed="rId9">
+                    <a:blip r:embed="rId11">
                       <a:extLst>
                         <a:ext uri="{28A0092B-C50C-407E-A947-70E740481C1C}">
                           <a14:useLocalDpi xmlns:a14="http://schemas.microsoft.com/office/drawing/2010/main" val="0"/>
@@ -6054,35 +6190,7 @@
         <w:rPr>
           <w:rFonts w:cs="Arial"/>
         </w:rPr>
-        <w:t xml:space="preserve">Consider the following network graph with three </w:t>
-      </w:r>
-      <w:proofErr w:type="gramStart"/>
-      <w:r>
-        <w:rPr>
-          <w:rFonts w:cs="Arial"/>
-        </w:rPr>
-        <w:t>hosts</w:t>
-      </w:r>
-      <w:proofErr w:type="gramEnd"/>
-      <w:r>
-        <w:rPr>
-          <w:rFonts w:cs="Arial"/>
-        </w:rPr>
-        <w:t xml:space="preserve"> (A, B, C) and six routers (R1 - R6). For the following questions, assume that the routers run a link-state routing protocol and the </w:t>
-      </w:r>
-      <w:proofErr w:type="gramStart"/>
-      <w:r>
-        <w:rPr>
-          <w:rFonts w:cs="Arial"/>
-        </w:rPr>
-        <w:t>routing state</w:t>
-      </w:r>
-      <w:proofErr w:type="gramEnd"/>
-      <w:r>
-        <w:rPr>
-          <w:rFonts w:cs="Arial"/>
-        </w:rPr>
-        <w:t xml:space="preserve"> has converged. Every link is up unless otherwise noted. When picking between equal-cost paths, the routers pick the route through the neighbor with the lower ID number. For each answer, please provide a concise explanation.</w:t>
+        <w:t>Consider the following network graph with three hosts (A, B, C) and six routers (R1 - R6). For the following questions, assume that the routers run a link-state routing protocol and the routing state has converged. Every link is up unless otherwise noted. When picking between equal-cost paths, the routers pick the route through the neighbor with the lower ID number. For each answer, please provide a concise explanation.</w:t>
       </w:r>
       <w:r>
         <w:rPr>
@@ -6142,7 +6250,7 @@
                     </pic:cNvPicPr>
                   </pic:nvPicPr>
                   <pic:blipFill>
-                    <a:blip r:embed="rId10">
+                    <a:blip r:embed="rId12">
                       <a:extLst>
                         <a:ext uri="{28A0092B-C50C-407E-A947-70E740481C1C}">
                           <a14:useLocalDpi xmlns:a14="http://schemas.microsoft.com/office/drawing/2010/main" val="0"/>
@@ -6210,21 +6318,7 @@
         <w:rPr>
           <w:rFonts w:cs="Arial"/>
         </w:rPr>
-        <w:t xml:space="preserve"> goes down. R2 and R4 have recomputed their </w:t>
-      </w:r>
-      <w:proofErr w:type="gramStart"/>
-      <w:r>
-        <w:rPr>
-          <w:rFonts w:cs="Arial"/>
-        </w:rPr>
-        <w:t>routes, but</w:t>
-      </w:r>
-      <w:proofErr w:type="gramEnd"/>
-      <w:r>
-        <w:rPr>
-          <w:rFonts w:cs="Arial"/>
-        </w:rPr>
-        <w:t xml:space="preserve"> have not yet sent updates. What route will a packet from A to C take?</w:t>
+        <w:t xml:space="preserve"> goes down. R2 and R4 have recomputed their routes, but have not yet sent updates. What route will a packet from A to C take?</w:t>
       </w:r>
     </w:p>
     <w:p>
@@ -6269,21 +6363,7 @@
         <w:rPr>
           <w:rFonts w:cs="Arial"/>
         </w:rPr>
-        <w:t xml:space="preserve"> goes down. R4 and R5 have recomputed their </w:t>
-      </w:r>
-      <w:proofErr w:type="gramStart"/>
-      <w:r>
-        <w:rPr>
-          <w:rFonts w:cs="Arial"/>
-        </w:rPr>
-        <w:t>routes, but</w:t>
-      </w:r>
-      <w:proofErr w:type="gramEnd"/>
-      <w:r>
-        <w:rPr>
-          <w:rFonts w:cs="Arial"/>
-        </w:rPr>
-        <w:t xml:space="preserve"> have not yet sent updates. What route will a packet from A to C take? </w:t>
+        <w:t xml:space="preserve"> goes down. R4 and R5 have recomputed their routes, but have not yet sent updates. What route will a packet from A to C take? </w:t>
       </w:r>
     </w:p>
     <w:p>
@@ -6367,7 +6447,19 @@
         <w:rPr>
           <w:rFonts w:cs="Arial"/>
         </w:rPr>
-        <w:t>including packet arrivals and LSA arrivals</w:t>
+        <w:t xml:space="preserve">including </w:t>
+      </w:r>
+      <w:r>
+        <w:rPr>
+          <w:rFonts w:cs="Arial"/>
+        </w:rPr>
+        <w:t xml:space="preserve">both </w:t>
+      </w:r>
+      <w:r>
+        <w:rPr>
+          <w:rFonts w:cs="Arial"/>
+        </w:rPr>
+        <w:t>packet arrivals and LSA arrivals</w:t>
       </w:r>
       <w:r>
         <w:rPr>
@@ -7183,7 +7275,7 @@
     <w:p>
       <w:pPr>
         <w:rPr>
-          <w:rFonts w:eastAsia="宋体" w:cs="Arial" w:hint="eastAsia"/>
+          <w:rFonts w:eastAsia="宋体" w:cs="Arial"/>
           <w:lang w:eastAsia="zh-CN"/>
         </w:rPr>
       </w:pPr>
@@ -7246,23 +7338,7 @@
           <w:rFonts w:eastAsia="宋体" w:cs="Arial"/>
           <w:lang w:eastAsia="zh-CN"/>
         </w:rPr>
-        <w:t xml:space="preserve"> A → R1 → R2 → R3 → R4 → R</w:t>
-      </w:r>
-      <w:proofErr w:type="gramStart"/>
-      <w:r>
-        <w:rPr>
-          <w:rFonts w:eastAsia="宋体" w:cs="Arial"/>
-          <w:lang w:eastAsia="zh-CN"/>
-        </w:rPr>
-        <w:t>3  (</w:t>
-      </w:r>
-      <w:proofErr w:type="gramEnd"/>
-      <w:r>
-        <w:rPr>
-          <w:rFonts w:eastAsia="宋体" w:cs="Arial"/>
-          <w:lang w:eastAsia="zh-CN"/>
-        </w:rPr>
-        <w:t>routing loop between R3 and R4)</w:t>
+        <w:t xml:space="preserve"> A → R1 → R2 → R3 → R4 → R3  (routing loop between R3 and R4)</w:t>
       </w:r>
     </w:p>
     <w:p>
@@ -8625,21 +8701,7 @@
         <w:rPr>
           <w:rFonts w:cs="Arial"/>
         </w:rPr>
-        <w:t xml:space="preserve">You can find some useful binary conversions </w:t>
-      </w:r>
-      <w:proofErr w:type="gramStart"/>
-      <w:r>
-        <w:rPr>
-          <w:rFonts w:cs="Arial"/>
-        </w:rPr>
-        <w:t>in</w:t>
-      </w:r>
-      <w:proofErr w:type="gramEnd"/>
-      <w:r>
-        <w:rPr>
-          <w:rFonts w:cs="Arial"/>
-        </w:rPr>
-        <w:t xml:space="preserve"> the table below. </w:t>
+        <w:t xml:space="preserve">You can find some useful binary conversions in the table below. </w:t>
       </w:r>
       <w:r>
         <w:rPr>
@@ -9696,246 +9758,260 @@
     <w:p>
       <w:pPr>
         <w:rPr>
+          <w:rFonts w:eastAsia="宋体" w:cs="Arial"/>
+          <w:lang w:eastAsia="zh-CN"/>
+        </w:rPr>
+      </w:pPr>
+    </w:p>
+    <w:p>
+      <w:pPr>
+        <w:rPr>
+          <w:rFonts w:cs="Arial"/>
+        </w:rPr>
+      </w:pPr>
+      <w:r>
+        <w:rPr>
+          <w:rFonts w:cs="Arial"/>
+          <w:b/>
+        </w:rPr>
+        <w:t>ANS:</w:t>
+      </w:r>
+    </w:p>
+    <w:p>
+      <w:pPr>
+        <w:rPr>
+          <w:rFonts w:eastAsia="宋体" w:cs="Arial"/>
+          <w:lang w:eastAsia="zh-CN"/>
+        </w:rPr>
+      </w:pPr>
+      <w:r>
+        <w:rPr>
+          <w:rFonts w:cs="Arial"/>
+        </w:rPr>
+        <w:t xml:space="preserve">a) Chemistry’s prefix 203.0.64.0/18 covers 203.0.64.0 through 203.0.127.255, and </w:t>
+      </w:r>
+      <w:r>
+        <w:rPr>
           <w:rFonts w:eastAsia="宋体" w:cs="Arial" w:hint="eastAsia"/>
           <w:lang w:eastAsia="zh-CN"/>
         </w:rPr>
-      </w:pPr>
+        <w:t>network prefix of</w:t>
+      </w:r>
+      <w:r>
+        <w:rPr>
+          <w:rFonts w:cs="Arial"/>
+        </w:rPr>
+        <w:t xml:space="preserve"> /18 </w:t>
+      </w:r>
+      <w:r>
+        <w:rPr>
+          <w:rFonts w:cs="Arial"/>
+        </w:rPr>
+        <w:t>provides</w:t>
+      </w:r>
+      <w:r>
+        <w:rPr>
+          <w:rFonts w:cs="Arial"/>
+        </w:rPr>
+        <w:t xml:space="preserve"> </w:t>
+      </w:r>
+      <w:r>
+        <w:rPr>
+          <w:rFonts w:eastAsia="宋体" w:cs="Arial" w:hint="eastAsia"/>
+          <w:lang w:eastAsia="zh-CN"/>
+        </w:rPr>
+        <w:t>2^14</w:t>
+      </w:r>
+      <w:r>
+        <w:rPr>
+          <w:rFonts w:eastAsia="宋体" w:cs="Arial" w:hint="eastAsia"/>
+          <w:lang w:eastAsia="zh-CN"/>
+        </w:rPr>
+        <w:t xml:space="preserve"> - 2</w:t>
+      </w:r>
+      <w:r>
+        <w:rPr>
+          <w:rFonts w:eastAsia="宋体" w:cs="Arial" w:hint="eastAsia"/>
+          <w:lang w:eastAsia="zh-CN"/>
+        </w:rPr>
+        <w:t>=</w:t>
+      </w:r>
+      <w:r>
+        <w:rPr>
+          <w:rFonts w:cs="Arial"/>
+        </w:rPr>
+        <w:t>16,38</w:t>
+      </w:r>
+      <w:r>
+        <w:rPr>
+          <w:rFonts w:eastAsia="宋体" w:cs="Arial" w:hint="eastAsia"/>
+          <w:lang w:eastAsia="zh-CN"/>
+        </w:rPr>
+        <w:t>2</w:t>
+      </w:r>
+      <w:r>
+        <w:rPr>
+          <w:rFonts w:cs="Arial"/>
+        </w:rPr>
+        <w:t xml:space="preserve"> </w:t>
+      </w:r>
+      <w:r>
+        <w:rPr>
+          <w:rFonts w:cs="Arial"/>
+        </w:rPr>
+        <w:t>u</w:t>
+      </w:r>
+      <w:r>
+        <w:rPr>
+          <w:rFonts w:cs="Arial"/>
+        </w:rPr>
+        <w:t>sable host addresses</w:t>
+      </w:r>
+      <w:r>
+        <w:rPr>
+          <w:rFonts w:cs="Arial"/>
+        </w:rPr>
+        <w:t xml:space="preserve">. </w:t>
+      </w:r>
+      <w:r>
+        <w:rPr>
+          <w:rFonts w:cs="Arial" w:hint="eastAsia"/>
+        </w:rPr>
+        <w:t xml:space="preserve">First address </w:t>
+      </w:r>
+      <w:r>
+        <w:rPr>
+          <w:rFonts w:cs="Arial"/>
+        </w:rPr>
+        <w:t xml:space="preserve">is the </w:t>
+      </w:r>
+      <w:r>
+        <w:rPr>
+          <w:rFonts w:cs="Arial" w:hint="eastAsia"/>
+        </w:rPr>
+        <w:t>network address (203.0.64.0)</w:t>
+      </w:r>
+      <w:r>
+        <w:rPr>
+          <w:rFonts w:cs="Arial"/>
+        </w:rPr>
+        <w:t>; l</w:t>
+      </w:r>
+      <w:r>
+        <w:rPr>
+          <w:rFonts w:cs="Arial" w:hint="eastAsia"/>
+        </w:rPr>
+        <w:t xml:space="preserve">ast address </w:t>
+      </w:r>
+      <w:r>
+        <w:rPr>
+          <w:rFonts w:cs="Arial"/>
+        </w:rPr>
+        <w:t>is the</w:t>
+      </w:r>
+      <w:r>
+        <w:rPr>
+          <w:rFonts w:cs="Arial" w:hint="eastAsia"/>
+        </w:rPr>
+        <w:t xml:space="preserve"> broadcast address (203.0.127.255)</w:t>
+      </w:r>
+      <w:r>
+        <w:rPr>
+          <w:rFonts w:cs="Arial"/>
+        </w:rPr>
+        <w:t>.</w:t>
+      </w:r>
+      <w:r>
+        <w:rPr>
+          <w:rFonts w:eastAsia="宋体" w:cs="Arial" w:hint="eastAsia"/>
+          <w:lang w:eastAsia="zh-CN"/>
+        </w:rPr>
+        <w:t xml:space="preserve"> </w:t>
+      </w:r>
+      <w:r>
+        <w:rPr>
+          <w:rFonts w:eastAsia="宋体" w:cs="Arial"/>
+          <w:lang w:eastAsia="zh-CN"/>
+        </w:rPr>
+        <w:t>(If you wr</w:t>
+      </w:r>
+      <w:r>
+        <w:rPr>
+          <w:rFonts w:eastAsia="宋体" w:cs="Arial"/>
+          <w:lang w:eastAsia="zh-CN"/>
+        </w:rPr>
+        <w:t>i</w:t>
+      </w:r>
+      <w:r>
+        <w:rPr>
+          <w:rFonts w:eastAsia="宋体" w:cs="Arial"/>
+          <w:lang w:eastAsia="zh-CN"/>
+        </w:rPr>
+        <w:t xml:space="preserve">te </w:t>
+      </w:r>
+      <w:r>
+        <w:rPr>
+          <w:rFonts w:eastAsia="宋体" w:cs="Arial" w:hint="eastAsia"/>
+          <w:lang w:eastAsia="zh-CN"/>
+        </w:rPr>
+        <w:t>2^14</w:t>
+      </w:r>
+      <w:r>
+        <w:rPr>
+          <w:rFonts w:eastAsia="宋体" w:cs="Arial"/>
+          <w:lang w:eastAsia="zh-CN"/>
+        </w:rPr>
+        <w:t xml:space="preserve"> </w:t>
+      </w:r>
+      <w:r>
+        <w:rPr>
+          <w:rFonts w:eastAsia="宋体" w:cs="Arial" w:hint="eastAsia"/>
+          <w:lang w:eastAsia="zh-CN"/>
+        </w:rPr>
+        <w:t>=</w:t>
+      </w:r>
+      <w:r>
+        <w:rPr>
+          <w:rFonts w:eastAsia="宋体" w:cs="Arial"/>
+          <w:lang w:eastAsia="zh-CN"/>
+        </w:rPr>
+        <w:t xml:space="preserve"> </w:t>
+      </w:r>
+      <w:r>
+        <w:rPr>
+          <w:rFonts w:cs="Arial"/>
+        </w:rPr>
+        <w:t>16,38</w:t>
+      </w:r>
+      <w:r>
+        <w:rPr>
+          <w:rFonts w:eastAsia="宋体" w:cs="Arial"/>
+          <w:lang w:eastAsia="zh-CN"/>
+        </w:rPr>
+        <w:t>4</w:t>
+      </w:r>
+      <w:r>
+        <w:rPr>
+          <w:rFonts w:cs="Arial"/>
+        </w:rPr>
+        <w:t xml:space="preserve"> total addresses</w:t>
+      </w:r>
+      <w:r>
+        <w:rPr>
+          <w:rFonts w:cs="Arial"/>
+        </w:rPr>
+        <w:t>, it is also given full grade.</w:t>
+      </w:r>
+      <w:r>
+        <w:rPr>
+          <w:rFonts w:eastAsia="宋体" w:cs="Arial"/>
+          <w:lang w:eastAsia="zh-CN"/>
+        </w:rPr>
+        <w:t>)</w:t>
+      </w:r>
     </w:p>
     <w:p>
       <w:pPr>
-        <w:rPr>
-          <w:rFonts w:cs="Arial"/>
-        </w:rPr>
-      </w:pPr>
-      <w:r>
-        <w:rPr>
-          <w:rFonts w:cs="Arial"/>
-          <w:b/>
-        </w:rPr>
-        <w:t>ANS:</w:t>
-      </w:r>
-    </w:p>
-    <w:p>
-      <w:pPr>
-        <w:rPr>
-          <w:rFonts w:eastAsia="宋体" w:cs="Arial"/>
-          <w:lang w:eastAsia="zh-CN"/>
-        </w:rPr>
-      </w:pPr>
-      <w:r>
-        <w:rPr>
-          <w:rFonts w:cs="Arial"/>
-        </w:rPr>
-        <w:t xml:space="preserve">a) Chemistry’s prefix 203.0.64.0/18 covers 203.0.64.0 through 203.0.127.255, and </w:t>
-      </w:r>
-      <w:r>
-        <w:rPr>
-          <w:rFonts w:eastAsia="宋体" w:cs="Arial" w:hint="eastAsia"/>
-          <w:lang w:eastAsia="zh-CN"/>
-        </w:rPr>
-        <w:t>network prefix of</w:t>
-      </w:r>
-      <w:r>
-        <w:rPr>
-          <w:rFonts w:cs="Arial"/>
-        </w:rPr>
-        <w:t xml:space="preserve"> /18 </w:t>
-      </w:r>
-      <w:r>
-        <w:rPr>
-          <w:rFonts w:cs="Arial"/>
-        </w:rPr>
-        <w:t>provides</w:t>
-      </w:r>
-      <w:r>
-        <w:rPr>
-          <w:rFonts w:cs="Arial"/>
-        </w:rPr>
-        <w:t xml:space="preserve"> </w:t>
-      </w:r>
-      <w:r>
-        <w:rPr>
-          <w:rFonts w:eastAsia="宋体" w:cs="Arial" w:hint="eastAsia"/>
-          <w:lang w:eastAsia="zh-CN"/>
-        </w:rPr>
-        <w:t>2^14</w:t>
-      </w:r>
-      <w:r>
-        <w:rPr>
-          <w:rFonts w:eastAsia="宋体" w:cs="Arial" w:hint="eastAsia"/>
-          <w:lang w:eastAsia="zh-CN"/>
-        </w:rPr>
-        <w:t xml:space="preserve"> - 2</w:t>
-      </w:r>
-      <w:r>
-        <w:rPr>
-          <w:rFonts w:eastAsia="宋体" w:cs="Arial" w:hint="eastAsia"/>
-          <w:lang w:eastAsia="zh-CN"/>
-        </w:rPr>
-        <w:t>=</w:t>
-      </w:r>
-      <w:r>
-        <w:rPr>
-          <w:rFonts w:cs="Arial"/>
-        </w:rPr>
-        <w:t>16,38</w:t>
-      </w:r>
-      <w:r>
-        <w:rPr>
-          <w:rFonts w:eastAsia="宋体" w:cs="Arial" w:hint="eastAsia"/>
-          <w:lang w:eastAsia="zh-CN"/>
-        </w:rPr>
-        <w:t>2</w:t>
-      </w:r>
-      <w:r>
-        <w:rPr>
-          <w:rFonts w:cs="Arial"/>
-        </w:rPr>
-        <w:t xml:space="preserve"> </w:t>
-      </w:r>
-      <w:r>
-        <w:rPr>
-          <w:rFonts w:cs="Arial"/>
-        </w:rPr>
-        <w:t>u</w:t>
-      </w:r>
-      <w:r>
-        <w:rPr>
-          <w:rFonts w:cs="Arial"/>
-        </w:rPr>
-        <w:t>sable host addresses</w:t>
-      </w:r>
-      <w:r>
-        <w:rPr>
-          <w:rFonts w:cs="Arial"/>
-        </w:rPr>
-        <w:t xml:space="preserve">. </w:t>
-      </w:r>
-      <w:r>
-        <w:rPr>
-          <w:rFonts w:cs="Arial" w:hint="eastAsia"/>
-        </w:rPr>
-        <w:t xml:space="preserve">First address </w:t>
-      </w:r>
-      <w:r>
-        <w:rPr>
-          <w:rFonts w:cs="Arial"/>
-        </w:rPr>
-        <w:t xml:space="preserve">is the </w:t>
-      </w:r>
-      <w:r>
-        <w:rPr>
-          <w:rFonts w:cs="Arial" w:hint="eastAsia"/>
-        </w:rPr>
-        <w:t>network address (203.0.64.0)</w:t>
-      </w:r>
-      <w:r>
-        <w:rPr>
-          <w:rFonts w:cs="Arial"/>
-        </w:rPr>
-        <w:t>; l</w:t>
-      </w:r>
-      <w:r>
-        <w:rPr>
-          <w:rFonts w:cs="Arial" w:hint="eastAsia"/>
-        </w:rPr>
-        <w:t xml:space="preserve">ast address </w:t>
-      </w:r>
-      <w:r>
-        <w:rPr>
-          <w:rFonts w:cs="Arial"/>
-        </w:rPr>
-        <w:t>is the</w:t>
-      </w:r>
-      <w:r>
-        <w:rPr>
-          <w:rFonts w:cs="Arial" w:hint="eastAsia"/>
-        </w:rPr>
-        <w:t xml:space="preserve"> broadcast address (203.0.127.255)</w:t>
-      </w:r>
-      <w:r>
-        <w:rPr>
-          <w:rFonts w:cs="Arial"/>
-        </w:rPr>
-        <w:t>.</w:t>
-      </w:r>
-      <w:r>
-        <w:rPr>
-          <w:rFonts w:eastAsia="宋体" w:cs="Arial" w:hint="eastAsia"/>
-          <w:lang w:eastAsia="zh-CN"/>
-        </w:rPr>
-        <w:t xml:space="preserve"> </w:t>
-      </w:r>
-      <w:r>
-        <w:rPr>
-          <w:rFonts w:eastAsia="宋体" w:cs="Arial"/>
-          <w:lang w:eastAsia="zh-CN"/>
-        </w:rPr>
-        <w:t xml:space="preserve">(If you wrote </w:t>
-      </w:r>
-      <w:r>
-        <w:rPr>
-          <w:rFonts w:eastAsia="宋体" w:cs="Arial" w:hint="eastAsia"/>
-          <w:lang w:eastAsia="zh-CN"/>
-        </w:rPr>
-        <w:t>2^14</w:t>
-      </w:r>
-      <w:r>
-        <w:rPr>
-          <w:rFonts w:eastAsia="宋体" w:cs="Arial"/>
-          <w:lang w:eastAsia="zh-CN"/>
-        </w:rPr>
-        <w:t xml:space="preserve"> </w:t>
-      </w:r>
-      <w:r>
-        <w:rPr>
-          <w:rFonts w:eastAsia="宋体" w:cs="Arial" w:hint="eastAsia"/>
-          <w:lang w:eastAsia="zh-CN"/>
-        </w:rPr>
-        <w:t>=</w:t>
-      </w:r>
-      <w:r>
-        <w:rPr>
-          <w:rFonts w:eastAsia="宋体" w:cs="Arial"/>
-          <w:lang w:eastAsia="zh-CN"/>
-        </w:rPr>
-        <w:t xml:space="preserve"> </w:t>
-      </w:r>
-      <w:r>
-        <w:rPr>
-          <w:rFonts w:cs="Arial"/>
-        </w:rPr>
-        <w:t>16,38</w:t>
-      </w:r>
-      <w:r>
-        <w:rPr>
-          <w:rFonts w:eastAsia="宋体" w:cs="Arial"/>
-          <w:lang w:eastAsia="zh-CN"/>
-        </w:rPr>
-        <w:t>4</w:t>
-      </w:r>
-      <w:r>
-        <w:rPr>
-          <w:rFonts w:cs="Arial"/>
-        </w:rPr>
-        <w:t xml:space="preserve"> total addresses</w:t>
-      </w:r>
-      <w:r>
-        <w:rPr>
-          <w:rFonts w:cs="Arial"/>
-        </w:rPr>
-        <w:t>, it is also given full grade.</w:t>
-      </w:r>
-      <w:r>
-        <w:rPr>
-          <w:rFonts w:eastAsia="宋体" w:cs="Arial"/>
-          <w:lang w:eastAsia="zh-CN"/>
-        </w:rPr>
-        <w:t>)</w:t>
-      </w:r>
-    </w:p>
-    <w:p>
-      <w:pPr>
         <w:spacing w:after="0"/>
         <w:rPr>
           <w:rFonts w:cs="Arial"/>
@@ -9946,21 +10022,7 @@
           <w:rFonts w:cs="Arial"/>
         </w:rPr>
         <w:lastRenderedPageBreak/>
-        <w:t xml:space="preserve">b) The block 203.0.128.0/18 also has 16,384 total addresses, so CS should get 12,288 addresses and Math should get 4,096 addresses. A clean assignment </w:t>
-      </w:r>
-      <w:proofErr w:type="gramStart"/>
-      <w:r>
-        <w:rPr>
-          <w:rFonts w:cs="Arial"/>
-        </w:rPr>
-        <w:t>is:</w:t>
-      </w:r>
-      <w:proofErr w:type="gramEnd"/>
-      <w:r>
-        <w:rPr>
-          <w:rFonts w:cs="Arial"/>
-        </w:rPr>
-        <w:t xml:space="preserve"> CS = 203.0.128.0/19 and 203.0.160.0/20, Math = 203.0.176.0/20.</w:t>
+        <w:t>b) The block 203.0.128.0/18 also has 16,384 total addresses, so CS should get 12,288 addresses and Math should get 4,096 addresses. A clean assignment is: CS = 203.0.128.0/19 and 203.0.160.0/20, Math = 203.0.176.0/20.</w:t>
       </w:r>
     </w:p>
     <w:p>
@@ -11678,15 +11740,46 @@
     </w:p>
     <w:p>
       <w:pPr>
-        <w:pStyle w:val="ListParagraph"/>
-        <w:numPr>
-          <w:ilvl w:val="0"/>
-          <w:numId w:val="28"/>
-        </w:numPr>
-        <w:rPr>
-          <w:rFonts w:cs="Arial"/>
-        </w:rPr>
-      </w:pPr>
+        <w:rPr>
+          <w:rFonts w:cs="Arial"/>
+        </w:rPr>
+      </w:pPr>
+      <w:r>
+        <w:rPr>
+          <w:rFonts w:cs="Arial"/>
+        </w:rPr>
+        <w:t xml:space="preserve">a) </w:t>
+      </w:r>
+      <w:r>
+        <w:rPr>
+          <w:rFonts w:cs="Arial"/>
+          <w:b/>
+          <w:bCs/>
+        </w:rPr>
+        <w:t>P</w:t>
+      </w:r>
+      <w:r>
+        <w:rPr>
+          <w:rFonts w:cs="Arial"/>
+          <w:b/>
+          <w:bCs/>
+        </w:rPr>
+        <w:t>ort 4</w:t>
+      </w:r>
+      <w:r>
+        <w:rPr>
+          <w:rFonts w:cs="Arial"/>
+          <w:b/>
+          <w:bCs/>
+        </w:rPr>
+        <w:t>.</w:t>
+      </w:r>
+      <w:r>
+        <w:rPr>
+          <w:rFonts w:cs="Arial"/>
+        </w:rPr>
+        <w:t xml:space="preserve"> </w:t>
+      </w:r>
       <w:r>
         <w:rPr>
           <w:rFonts w:cs="Arial"/>
@@ -11697,13 +11790,7 @@
         <w:rPr>
           <w:rFonts w:cs="Arial"/>
         </w:rPr>
-        <w:t>10.0.0.0/8, 10.1.0.0/16, 10.1.2.0/24</w:t>
-      </w:r>
-      <w:r>
-        <w:rPr>
-          <w:rFonts w:cs="Arial"/>
-        </w:rPr>
-        <w:t>.</w:t>
+        <w:t>10.0.0.0/8, 10.1.0.0/16, 10.1.2.0/24.</w:t>
       </w:r>
       <w:r>
         <w:rPr>
@@ -11722,7 +11809,43 @@
         <w:rPr>
           <w:rFonts w:cs="Arial"/>
         </w:rPr>
-        <w:t>b) 10.2.1.1 matches only 10.0.0.0/8, so choose port 1.</w:t>
+        <w:t xml:space="preserve">b) </w:t>
+      </w:r>
+      <w:r>
+        <w:rPr>
+          <w:rFonts w:cs="Arial"/>
+          <w:b/>
+          <w:bCs/>
+        </w:rPr>
+        <w:t xml:space="preserve">Port </w:t>
+      </w:r>
+      <w:r>
+        <w:rPr>
+          <w:rFonts w:cs="Arial"/>
+          <w:b/>
+          <w:bCs/>
+        </w:rPr>
+        <w:t>1</w:t>
+      </w:r>
+      <w:r>
+        <w:rPr>
+          <w:rFonts w:cs="Arial"/>
+          <w:b/>
+          <w:bCs/>
+        </w:rPr>
+        <w:t>.</w:t>
+      </w:r>
+      <w:r>
+        <w:rPr>
+          <w:rFonts w:cs="Arial"/>
+        </w:rPr>
+        <w:t xml:space="preserve"> </w:t>
+      </w:r>
+      <w:r>
+        <w:rPr>
+          <w:rFonts w:cs="Arial"/>
+        </w:rPr>
+        <w:t>10.2.1.1 matches only 10.0.0.0/8, so choose port 1.</w:t>
       </w:r>
     </w:p>
     <w:p>
@@ -11736,7 +11859,43 @@
         <w:rPr>
           <w:rFonts w:cs="Arial"/>
         </w:rPr>
-        <w:t>c) 172.16.40.10 matches both 172.16.0.0/12 and 172.16.32.0/19. The /19 is more specific, so choose port 3.</w:t>
+        <w:t xml:space="preserve">c) </w:t>
+      </w:r>
+      <w:r>
+        <w:rPr>
+          <w:rFonts w:cs="Arial"/>
+          <w:b/>
+          <w:bCs/>
+        </w:rPr>
+        <w:t xml:space="preserve">Port </w:t>
+      </w:r>
+      <w:r>
+        <w:rPr>
+          <w:rFonts w:cs="Arial"/>
+          <w:b/>
+          <w:bCs/>
+        </w:rPr>
+        <w:t>3</w:t>
+      </w:r>
+      <w:r>
+        <w:rPr>
+          <w:rFonts w:cs="Arial"/>
+          <w:b/>
+          <w:bCs/>
+        </w:rPr>
+        <w:t>.</w:t>
+      </w:r>
+      <w:r>
+        <w:rPr>
+          <w:rFonts w:cs="Arial"/>
+        </w:rPr>
+        <w:t xml:space="preserve"> </w:t>
+      </w:r>
+      <w:r>
+        <w:rPr>
+          <w:rFonts w:cs="Arial"/>
+        </w:rPr>
+        <w:t>172.16.40.10 matches both 172.16.0.0/12 and 172.16.32.0/19. The /19 is more specific, so choose port 3.</w:t>
       </w:r>
     </w:p>
     <w:p>
@@ -11864,7 +12023,43 @@
         <w:rPr>
           <w:rFonts w:cs="Arial"/>
         </w:rPr>
-        <w:t>d) 172.20.1.1 matches only 172.16.0.0/12, so choose port 1.</w:t>
+        <w:t xml:space="preserve">d) </w:t>
+      </w:r>
+      <w:r>
+        <w:rPr>
+          <w:rFonts w:cs="Arial"/>
+          <w:b/>
+          <w:bCs/>
+        </w:rPr>
+        <w:t xml:space="preserve">Port </w:t>
+      </w:r>
+      <w:r>
+        <w:rPr>
+          <w:rFonts w:cs="Arial"/>
+          <w:b/>
+          <w:bCs/>
+        </w:rPr>
+        <w:t>1</w:t>
+      </w:r>
+      <w:r>
+        <w:rPr>
+          <w:rFonts w:cs="Arial"/>
+          <w:b/>
+          <w:bCs/>
+        </w:rPr>
+        <w:t>.</w:t>
+      </w:r>
+      <w:r>
+        <w:rPr>
+          <w:rFonts w:cs="Arial"/>
+        </w:rPr>
+        <w:t xml:space="preserve"> </w:t>
+      </w:r>
+      <w:r>
+        <w:rPr>
+          <w:rFonts w:cs="Arial"/>
+        </w:rPr>
+        <w:t>172.20.1.1 matches only 172.16.0.0/12, so choose port 1.</w:t>
       </w:r>
       <w:r>
         <w:rPr>
@@ -11995,7 +12190,35 @@
         <w:rPr>
           <w:rFonts w:cs="Arial"/>
         </w:rPr>
-        <w:t xml:space="preserve">e) 192.168.200.1 matches </w:t>
+        <w:t xml:space="preserve">e) </w:t>
+      </w:r>
+      <w:r>
+        <w:rPr>
+          <w:rFonts w:cs="Arial"/>
+          <w:b/>
+          <w:bCs/>
+        </w:rPr>
+        <w:t xml:space="preserve">Port </w:t>
+      </w:r>
+      <w:r>
+        <w:rPr>
+          <w:rFonts w:cs="Arial"/>
+          <w:b/>
+          <w:bCs/>
+        </w:rPr>
+        <w:t>3.</w:t>
+      </w:r>
+      <w:r>
+        <w:rPr>
+          <w:rFonts w:cs="Arial"/>
+        </w:rPr>
+        <w:t xml:space="preserve"> </w:t>
+      </w:r>
+      <w:r>
+        <w:rPr>
+          <w:rFonts w:cs="Arial"/>
+        </w:rPr>
+        <w:t xml:space="preserve">192.168.200.1 matches </w:t>
       </w:r>
       <w:r>
         <w:rPr>
@@ -12795,23 +13018,7 @@
           <w:rFonts w:eastAsia="宋体" w:cs="Arial"/>
           <w:lang w:eastAsia="zh-CN"/>
         </w:rPr>
-        <w:t xml:space="preserve">Merged </w:t>
-      </w:r>
-      <w:proofErr w:type="gramStart"/>
-      <w:r>
-        <w:rPr>
-          <w:rFonts w:eastAsia="宋体" w:cs="Arial"/>
-          <w:lang w:eastAsia="zh-CN"/>
-        </w:rPr>
-        <w:t>routing</w:t>
-      </w:r>
-      <w:proofErr w:type="gramEnd"/>
-      <w:r>
-        <w:rPr>
-          <w:rFonts w:eastAsia="宋体" w:cs="Arial"/>
-          <w:lang w:eastAsia="zh-CN"/>
-        </w:rPr>
-        <w:t xml:space="preserve"> table:</w:t>
+        <w:t>Merged routing table:</w:t>
       </w:r>
     </w:p>
     <w:tbl>
@@ -12993,6 +13200,71 @@
         </w:rPr>
         <w:t>Explanation: All six /24 routes map to the same port, so they can be summarized by a single prefix. The third octet values 0, 1, 2, 3, 4, 5 all begin with the same first 5 bits (00000), so they fit within 150.10.0.0/21 → 1. Since there are no conflicting routes with different ports, this one prefix preserves the forwarding behavior under longest prefix matching.</w:t>
       </w:r>
+      <w:r>
+        <w:rPr>
+          <w:rFonts w:eastAsia="宋体" w:cs="Arial"/>
+          <w:lang w:eastAsia="zh-CN"/>
+        </w:rPr>
+        <w:t xml:space="preserve"> (If you write </w:t>
+      </w:r>
+      <w:r>
+        <w:rPr>
+          <w:rFonts w:eastAsia="宋体" w:cs="Arial"/>
+          <w:lang w:eastAsia="zh-CN"/>
+        </w:rPr>
+        <w:t>150.10.0.0/2</w:t>
+      </w:r>
+      <w:r>
+        <w:rPr>
+          <w:rFonts w:eastAsia="宋体" w:cs="Arial"/>
+          <w:lang w:eastAsia="zh-CN"/>
+        </w:rPr>
+        <w:t>0 or /19 or /18…you get partial credit, since y</w:t>
+      </w:r>
+      <w:r>
+        <w:rPr>
+          <w:rFonts w:eastAsia="宋体" w:cs="Arial"/>
+          <w:lang w:eastAsia="zh-CN"/>
+        </w:rPr>
+        <w:t>ou must choose</w:t>
+      </w:r>
+      <w:r>
+        <w:rPr>
+          <w:rFonts w:eastAsia="宋体" w:cs="Arial"/>
+          <w:b/>
+          <w:bCs/>
+          <w:lang w:eastAsia="zh-CN"/>
+        </w:rPr>
+        <w:t xml:space="preserve"> the largest aligned block</w:t>
+      </w:r>
+      <w:r>
+        <w:rPr>
+          <w:rFonts w:eastAsia="宋体" w:cs="Arial"/>
+          <w:lang w:eastAsia="zh-CN"/>
+        </w:rPr>
+        <w:t xml:space="preserve"> </w:t>
+      </w:r>
+      <w:r>
+        <w:rPr>
+          <w:rFonts w:eastAsia="宋体" w:cs="Arial"/>
+          <w:lang w:eastAsia="zh-CN"/>
+        </w:rPr>
+        <w:t xml:space="preserve">(/21) </w:t>
+      </w:r>
+      <w:r>
+        <w:rPr>
+          <w:rFonts w:eastAsia="宋体" w:cs="Arial"/>
+          <w:lang w:eastAsia="zh-CN"/>
+        </w:rPr>
+        <w:t>that covers all subnets.</w:t>
+      </w:r>
+      <w:r>
+        <w:rPr>
+          <w:rFonts w:eastAsia="宋体" w:cs="Arial"/>
+          <w:lang w:eastAsia="zh-CN"/>
+        </w:rPr>
+        <w:t>)</w:t>
+      </w:r>
     </w:p>
     <w:p>
       <w:pPr>
@@ -13562,23 +13834,7 @@
           <w:rFonts w:eastAsia="宋体" w:cs="Arial"/>
           <w:lang w:eastAsia="zh-CN"/>
         </w:rPr>
-        <w:t xml:space="preserve">Merged </w:t>
-      </w:r>
-      <w:proofErr w:type="gramStart"/>
-      <w:r>
-        <w:rPr>
-          <w:rFonts w:eastAsia="宋体" w:cs="Arial"/>
-          <w:lang w:eastAsia="zh-CN"/>
-        </w:rPr>
-        <w:t>routing</w:t>
-      </w:r>
-      <w:proofErr w:type="gramEnd"/>
-      <w:r>
-        <w:rPr>
-          <w:rFonts w:eastAsia="宋体" w:cs="Arial"/>
-          <w:lang w:eastAsia="zh-CN"/>
-        </w:rPr>
-        <w:t xml:space="preserve"> table:</w:t>
+        <w:t>Merged routing table:</w:t>
       </w:r>
     </w:p>
     <w:tbl>
@@ -13935,67 +14191,35 @@
           <w:rFonts w:eastAsia="宋体" w:cs="Arial"/>
           <w:lang w:eastAsia="zh-CN"/>
         </w:rPr>
-        <w:t>are aggregated into 150.10.</w:t>
-      </w:r>
-      <w:proofErr w:type="gramStart"/>
+        <w:t xml:space="preserve">are aggregated into 150.10.0.0/23 → 1, while 150.10.3.0/24, 150.10.4.0/24, and 150.10.5.0/24 </w:t>
+      </w:r>
       <w:r>
         <w:rPr>
           <w:rFonts w:eastAsia="宋体" w:cs="Arial"/>
           <w:lang w:eastAsia="zh-CN"/>
         </w:rPr>
-        <w:t>0.0</w:t>
-      </w:r>
-      <w:proofErr w:type="gramEnd"/>
+        <w:t xml:space="preserve">share the first </w:t>
+      </w:r>
       <w:r>
         <w:rPr>
           <w:rFonts w:eastAsia="宋体" w:cs="Arial"/>
           <w:lang w:eastAsia="zh-CN"/>
         </w:rPr>
-        <w:t xml:space="preserve">/23 → 1, while 150.10.3.0/24, 150.10.4.0/24, and 150.10.5.0/24 </w:t>
+        <w:t>5</w:t>
       </w:r>
       <w:r>
         <w:rPr>
           <w:rFonts w:eastAsia="宋体" w:cs="Arial"/>
           <w:lang w:eastAsia="zh-CN"/>
         </w:rPr>
-        <w:t xml:space="preserve">share the first </w:t>
+        <w:t xml:space="preserve"> bits in the third octet</w:t>
       </w:r>
       <w:r>
         <w:rPr>
           <w:rFonts w:eastAsia="宋体" w:cs="Arial"/>
           <w:lang w:eastAsia="zh-CN"/>
         </w:rPr>
-        <w:t>5</w:t>
-      </w:r>
-      <w:r>
-        <w:rPr>
-          <w:rFonts w:eastAsia="宋体" w:cs="Arial"/>
-          <w:lang w:eastAsia="zh-CN"/>
-        </w:rPr>
-        <w:t xml:space="preserve"> bits in the third </w:t>
-      </w:r>
-      <w:proofErr w:type="gramStart"/>
-      <w:r>
-        <w:rPr>
-          <w:rFonts w:eastAsia="宋体" w:cs="Arial"/>
-          <w:lang w:eastAsia="zh-CN"/>
-        </w:rPr>
-        <w:t>octet</w:t>
-      </w:r>
-      <w:r>
-        <w:rPr>
-          <w:rFonts w:eastAsia="宋体" w:cs="Arial"/>
-          <w:lang w:eastAsia="zh-CN"/>
-        </w:rPr>
-        <w:t>, and</w:t>
-      </w:r>
-      <w:proofErr w:type="gramEnd"/>
-      <w:r>
-        <w:rPr>
-          <w:rFonts w:eastAsia="宋体" w:cs="Arial"/>
-          <w:lang w:eastAsia="zh-CN"/>
-        </w:rPr>
-        <w:t xml:space="preserve"> </w:t>
+        <w:t xml:space="preserve">, and </w:t>
       </w:r>
       <w:r>
         <w:rPr>
@@ -15311,21 +15535,7 @@
         <w:rPr>
           <w:rFonts w:cs="Arial"/>
         </w:rPr>
-        <w:t xml:space="preserve"> for prefixes 40.0.</w:t>
-      </w:r>
-      <w:proofErr w:type="gramStart"/>
-      <w:r>
-        <w:rPr>
-          <w:rFonts w:cs="Arial"/>
-        </w:rPr>
-        <w:t>0.0</w:t>
-      </w:r>
-      <w:proofErr w:type="gramEnd"/>
-      <w:r>
-        <w:rPr>
-          <w:rFonts w:cs="Arial"/>
-        </w:rPr>
-        <w:t>/8 and 4</w:t>
+        <w:t xml:space="preserve"> for prefixes 40.0.0.0/8 and 4</w:t>
       </w:r>
       <w:r>
         <w:rPr>
@@ -15697,7 +15907,7 @@
                     </pic:cNvPicPr>
                   </pic:nvPicPr>
                   <pic:blipFill>
-                    <a:blip r:embed="rId11">
+                    <a:blip r:embed="rId13">
                       <a:extLst>
                         <a:ext uri="{28A0092B-C50C-407E-A947-70E740481C1C}">
                           <a14:useLocalDpi xmlns:a14="http://schemas.microsoft.com/office/drawing/2010/main" val="0"/>
@@ -19505,6 +19715,7 @@
       </w:pPr>
     </w:p>
     <w:sectPr>
+      <w:footerReference w:type="default" r:id="rId14"/>
       <w:pgSz w:w="12240" w:h="15840"/>
       <w:pgMar w:top="1440" w:right="1800" w:bottom="1440" w:left="1800" w:header="720" w:footer="720" w:gutter="0"/>
       <w:cols w:space="720"/>
@@ -19512,6 +19723,109 @@
     </w:sectPr>
   </w:body>
 </w:document>
+</file>
+
+<file path=word/endnotes.xml><?xml version="1.0" encoding="utf-8"?>
+<w:endnotes xmlns:wpc="http://schemas.microsoft.com/office/word/2010/wordprocessingCanvas" xmlns:cx="http://schemas.microsoft.com/office/drawing/2014/chartex" xmlns:cx1="http://schemas.microsoft.com/office/drawing/2015/9/8/chartex" xmlns:cx2="http://schemas.microsoft.com/office/drawing/2015/10/21/chartex" xmlns:cx3="http://schemas.microsoft.com/office/drawing/2016/5/9/chartex" xmlns:cx4="http://schemas.microsoft.com/office/drawing/2016/5/10/chartex" xmlns:cx5="http://schemas.microsoft.com/office/drawing/2016/5/11/chartex" xmlns:cx6="http://schemas.microsoft.com/office/drawing/2016/5/12/chartex" xmlns:cx7="http://schemas.microsoft.com/office/drawing/2016/5/13/chartex" xmlns:cx8="http://schemas.microsoft.com/office/drawing/2016/5/14/chartex" xmlns:mc="http://schemas.openxmlformats.org/markup-compatibility/2006" xmlns:aink="http://schemas.microsoft.com/office/drawing/2016/ink" xmlns:am3d="http://schemas.microsoft.com/office/drawing/2017/model3d" xmlns:o="urn:schemas-microsoft-com:office:office" xmlns:oel="http://schemas.microsoft.com/office/2019/extlst" xmlns:r="http://schemas.openxmlformats.org/officeDocument/2006/relationships" xmlns:m="http://schemas.openxmlformats.org/officeDocument/2006/math" xmlns:v="urn:schemas-microsoft-com:vml" xmlns:wp14="http://schemas.microsoft.com/office/word/2010/wordprocessingDrawing" xmlns:wp="http://schemas.openxmlformats.org/drawingml/2006/wordprocessingDrawing" xmlns:w10="urn:schemas-microsoft-com:office:word" xmlns:w="http://schemas.openxmlformats.org/wordprocessingml/2006/main" xmlns:w14="http://schemas.microsoft.com/office/word/2010/wordml" xmlns:w15="http://schemas.microsoft.com/office/word/2012/wordml" xmlns:w16cex="http://schemas.microsoft.com/office/word/2018/wordml/cex" xmlns:w16cid="http://schemas.microsoft.com/office/word/2016/wordml/cid" xmlns:w16="http://schemas.microsoft.com/office/word/2018/wordml" xmlns:w16du="http://schemas.microsoft.com/office/word/2023/wordml/word16du" xmlns:w16sdtdh="http://schemas.microsoft.com/office/word/2020/wordml/sdtdatahash" xmlns:w16sdtfl="http://schemas.microsoft.com/office/word/2024/wordml/sdtformatlock" xmlns:w16se="http://schemas.microsoft.com/office/word/2015/wordml/symex" xmlns:wpg="http://schemas.microsoft.com/office/word/2010/wordprocessingGroup" xmlns:wpi="http://schemas.microsoft.com/office/word/2010/wordprocessingInk" xmlns:wne="http://schemas.microsoft.com/office/word/2006/wordml" xmlns:wps="http://schemas.microsoft.com/office/word/2010/wordprocessingShape" mc:Ignorable="w14 w15 w16se w16cid w16 w16cex w16sdtdh w16sdtfl w16du wp14">
+  <w:endnote w:type="separator" w:id="-1">
+    <w:p>
+      <w:pPr>
+        <w:spacing w:after="0" w:line="240" w:lineRule="auto"/>
+      </w:pPr>
+      <w:r>
+        <w:separator/>
+      </w:r>
+    </w:p>
+  </w:endnote>
+  <w:endnote w:type="continuationSeparator" w:id="0">
+    <w:p>
+      <w:pPr>
+        <w:spacing w:after="0" w:line="240" w:lineRule="auto"/>
+      </w:pPr>
+      <w:r>
+        <w:continuationSeparator/>
+      </w:r>
+    </w:p>
+  </w:endnote>
+</w:endnotes>
+</file>
+
+<file path=word/footer1.xml><?xml version="1.0" encoding="utf-8"?>
+<w:ftr xmlns:wpc="http://schemas.microsoft.com/office/word/2010/wordprocessingCanvas" xmlns:cx="http://schemas.microsoft.com/office/drawing/2014/chartex" xmlns:cx1="http://schemas.microsoft.com/office/drawing/2015/9/8/chartex" xmlns:cx2="http://schemas.microsoft.com/office/drawing/2015/10/21/chartex" xmlns:cx3="http://schemas.microsoft.com/office/drawing/2016/5/9/chartex" xmlns:cx4="http://schemas.microsoft.com/office/drawing/2016/5/10/chartex" xmlns:cx5="http://schemas.microsoft.com/office/drawing/2016/5/11/chartex" xmlns:cx6="http://schemas.microsoft.com/office/drawing/2016/5/12/chartex" xmlns:cx7="http://schemas.microsoft.com/office/drawing/2016/5/13/chartex" xmlns:cx8="http://schemas.microsoft.com/office/drawing/2016/5/14/chartex" xmlns:mc="http://schemas.openxmlformats.org/markup-compatibility/2006" xmlns:aink="http://schemas.microsoft.com/office/drawing/2016/ink" xmlns:am3d="http://schemas.microsoft.com/office/drawing/2017/model3d" xmlns:o="urn:schemas-microsoft-com:office:office" xmlns:oel="http://schemas.microsoft.com/office/2019/extlst" xmlns:r="http://schemas.openxmlformats.org/officeDocument/2006/relationships" xmlns:m="http://schemas.openxmlformats.org/officeDocument/2006/math" xmlns:v="urn:schemas-microsoft-com:vml" xmlns:wp14="http://schemas.microsoft.com/office/word/2010/wordprocessingDrawing" xmlns:wp="http://schemas.openxmlformats.org/drawingml/2006/wordprocessingDrawing" xmlns:w10="urn:schemas-microsoft-com:office:word" xmlns:w="http://schemas.openxmlformats.org/wordprocessingml/2006/main" xmlns:w14="http://schemas.microsoft.com/office/word/2010/wordml" xmlns:w15="http://schemas.microsoft.com/office/word/2012/wordml" xmlns:w16cex="http://schemas.microsoft.com/office/word/2018/wordml/cex" xmlns:w16cid="http://schemas.microsoft.com/office/word/2016/wordml/cid" xmlns:w16="http://schemas.microsoft.com/office/word/2018/wordml" xmlns:w16du="http://schemas.microsoft.com/office/word/2023/wordml/word16du" xmlns:w16sdtdh="http://schemas.microsoft.com/office/word/2020/wordml/sdtdatahash" xmlns:w16sdtfl="http://schemas.microsoft.com/office/word/2024/wordml/sdtformatlock" xmlns:w16se="http://schemas.microsoft.com/office/word/2015/wordml/symex" xmlns:wpg="http://schemas.microsoft.com/office/word/2010/wordprocessingGroup" xmlns:wpi="http://schemas.microsoft.com/office/word/2010/wordprocessingInk" xmlns:wne="http://schemas.microsoft.com/office/word/2006/wordml" xmlns:wps="http://schemas.microsoft.com/office/word/2010/wordprocessingShape" mc:Ignorable="w14 w15 w16se w16cid w16 w16cex w16sdtdh w16sdtfl w16du wp14">
+  <w:sdt>
+    <w:sdtPr>
+      <w:id w:val="-574813500"/>
+      <w:docPartObj>
+        <w:docPartGallery w:val="Page Numbers (Bottom of Page)"/>
+        <w:docPartUnique/>
+      </w:docPartObj>
+    </w:sdtPr>
+    <w:sdtEndPr>
+      <w:rPr>
+        <w:noProof/>
+      </w:rPr>
+    </w:sdtEndPr>
+    <w:sdtContent>
+      <w:p>
+        <w:pPr>
+          <w:pStyle w:val="Footer"/>
+          <w:jc w:val="right"/>
+        </w:pPr>
+        <w:r>
+          <w:fldChar w:fldCharType="begin"/>
+        </w:r>
+        <w:r>
+          <w:instrText xml:space="preserve"> PAGE   \* MERGEFORMAT </w:instrText>
+        </w:r>
+        <w:r>
+          <w:fldChar w:fldCharType="separate"/>
+        </w:r>
+        <w:r>
+          <w:rPr>
+            <w:noProof/>
+          </w:rPr>
+          <w:t>2</w:t>
+        </w:r>
+        <w:r>
+          <w:rPr>
+            <w:noProof/>
+          </w:rPr>
+          <w:fldChar w:fldCharType="end"/>
+        </w:r>
+      </w:p>
+    </w:sdtContent>
+  </w:sdt>
+  <w:p>
+    <w:pPr>
+      <w:pStyle w:val="Footer"/>
+    </w:pPr>
+  </w:p>
+</w:ftr>
+</file>
+
+<file path=word/footnotes.xml><?xml version="1.0" encoding="utf-8"?>
+<w:footnotes xmlns:wpc="http://schemas.microsoft.com/office/word/2010/wordprocessingCanvas" xmlns:cx="http://schemas.microsoft.com/office/drawing/2014/chartex" xmlns:cx1="http://schemas.microsoft.com/office/drawing/2015/9/8/chartex" xmlns:cx2="http://schemas.microsoft.com/office/drawing/2015/10/21/chartex" xmlns:cx3="http://schemas.microsoft.com/office/drawing/2016/5/9/chartex" xmlns:cx4="http://schemas.microsoft.com/office/drawing/2016/5/10/chartex" xmlns:cx5="http://schemas.microsoft.com/office/drawing/2016/5/11/chartex" xmlns:cx6="http://schemas.microsoft.com/office/drawing/2016/5/12/chartex" xmlns:cx7="http://schemas.microsoft.com/office/drawing/2016/5/13/chartex" xmlns:cx8="http://schemas.microsoft.com/office/drawing/2016/5/14/chartex" xmlns:mc="http://schemas.openxmlformats.org/markup-compatibility/2006" xmlns:aink="http://schemas.microsoft.com/office/drawing/2016/ink" xmlns:am3d="http://schemas.microsoft.com/office/drawing/2017/model3d" xmlns:o="urn:schemas-microsoft-com:office:office" xmlns:oel="http://schemas.microsoft.com/office/2019/extlst" xmlns:r="http://schemas.openxmlformats.org/officeDocument/2006/relationships" xmlns:m="http://schemas.openxmlformats.org/officeDocument/2006/math" xmlns:v="urn:schemas-microsoft-com:vml" xmlns:wp14="http://schemas.microsoft.com/office/word/2010/wordprocessingDrawing" xmlns:wp="http://schemas.openxmlformats.org/drawingml/2006/wordprocessingDrawing" xmlns:w10="urn:schemas-microsoft-com:office:word" xmlns:w="http://schemas.openxmlformats.org/wordprocessingml/2006/main" xmlns:w14="http://schemas.microsoft.com/office/word/2010/wordml" xmlns:w15="http://schemas.microsoft.com/office/word/2012/wordml" xmlns:w16cex="http://schemas.microsoft.com/office/word/2018/wordml/cex" xmlns:w16cid="http://schemas.microsoft.com/office/word/2016/wordml/cid" xmlns:w16="http://schemas.microsoft.com/office/word/2018/wordml" xmlns:w16du="http://schemas.microsoft.com/office/word/2023/wordml/word16du" xmlns:w16sdtdh="http://schemas.microsoft.com/office/word/2020/wordml/sdtdatahash" xmlns:w16sdtfl="http://schemas.microsoft.com/office/word/2024/wordml/sdtformatlock" xmlns:w16se="http://schemas.microsoft.com/office/word/2015/wordml/symex" xmlns:wpg="http://schemas.microsoft.com/office/word/2010/wordprocessingGroup" xmlns:wpi="http://schemas.microsoft.com/office/word/2010/wordprocessingInk" xmlns:wne="http://schemas.microsoft.com/office/word/2006/wordml" xmlns:wps="http://schemas.microsoft.com/office/word/2010/wordprocessingShape" mc:Ignorable="w14 w15 w16se w16cid w16 w16cex w16sdtdh w16sdtfl w16du wp14">
+  <w:footnote w:type="separator" w:id="-1">
+    <w:p>
+      <w:pPr>
+        <w:spacing w:after="0" w:line="240" w:lineRule="auto"/>
+      </w:pPr>
+      <w:r>
+        <w:separator/>
+      </w:r>
+    </w:p>
+  </w:footnote>
+  <w:footnote w:type="continuationSeparator" w:id="0">
+    <w:p>
+      <w:pPr>
+        <w:spacing w:after="0" w:line="240" w:lineRule="auto"/>
+      </w:pPr>
+      <w:r>
+        <w:continuationSeparator/>
+      </w:r>
+    </w:p>
+  </w:footnote>
+</w:footnotes>
 </file>
 
 <file path=word/numbering.xml><?xml version="1.0" encoding="utf-8"?>

--- a/Exams/CSC175 Sp26 Midterm Exam ANS.docx
+++ b/Exams/CSC175 Sp26 Midterm Exam ANS.docx
@@ -1430,23 +1430,7 @@
           <w:rFonts w:cs="Arial"/>
           <w:b/>
         </w:rPr>
-        <w:t xml:space="preserve">5. For an 800-bit packet on a link with bandwidth = 1 Mbps and propagation delay = 1 </w:t>
-      </w:r>
-      <w:proofErr w:type="spellStart"/>
-      <w:r>
-        <w:rPr>
-          <w:rFonts w:cs="Arial"/>
-          <w:b/>
-        </w:rPr>
-        <w:t>ms</w:t>
-      </w:r>
-      <w:proofErr w:type="spellEnd"/>
-      <w:r>
-        <w:rPr>
-          <w:rFonts w:cs="Arial"/>
-          <w:b/>
-        </w:rPr>
-        <w:t>, what is the total packet delay?</w:t>
+        <w:t>5. For an 800-bit packet on a link with bandwidth = 1 Mbps and propagation delay = 1 ms, what is the total packet delay?</w:t>
       </w:r>
       <w:bookmarkEnd w:id="4"/>
     </w:p>
@@ -1461,61 +1445,29 @@
         <w:rPr>
           <w:rFonts w:cs="Arial"/>
         </w:rPr>
-        <w:t xml:space="preserve">A) 0.0008 </w:t>
-      </w:r>
-      <w:proofErr w:type="spellStart"/>
-      <w:r>
-        <w:rPr>
-          <w:rFonts w:cs="Arial"/>
-        </w:rPr>
-        <w:t>ms</w:t>
-      </w:r>
-      <w:proofErr w:type="spellEnd"/>
+        <w:t>A) 0.0008 ms</w:t>
+      </w:r>
       <w:r>
         <w:rPr>
           <w:rFonts w:cs="Arial"/>
         </w:rPr>
         <w:br/>
-        <w:t xml:space="preserve">B) 0.8 </w:t>
-      </w:r>
-      <w:proofErr w:type="spellStart"/>
-      <w:r>
-        <w:rPr>
-          <w:rFonts w:cs="Arial"/>
-        </w:rPr>
-        <w:t>ms</w:t>
-      </w:r>
-      <w:proofErr w:type="spellEnd"/>
+        <w:t>B) 0.8 ms</w:t>
+      </w:r>
       <w:r>
         <w:rPr>
           <w:rFonts w:cs="Arial"/>
         </w:rPr>
         <w:br/>
-        <w:t xml:space="preserve">C) 1.8 </w:t>
-      </w:r>
-      <w:proofErr w:type="spellStart"/>
-      <w:r>
-        <w:rPr>
-          <w:rFonts w:cs="Arial"/>
-        </w:rPr>
-        <w:t>ms</w:t>
-      </w:r>
-      <w:proofErr w:type="spellEnd"/>
+        <w:t>C) 1.8 ms</w:t>
+      </w:r>
       <w:r>
         <w:rPr>
           <w:rFonts w:cs="Arial"/>
         </w:rPr>
         <w:br/>
-        <w:t xml:space="preserve">D) 1.0008 </w:t>
-      </w:r>
-      <w:proofErr w:type="spellStart"/>
-      <w:r>
-        <w:rPr>
-          <w:rFonts w:cs="Arial"/>
-        </w:rPr>
-        <w:t>ms</w:t>
-      </w:r>
-      <w:proofErr w:type="spellEnd"/>
+        <w:t>D) 1.0008 ms</w:t>
+      </w:r>
     </w:p>
     <w:p>
       <w:pPr>
@@ -1543,44 +1495,8 @@
         <w:rPr>
           <w:rFonts w:cs="Arial"/>
         </w:rPr>
-        <w:t xml:space="preserve">Total packet delay = transmission delay + propagation delay. Transmission delay = 800 bits / 1,000,000 bps = 0.0008 seconds = 0.8 </w:t>
-      </w:r>
-      <w:proofErr w:type="spellStart"/>
-      <w:r>
-        <w:rPr>
-          <w:rFonts w:cs="Arial"/>
-        </w:rPr>
-        <w:t>ms.</w:t>
-      </w:r>
-      <w:proofErr w:type="spellEnd"/>
-      <w:r>
-        <w:rPr>
-          <w:rFonts w:cs="Arial"/>
-        </w:rPr>
-        <w:t xml:space="preserve"> Propagation delay = 1 </w:t>
-      </w:r>
-      <w:proofErr w:type="spellStart"/>
-      <w:r>
-        <w:rPr>
-          <w:rFonts w:cs="Arial"/>
-        </w:rPr>
-        <w:t>ms.</w:t>
-      </w:r>
-      <w:proofErr w:type="spellEnd"/>
-      <w:r>
-        <w:rPr>
-          <w:rFonts w:cs="Arial"/>
-        </w:rPr>
-        <w:t xml:space="preserve"> Total = 0.8 + 1.0 = 1.8 </w:t>
-      </w:r>
-      <w:proofErr w:type="spellStart"/>
-      <w:r>
-        <w:rPr>
-          <w:rFonts w:cs="Arial"/>
-        </w:rPr>
-        <w:t>ms.</w:t>
-      </w:r>
-      <w:proofErr w:type="spellEnd"/>
+        <w:t>Total packet delay = transmission delay + propagation delay. Transmission delay = 800 bits / 1,000,000 bps = 0.0008 seconds = 0.8 ms. Propagation delay = 1 ms. Total = 0.8 + 1.0 = 1.8 ms.</w:t>
+      </w:r>
     </w:p>
     <w:p>
       <w:pPr>
@@ -2512,23 +2428,7 @@
           <w:rFonts w:eastAsia="宋体" w:cs="Arial"/>
           <w:lang w:eastAsia="zh-CN"/>
         </w:rPr>
-        <w:t xml:space="preserve">1 </w:t>
-      </w:r>
-      <w:proofErr w:type="spellStart"/>
-      <w:r>
-        <w:rPr>
-          <w:rFonts w:eastAsia="宋体" w:cs="Arial"/>
-          <w:lang w:eastAsia="zh-CN"/>
-        </w:rPr>
-        <w:t>ms</w:t>
-      </w:r>
-      <w:proofErr w:type="spellEnd"/>
-      <w:r>
-        <w:rPr>
-          <w:rFonts w:eastAsia="宋体" w:cs="Arial"/>
-          <w:lang w:eastAsia="zh-CN"/>
-        </w:rPr>
-        <w:t xml:space="preserve"> </w:t>
+        <w:t xml:space="preserve">1 ms </w:t>
       </w:r>
     </w:p>
     <w:p>
@@ -2569,65 +2469,28 @@
           <w:rFonts w:eastAsia="宋体" w:cs="Arial"/>
           <w:lang w:eastAsia="zh-CN"/>
         </w:rPr>
-        <w:t>bits/s</w:t>
+        <w:t xml:space="preserve">bits/s </w:t>
       </w:r>
       <w:r>
         <w:rPr>
           <w:rFonts w:eastAsia="宋体" w:cs="Arial"/>
           <w:lang w:eastAsia="zh-CN"/>
         </w:rPr>
-        <w:t xml:space="preserve"> </w:t>
+        <w:t xml:space="preserve">= </w:t>
       </w:r>
       <w:r>
         <w:rPr>
           <w:rFonts w:eastAsia="宋体" w:cs="Arial"/>
           <w:lang w:eastAsia="zh-CN"/>
         </w:rPr>
-        <w:t xml:space="preserve">= </w:t>
+        <w:t xml:space="preserve">0.0005 s = </w:t>
       </w:r>
       <w:r>
         <w:rPr>
           <w:rFonts w:eastAsia="宋体" w:cs="Arial"/>
           <w:lang w:eastAsia="zh-CN"/>
         </w:rPr>
-        <w:t>0.0</w:t>
-      </w:r>
-      <w:r>
-        <w:rPr>
-          <w:rFonts w:eastAsia="宋体" w:cs="Arial"/>
-          <w:lang w:eastAsia="zh-CN"/>
-        </w:rPr>
-        <w:t>005</w:t>
-      </w:r>
-      <w:r>
-        <w:rPr>
-          <w:rFonts w:eastAsia="宋体" w:cs="Arial"/>
-          <w:lang w:eastAsia="zh-CN"/>
-        </w:rPr>
-        <w:t xml:space="preserve"> s = </w:t>
-      </w:r>
-      <w:r>
-        <w:rPr>
-          <w:rFonts w:eastAsia="宋体" w:cs="Arial"/>
-          <w:lang w:eastAsia="zh-CN"/>
-        </w:rPr>
-        <w:t xml:space="preserve">0.5 </w:t>
-      </w:r>
-      <w:proofErr w:type="spellStart"/>
-      <w:r>
-        <w:rPr>
-          <w:rFonts w:eastAsia="宋体" w:cs="Arial"/>
-          <w:lang w:eastAsia="zh-CN"/>
-        </w:rPr>
-        <w:t>ms</w:t>
-      </w:r>
-      <w:proofErr w:type="spellEnd"/>
-      <w:r>
-        <w:rPr>
-          <w:rFonts w:eastAsia="宋体" w:cs="Arial"/>
-          <w:lang w:eastAsia="zh-CN"/>
-        </w:rPr>
-        <w:t xml:space="preserve"> </w:t>
+        <w:t xml:space="preserve">0.5 ms </w:t>
       </w:r>
     </w:p>
     <w:p>
@@ -2720,23 +2583,7 @@
           <w:rFonts w:eastAsia="宋体" w:cs="Arial"/>
           <w:lang w:eastAsia="zh-CN"/>
         </w:rPr>
-        <w:t xml:space="preserve"> 5 </w:t>
-      </w:r>
-      <w:proofErr w:type="spellStart"/>
-      <w:r>
-        <w:rPr>
-          <w:rFonts w:eastAsia="宋体" w:cs="Arial"/>
-          <w:lang w:eastAsia="zh-CN"/>
-        </w:rPr>
-        <w:t>ms</w:t>
-      </w:r>
-      <w:proofErr w:type="spellEnd"/>
-      <w:r>
-        <w:rPr>
-          <w:rFonts w:eastAsia="宋体" w:cs="Arial"/>
-          <w:lang w:eastAsia="zh-CN"/>
-        </w:rPr>
-        <w:t xml:space="preserve"> </w:t>
+        <w:t xml:space="preserve"> 5 ms </w:t>
       </w:r>
     </w:p>
     <w:p>
@@ -2792,51 +2639,14 @@
           <w:rFonts w:eastAsia="宋体" w:cs="Arial"/>
           <w:lang w:eastAsia="zh-CN"/>
         </w:rPr>
-        <w:t>= 0.0</w:t>
+        <w:t xml:space="preserve">= 0.010 s = </w:t>
       </w:r>
       <w:r>
         <w:rPr>
           <w:rFonts w:eastAsia="宋体" w:cs="Arial"/>
           <w:lang w:eastAsia="zh-CN"/>
         </w:rPr>
-        <w:t>10</w:t>
-      </w:r>
-      <w:r>
-        <w:rPr>
-          <w:rFonts w:eastAsia="宋体" w:cs="Arial"/>
-          <w:lang w:eastAsia="zh-CN"/>
-        </w:rPr>
-        <w:t xml:space="preserve"> s =</w:t>
-      </w:r>
-      <w:r>
-        <w:rPr>
-          <w:rFonts w:eastAsia="宋体" w:cs="Arial"/>
-          <w:lang w:eastAsia="zh-CN"/>
-        </w:rPr>
-        <w:t xml:space="preserve"> </w:t>
-      </w:r>
-      <w:r>
-        <w:rPr>
-          <w:rFonts w:eastAsia="宋体" w:cs="Arial"/>
-          <w:lang w:eastAsia="zh-CN"/>
-        </w:rPr>
-        <w:t xml:space="preserve">10 </w:t>
-      </w:r>
-      <w:proofErr w:type="spellStart"/>
-      <w:r>
-        <w:rPr>
-          <w:rFonts w:eastAsia="宋体" w:cs="Arial"/>
-          <w:lang w:eastAsia="zh-CN"/>
-        </w:rPr>
-        <w:t>ms</w:t>
-      </w:r>
-      <w:proofErr w:type="spellEnd"/>
-      <w:r>
-        <w:rPr>
-          <w:rFonts w:eastAsia="宋体" w:cs="Arial"/>
-          <w:lang w:eastAsia="zh-CN"/>
-        </w:rPr>
-        <w:t xml:space="preserve"> </w:t>
+        <w:t xml:space="preserve">10 ms </w:t>
       </w:r>
     </w:p>
     <w:p>
@@ -2899,17 +2709,24 @@
           <w:rFonts w:eastAsia="宋体" w:cs="Arial"/>
           <w:lang w:eastAsia="zh-CN"/>
         </w:rPr>
-        <w:t xml:space="preserve"> 10 </w:t>
-      </w:r>
-      <w:proofErr w:type="spellStart"/>
-      <w:r>
+        <w:t xml:space="preserve"> 10 ms</w:t>
+      </w:r>
+    </w:p>
+    <w:p>
+      <w:pPr>
+        <w:spacing w:after="0"/>
         <w:rPr>
           <w:rFonts w:eastAsia="宋体" w:cs="Arial"/>
           <w:lang w:eastAsia="zh-CN"/>
         </w:rPr>
-        <w:t>ms</w:t>
-      </w:r>
-      <w:proofErr w:type="spellEnd"/>
+      </w:pPr>
+      <w:r>
+        <w:rPr>
+          <w:rFonts w:eastAsia="宋体" w:cs="Arial"/>
+          <w:lang w:eastAsia="zh-CN"/>
+        </w:rPr>
+        <w:t>Transmission 1 + 0.5 + 1 = 2.5 ms</w:t>
+      </w:r>
     </w:p>
     <w:p>
       <w:pPr>
@@ -2924,118 +2741,52 @@
           <w:rFonts w:eastAsia="宋体" w:cs="Arial"/>
           <w:lang w:eastAsia="zh-CN"/>
         </w:rPr>
-        <w:t xml:space="preserve">Transmission 1 + 0.5 + 1 = 2.5 </w:t>
-      </w:r>
-      <w:proofErr w:type="spellStart"/>
-      <w:r>
+        <w:t>Propagation: 5 + 10 + 10 = 25 ms</w:t>
+      </w:r>
+    </w:p>
+    <w:p>
+      <w:pPr>
+        <w:spacing w:after="0"/>
         <w:rPr>
           <w:rFonts w:eastAsia="宋体" w:cs="Arial"/>
           <w:lang w:eastAsia="zh-CN"/>
         </w:rPr>
-        <w:t>ms</w:t>
-      </w:r>
-      <w:proofErr w:type="spellEnd"/>
-    </w:p>
-    <w:p>
-      <w:pPr>
-        <w:spacing w:after="0"/>
+      </w:pPr>
+      <w:r>
         <w:rPr>
           <w:rFonts w:eastAsia="宋体" w:cs="Arial"/>
           <w:lang w:eastAsia="zh-CN"/>
         </w:rPr>
-      </w:pPr>
+        <w:t xml:space="preserve">Total </w:t>
+      </w:r>
       <w:r>
         <w:rPr>
           <w:rFonts w:eastAsia="宋体" w:cs="Arial"/>
           <w:lang w:eastAsia="zh-CN"/>
         </w:rPr>
-        <w:t xml:space="preserve">Propagation: 5 + 10 + 10 = 25 </w:t>
-      </w:r>
-      <w:proofErr w:type="spellStart"/>
+        <w:t xml:space="preserve">delay </w:t>
+      </w:r>
       <w:r>
         <w:rPr>
           <w:rFonts w:eastAsia="宋体" w:cs="Arial"/>
           <w:lang w:eastAsia="zh-CN"/>
         </w:rPr>
-        <w:t>ms</w:t>
-      </w:r>
-      <w:proofErr w:type="spellEnd"/>
-    </w:p>
-    <w:p>
-      <w:pPr>
-        <w:spacing w:after="0"/>
+        <w:t xml:space="preserve">= </w:t>
+      </w:r>
+      <w:r>
         <w:rPr>
           <w:rFonts w:eastAsia="宋体" w:cs="Arial"/>
           <w:lang w:eastAsia="zh-CN"/>
         </w:rPr>
-      </w:pPr>
+        <w:t xml:space="preserve">2.5 + 25 ms = </w:t>
+      </w:r>
       <w:r>
         <w:rPr>
           <w:rFonts w:eastAsia="宋体" w:cs="Arial"/>
           <w:lang w:eastAsia="zh-CN"/>
         </w:rPr>
-        <w:t xml:space="preserve">Total </w:t>
-      </w:r>
-      <w:r>
-        <w:rPr>
-          <w:rFonts w:eastAsia="宋体" w:cs="Arial"/>
-          <w:lang w:eastAsia="zh-CN"/>
-        </w:rPr>
-        <w:t xml:space="preserve">delay </w:t>
-      </w:r>
-      <w:r>
-        <w:rPr>
-          <w:rFonts w:eastAsia="宋体" w:cs="Arial"/>
-          <w:lang w:eastAsia="zh-CN"/>
-        </w:rPr>
-        <w:t xml:space="preserve">= </w:t>
-      </w:r>
-      <w:r>
-        <w:rPr>
-          <w:rFonts w:eastAsia="宋体" w:cs="Arial"/>
-          <w:lang w:eastAsia="zh-CN"/>
-        </w:rPr>
-        <w:t>2.5</w:t>
-      </w:r>
-      <w:r>
-        <w:rPr>
-          <w:rFonts w:eastAsia="宋体" w:cs="Arial"/>
-          <w:lang w:eastAsia="zh-CN"/>
-        </w:rPr>
-        <w:t xml:space="preserve"> + 25 </w:t>
-      </w:r>
-      <w:proofErr w:type="spellStart"/>
-      <w:r>
-        <w:rPr>
-          <w:rFonts w:eastAsia="宋体" w:cs="Arial"/>
-          <w:lang w:eastAsia="zh-CN"/>
-        </w:rPr>
-        <w:t>ms</w:t>
-      </w:r>
-      <w:proofErr w:type="spellEnd"/>
-      <w:r>
-        <w:rPr>
-          <w:rFonts w:eastAsia="宋体" w:cs="Arial"/>
-          <w:lang w:eastAsia="zh-CN"/>
-        </w:rPr>
-        <w:t xml:space="preserve"> = </w:t>
-      </w:r>
-      <w:r>
-        <w:rPr>
-          <w:rFonts w:eastAsia="宋体" w:cs="Arial"/>
-          <w:lang w:eastAsia="zh-CN"/>
-        </w:rPr>
-        <w:t xml:space="preserve">27.5 </w:t>
-      </w:r>
-      <w:proofErr w:type="spellStart"/>
-      <w:r>
-        <w:rPr>
-          <w:rFonts w:eastAsia="宋体" w:cs="Arial"/>
-          <w:lang w:eastAsia="zh-CN"/>
-        </w:rPr>
-        <w:t>ms</w:t>
-      </w:r>
-      <w:proofErr w:type="spellEnd"/>
+        <w:t>27.5 ms</w:t>
+      </w:r>
     </w:p>
     <w:p>
       <w:pPr>
@@ -10113,19 +9864,8 @@
           <w:sz w:val="22"/>
           <w:szCs w:val="22"/>
         </w:rPr>
-        <w:t xml:space="preserve">10xx </w:t>
-      </w:r>
-      <w:proofErr w:type="spellStart"/>
-      <w:r>
-        <w:rPr>
-          <w:rStyle w:val="HTMLCode"/>
-          <w:rFonts w:ascii="Arial" w:hAnsi="Arial" w:cs="Arial"/>
-          <w:sz w:val="22"/>
-          <w:szCs w:val="22"/>
-        </w:rPr>
-        <w:t>xxxx</w:t>
-      </w:r>
-      <w:proofErr w:type="spellEnd"/>
+        <w:t>10xx xxxx</w:t>
+      </w:r>
     </w:p>
     <w:p>
       <w:pPr>
@@ -10226,19 +9966,8 @@
           <w:sz w:val="22"/>
           <w:szCs w:val="22"/>
         </w:rPr>
-        <w:t xml:space="preserve">100x </w:t>
-      </w:r>
-      <w:proofErr w:type="spellStart"/>
-      <w:r>
-        <w:rPr>
-          <w:rStyle w:val="HTMLCode"/>
-          <w:rFonts w:ascii="Arial" w:hAnsi="Arial" w:cs="Arial"/>
-          <w:sz w:val="22"/>
-          <w:szCs w:val="22"/>
-        </w:rPr>
-        <w:t>xxxx</w:t>
-      </w:r>
-      <w:proofErr w:type="spellEnd"/>
+        <w:t>100x xxxx</w:t>
+      </w:r>
       <w:r>
         <w:rPr>
           <w:rFonts w:ascii="Arial" w:hAnsi="Arial" w:cs="Arial"/>
@@ -10354,19 +10083,8 @@
           <w:sz w:val="22"/>
           <w:szCs w:val="22"/>
         </w:rPr>
-        <w:t xml:space="preserve">1010 </w:t>
-      </w:r>
-      <w:proofErr w:type="spellStart"/>
-      <w:r>
-        <w:rPr>
-          <w:rStyle w:val="HTMLCode"/>
-          <w:rFonts w:ascii="Arial" w:hAnsi="Arial" w:cs="Arial"/>
-          <w:sz w:val="22"/>
-          <w:szCs w:val="22"/>
-        </w:rPr>
-        <w:t>xxxx</w:t>
-      </w:r>
-      <w:proofErr w:type="spellEnd"/>
+        <w:t>1010 xxxx</w:t>
+      </w:r>
       <w:r>
         <w:rPr>
           <w:rFonts w:ascii="Arial" w:hAnsi="Arial" w:cs="Arial"/>
@@ -10483,19 +10201,8 @@
           <w:sz w:val="22"/>
           <w:szCs w:val="22"/>
         </w:rPr>
-        <w:t xml:space="preserve">1011 </w:t>
-      </w:r>
-      <w:proofErr w:type="spellStart"/>
-      <w:r>
-        <w:rPr>
-          <w:rStyle w:val="HTMLCode"/>
-          <w:rFonts w:ascii="Arial" w:hAnsi="Arial" w:cs="Arial"/>
-          <w:sz w:val="22"/>
-          <w:szCs w:val="22"/>
-        </w:rPr>
-        <w:t>xxxx</w:t>
-      </w:r>
-      <w:proofErr w:type="spellEnd"/>
+        <w:t>1011 xxxx</w:t>
+      </w:r>
       <w:r>
         <w:rPr>
           <w:rFonts w:ascii="Arial" w:hAnsi="Arial" w:cs="Arial"/>
@@ -10681,21 +10388,7 @@
         <w:rPr>
           <w:rFonts w:cs="Arial"/>
         </w:rPr>
-        <w:t xml:space="preserve">0xxx </w:t>
-      </w:r>
-      <w:proofErr w:type="spellStart"/>
-      <w:r>
-        <w:rPr>
-          <w:rFonts w:cs="Arial"/>
-        </w:rPr>
-        <w:t>xxxx</w:t>
-      </w:r>
-      <w:proofErr w:type="spellEnd"/>
-      <w:r>
-        <w:rPr>
-          <w:rFonts w:cs="Arial"/>
-        </w:rPr>
-        <w:t>.</w:t>
+        <w:t>0xxx xxxx.</w:t>
       </w:r>
       <w:r>
         <w:rPr>
@@ -10770,21 +10463,7 @@
         <w:rPr>
           <w:rFonts w:cs="Arial"/>
         </w:rPr>
-        <w:t xml:space="preserve"> octet 0xxx </w:t>
-      </w:r>
-      <w:proofErr w:type="spellStart"/>
-      <w:r>
-        <w:rPr>
-          <w:rFonts w:cs="Arial"/>
-        </w:rPr>
-        <w:t>xxxx</w:t>
-      </w:r>
-      <w:proofErr w:type="spellEnd"/>
-      <w:r>
-        <w:rPr>
-          <w:rFonts w:cs="Arial"/>
-        </w:rPr>
-        <w:t xml:space="preserve">. </w:t>
+        <w:t xml:space="preserve"> octet 0xxx xxxx. </w:t>
       </w:r>
       <w:r>
         <w:rPr>
@@ -10859,16 +10538,8 @@
         <w:rPr>
           <w:rFonts w:cs="Arial"/>
         </w:rPr>
-        <w:t xml:space="preserve">x </w:t>
-      </w:r>
-      <w:proofErr w:type="spellStart"/>
-      <w:r>
-        <w:rPr>
-          <w:rFonts w:cs="Arial"/>
-        </w:rPr>
-        <w:t>xxxx</w:t>
-      </w:r>
-      <w:proofErr w:type="spellEnd"/>
+        <w:t>x xxxx</w:t>
+      </w:r>
       <w:r>
         <w:rPr>
           <w:rFonts w:cs="Arial"/>
@@ -10960,13 +10631,14 @@
         <w:t xml:space="preserve">(10 pts) </w:t>
       </w:r>
       <w:r>
-        <w:t>Longest Prefix Match and Tie-Breaking</w:t>
+        <w:t>Longest Prefix Match</w:t>
       </w:r>
     </w:p>
     <w:p>
       <w:pPr>
         <w:rPr>
-          <w:rFonts w:cs="Arial"/>
+          <w:rFonts w:eastAsia="宋体" w:cs="Arial"/>
+          <w:lang w:eastAsia="zh-CN"/>
         </w:rPr>
       </w:pPr>
       <w:r>
@@ -10991,27 +10663,136 @@
         <w:rPr>
           <w:rFonts w:cs="Arial"/>
         </w:rPr>
-        <w:t xml:space="preserve"> If no prefix matches, use the default route on port 4. </w:t>
-      </w:r>
-      <w:r>
-        <w:rPr>
-          <w:rFonts w:cs="Arial"/>
-        </w:rPr>
-        <w:t xml:space="preserve">Determine which ports the packets with the following destinations are forwarded to </w:t>
-      </w:r>
-      <w:proofErr w:type="spellStart"/>
-      <w:r>
-        <w:rPr>
-          <w:rFonts w:cs="Arial"/>
-        </w:rPr>
-        <w:t>based</w:t>
-      </w:r>
-      <w:proofErr w:type="spellEnd"/>
-      <w:r>
-        <w:rPr>
-          <w:rFonts w:cs="Arial"/>
-        </w:rPr>
-        <w:t xml:space="preserve"> on the advertisements given above. Give brief explanation for each.</w:t>
+        <w:t xml:space="preserve"> If no prefix matches, use the </w:t>
+      </w:r>
+      <w:r>
+        <w:rPr>
+          <w:rFonts w:cs="Arial"/>
+          <w:b/>
+          <w:bCs/>
+        </w:rPr>
+        <w:t>default route on port 4</w:t>
+      </w:r>
+      <w:r>
+        <w:rPr>
+          <w:rFonts w:cs="Arial"/>
+        </w:rPr>
+        <w:t>.</w:t>
+      </w:r>
+      <w:r>
+        <w:rPr>
+          <w:rFonts w:eastAsia="宋体" w:cs="Arial" w:hint="eastAsia"/>
+          <w:lang w:eastAsia="zh-CN"/>
+        </w:rPr>
+        <w:t xml:space="preserve"> Given the routing table below,</w:t>
+      </w:r>
+      <w:r>
+        <w:rPr>
+          <w:rFonts w:cs="Arial"/>
+        </w:rPr>
+        <w:t xml:space="preserve"> </w:t>
+      </w:r>
+      <w:r>
+        <w:rPr>
+          <w:rFonts w:eastAsia="宋体" w:cs="Arial" w:hint="eastAsia"/>
+          <w:lang w:eastAsia="zh-CN"/>
+        </w:rPr>
+        <w:t xml:space="preserve">for each </w:t>
+      </w:r>
+      <w:r>
+        <w:rPr>
+          <w:rFonts w:cs="Arial"/>
+        </w:rPr>
+        <w:t>destination</w:t>
+      </w:r>
+      <w:r>
+        <w:rPr>
+          <w:rFonts w:eastAsia="宋体" w:cs="Arial" w:hint="eastAsia"/>
+          <w:lang w:eastAsia="zh-CN"/>
+        </w:rPr>
+        <w:t xml:space="preserve"> IP address, d</w:t>
+      </w:r>
+      <w:r>
+        <w:rPr>
+          <w:rFonts w:cs="Arial"/>
+        </w:rPr>
+        <w:t xml:space="preserve">etermine </w:t>
+      </w:r>
+      <w:r>
+        <w:rPr>
+          <w:rFonts w:eastAsia="宋体" w:cs="Arial" w:hint="eastAsia"/>
+          <w:b/>
+          <w:bCs/>
+          <w:lang w:eastAsia="zh-CN"/>
+        </w:rPr>
+        <w:t>the</w:t>
+      </w:r>
+      <w:r>
+        <w:rPr>
+          <w:rFonts w:cs="Arial"/>
+          <w:b/>
+          <w:bCs/>
+        </w:rPr>
+        <w:t xml:space="preserve"> </w:t>
+      </w:r>
+      <w:r>
+        <w:rPr>
+          <w:rFonts w:eastAsia="宋体" w:cs="Arial" w:hint="eastAsia"/>
+          <w:b/>
+          <w:bCs/>
+          <w:lang w:eastAsia="zh-CN"/>
+        </w:rPr>
+        <w:t xml:space="preserve">output </w:t>
+      </w:r>
+      <w:r>
+        <w:rPr>
+          <w:rFonts w:cs="Arial"/>
+          <w:b/>
+          <w:bCs/>
+        </w:rPr>
+        <w:t>port</w:t>
+      </w:r>
+      <w:r>
+        <w:rPr>
+          <w:rFonts w:eastAsia="宋体" w:cs="Arial" w:hint="eastAsia"/>
+          <w:lang w:eastAsia="zh-CN"/>
+        </w:rPr>
+        <w:t xml:space="preserve"> to </w:t>
+      </w:r>
+      <w:r>
+        <w:rPr>
+          <w:rFonts w:cs="Arial"/>
+        </w:rPr>
+        <w:t>forward</w:t>
+      </w:r>
+      <w:r>
+        <w:rPr>
+          <w:rFonts w:eastAsia="宋体" w:cs="Arial" w:hint="eastAsia"/>
+          <w:lang w:eastAsia="zh-CN"/>
+        </w:rPr>
+        <w:t xml:space="preserve"> it, and </w:t>
+      </w:r>
+      <w:r>
+        <w:rPr>
+          <w:rFonts w:eastAsia="宋体" w:cs="Arial" w:hint="eastAsia"/>
+          <w:b/>
+          <w:bCs/>
+          <w:lang w:eastAsia="zh-CN"/>
+        </w:rPr>
+        <w:t>the routing table entry</w:t>
+      </w:r>
+      <w:r>
+        <w:rPr>
+          <w:rFonts w:eastAsia="宋体" w:cs="Arial" w:hint="eastAsia"/>
+          <w:lang w:eastAsia="zh-CN"/>
+        </w:rPr>
+        <w:t xml:space="preserve"> used to make that routing decision</w:t>
+      </w:r>
+      <w:r>
+        <w:rPr>
+          <w:rFonts w:cs="Arial"/>
+        </w:rPr>
+        <w:t>.</w:t>
       </w:r>
     </w:p>
     <w:tbl>
@@ -11756,7 +11537,44 @@
           <w:b/>
           <w:bCs/>
         </w:rPr>
-        <w:t>P</w:t>
+        <w:t>Port 4.</w:t>
+      </w:r>
+      <w:r>
+        <w:rPr>
+          <w:rFonts w:cs="Arial"/>
+        </w:rPr>
+        <w:t xml:space="preserve"> </w:t>
+      </w:r>
+      <w:r>
+        <w:rPr>
+          <w:rFonts w:cs="Arial"/>
+        </w:rPr>
+        <w:t xml:space="preserve">10.1.2.8 matches </w:t>
+      </w:r>
+      <w:r>
+        <w:rPr>
+          <w:rFonts w:cs="Arial"/>
+        </w:rPr>
+        <w:t>10.0.0.0/8, 10.1.0.0/16, 10.1.2.0/24.</w:t>
+      </w:r>
+      <w:r>
+        <w:rPr>
+          <w:rFonts w:cs="Arial"/>
+        </w:rPr>
+        <w:t xml:space="preserve"> The /24 is most specific, so choose port 4.</w:t>
+      </w:r>
+    </w:p>
+    <w:p>
+      <w:pPr>
+        <w:rPr>
+          <w:rFonts w:cs="Arial"/>
+        </w:rPr>
+      </w:pPr>
+      <w:r>
+        <w:rPr>
+          <w:rFonts w:cs="Arial"/>
+        </w:rPr>
+        <w:t xml:space="preserve">b) </w:t>
       </w:r>
       <w:r>
         <w:rPr>
@@ -11764,7 +11582,33 @@
           <w:b/>
           <w:bCs/>
         </w:rPr>
-        <w:t>ort 4</w:t>
+        <w:t>Port 1.</w:t>
+      </w:r>
+      <w:r>
+        <w:rPr>
+          <w:rFonts w:cs="Arial"/>
+        </w:rPr>
+        <w:t xml:space="preserve"> </w:t>
+      </w:r>
+      <w:r>
+        <w:rPr>
+          <w:rFonts w:cs="Arial"/>
+        </w:rPr>
+        <w:t>10.2.1.1 matches only 10.0.0.0/8, so choose port 1.</w:t>
+      </w:r>
+    </w:p>
+    <w:p>
+      <w:pPr>
+        <w:spacing w:after="0"/>
+        <w:rPr>
+          <w:rFonts w:cs="Arial"/>
+        </w:rPr>
+      </w:pPr>
+      <w:r>
+        <w:rPr>
+          <w:rFonts w:cs="Arial"/>
+        </w:rPr>
+        <w:t xml:space="preserve">c) </w:t>
       </w:r>
       <w:r>
         <w:rPr>
@@ -11772,7 +11616,7 @@
           <w:b/>
           <w:bCs/>
         </w:rPr>
-        <w:t>.</w:t>
+        <w:t>Port 3.</w:t>
       </w:r>
       <w:r>
         <w:rPr>
@@ -11784,32 +11628,135 @@
         <w:rPr>
           <w:rFonts w:cs="Arial"/>
         </w:rPr>
-        <w:t xml:space="preserve">10.1.2.8 matches </w:t>
-      </w:r>
-      <w:r>
-        <w:rPr>
-          <w:rFonts w:cs="Arial"/>
-        </w:rPr>
-        <w:t>10.0.0.0/8, 10.1.0.0/16, 10.1.2.0/24.</w:t>
-      </w:r>
-      <w:r>
-        <w:rPr>
-          <w:rFonts w:cs="Arial"/>
-        </w:rPr>
-        <w:t xml:space="preserve"> The /24 is most specific, so choose port 4.</w:t>
+        <w:t>172.16.40.10 matches both 172.16.0.0/12 and 172.16.32.0/19. The /19 is more specific, so choose port 3.</w:t>
       </w:r>
     </w:p>
     <w:p>
       <w:pPr>
-        <w:rPr>
-          <w:rFonts w:cs="Arial"/>
-        </w:rPr>
-      </w:pPr>
-      <w:r>
-        <w:rPr>
-          <w:rFonts w:cs="Arial"/>
-        </w:rPr>
-        <w:t xml:space="preserve">b) </w:t>
+        <w:spacing w:after="0"/>
+        <w:rPr>
+          <w:rFonts w:cs="Arial"/>
+        </w:rPr>
+      </w:pPr>
+      <w:r>
+        <w:rPr>
+          <w:rFonts w:cs="Arial"/>
+        </w:rPr>
+        <w:t xml:space="preserve">172.16.40.10 </w:t>
+      </w:r>
+      <w:r>
+        <w:rPr>
+          <w:rFonts w:cs="Arial"/>
+        </w:rPr>
+        <w:t>in binary</w:t>
+      </w:r>
+      <w:r>
+        <w:rPr>
+          <w:rFonts w:cs="Arial"/>
+        </w:rPr>
+        <w:t>: 10101100 00010000 00101000 00001010</w:t>
+      </w:r>
+    </w:p>
+    <w:p>
+      <w:pPr>
+        <w:spacing w:after="0"/>
+        <w:rPr>
+          <w:rFonts w:cs="Arial"/>
+        </w:rPr>
+      </w:pPr>
+      <w:r>
+        <w:rPr>
+          <w:rFonts w:cs="Arial"/>
+        </w:rPr>
+        <w:t>172.16.0.0/12</w:t>
+      </w:r>
+      <w:r>
+        <w:rPr>
+          <w:rFonts w:cs="Arial"/>
+        </w:rPr>
+        <w:t xml:space="preserve"> has 12 network bits: </w:t>
+      </w:r>
+      <w:r>
+        <w:rPr>
+          <w:rFonts w:cs="Arial"/>
+        </w:rPr>
+        <w:t>10101100 0001</w:t>
+      </w:r>
+      <w:r>
+        <w:rPr>
+          <w:rFonts w:cs="Arial"/>
+        </w:rPr>
+        <w:t>. It matches t</w:t>
+      </w:r>
+      <w:r>
+        <w:rPr>
+          <w:rFonts w:cs="Arial"/>
+        </w:rPr>
+        <w:t>he first 12 bits.</w:t>
+      </w:r>
+    </w:p>
+    <w:p>
+      <w:pPr>
+        <w:spacing w:after="0"/>
+        <w:rPr>
+          <w:rFonts w:cs="Arial"/>
+        </w:rPr>
+      </w:pPr>
+      <w:r>
+        <w:rPr>
+          <w:rFonts w:cs="Arial"/>
+        </w:rPr>
+        <w:t>172.16.32.0/19</w:t>
+      </w:r>
+      <w:r>
+        <w:rPr>
+          <w:rFonts w:cs="Arial"/>
+        </w:rPr>
+        <w:t xml:space="preserve"> has 19 network bits: </w:t>
+      </w:r>
+      <w:r>
+        <w:rPr>
+          <w:rFonts w:cs="Arial"/>
+        </w:rPr>
+        <w:t>10101100 00010000 001</w:t>
+      </w:r>
+      <w:r>
+        <w:rPr>
+          <w:rFonts w:cs="Arial"/>
+        </w:rPr>
+        <w:t>. It matches t</w:t>
+      </w:r>
+      <w:r>
+        <w:rPr>
+          <w:rFonts w:cs="Arial"/>
+        </w:rPr>
+        <w:t>he first 1</w:t>
+      </w:r>
+      <w:r>
+        <w:rPr>
+          <w:rFonts w:cs="Arial"/>
+        </w:rPr>
+        <w:t>9</w:t>
+      </w:r>
+      <w:r>
+        <w:rPr>
+          <w:rFonts w:cs="Arial"/>
+        </w:rPr>
+        <w:t xml:space="preserve"> bits.</w:t>
+      </w:r>
+    </w:p>
+    <w:p>
+      <w:pPr>
+        <w:spacing w:before="240" w:after="0"/>
+        <w:rPr>
+          <w:rFonts w:cs="Arial"/>
+        </w:rPr>
+      </w:pPr>
+      <w:r>
+        <w:rPr>
+          <w:rFonts w:cs="Arial"/>
+        </w:rPr>
+        <w:t xml:space="preserve">d) </w:t>
       </w:r>
       <w:r>
         <w:rPr>
@@ -11817,7 +11764,150 @@
           <w:b/>
           <w:bCs/>
         </w:rPr>
-        <w:t xml:space="preserve">Port </w:t>
+        <w:t>Port 1.</w:t>
+      </w:r>
+      <w:r>
+        <w:rPr>
+          <w:rFonts w:cs="Arial"/>
+        </w:rPr>
+        <w:t xml:space="preserve"> </w:t>
+      </w:r>
+      <w:r>
+        <w:rPr>
+          <w:rFonts w:cs="Arial"/>
+        </w:rPr>
+        <w:t>172.20.1.1 matches only 172.16.0.0/12, so choose port 1.</w:t>
+      </w:r>
+      <w:r>
+        <w:rPr>
+          <w:rFonts w:cs="Arial"/>
+        </w:rPr>
+        <w:t xml:space="preserve"> </w:t>
+      </w:r>
+    </w:p>
+    <w:p>
+      <w:pPr>
+        <w:spacing w:after="0"/>
+        <w:rPr>
+          <w:rFonts w:cs="Arial"/>
+        </w:rPr>
+      </w:pPr>
+      <w:r>
+        <w:rPr>
+          <w:rFonts w:cs="Arial"/>
+        </w:rPr>
+        <w:t>172.20.1.1</w:t>
+      </w:r>
+      <w:r>
+        <w:rPr>
+          <w:rFonts w:cs="Arial"/>
+        </w:rPr>
+        <w:t xml:space="preserve"> in binary:</w:t>
+      </w:r>
+      <w:r>
+        <w:t xml:space="preserve"> </w:t>
+      </w:r>
+      <w:r>
+        <w:rPr>
+          <w:rFonts w:cs="Arial"/>
+        </w:rPr>
+        <w:t>10101100 00010100 00000001 0000 0001</w:t>
+      </w:r>
+    </w:p>
+    <w:p>
+      <w:pPr>
+        <w:spacing w:after="0"/>
+        <w:rPr>
+          <w:rFonts w:cs="Arial"/>
+        </w:rPr>
+      </w:pPr>
+      <w:r>
+        <w:rPr>
+          <w:rFonts w:cs="Arial"/>
+        </w:rPr>
+        <w:t>172.16.0.0/12</w:t>
+      </w:r>
+      <w:r>
+        <w:rPr>
+          <w:rFonts w:cs="Arial"/>
+        </w:rPr>
+        <w:t xml:space="preserve"> has 12 network bits: </w:t>
+      </w:r>
+      <w:r>
+        <w:rPr>
+          <w:rFonts w:cs="Arial"/>
+        </w:rPr>
+        <w:t>10101100 0001</w:t>
+      </w:r>
+      <w:r>
+        <w:rPr>
+          <w:rFonts w:cs="Arial"/>
+        </w:rPr>
+        <w:t>. It matches t</w:t>
+      </w:r>
+      <w:r>
+        <w:rPr>
+          <w:rFonts w:cs="Arial"/>
+        </w:rPr>
+        <w:t>he first 12 bits.</w:t>
+      </w:r>
+    </w:p>
+    <w:p>
+      <w:pPr>
+        <w:spacing w:after="0"/>
+        <w:rPr>
+          <w:rFonts w:cs="Arial"/>
+        </w:rPr>
+      </w:pPr>
+      <w:r>
+        <w:rPr>
+          <w:rFonts w:cs="Arial"/>
+        </w:rPr>
+        <w:t>172.16.32.0/19</w:t>
+      </w:r>
+      <w:r>
+        <w:rPr>
+          <w:rFonts w:cs="Arial"/>
+        </w:rPr>
+        <w:t xml:space="preserve"> has 19 network bits: </w:t>
+      </w:r>
+      <w:r>
+        <w:rPr>
+          <w:rFonts w:cs="Arial"/>
+        </w:rPr>
+        <w:t>10101100 0001</w:t>
+      </w:r>
+      <w:r>
+        <w:rPr>
+          <w:rFonts w:cs="Arial"/>
+        </w:rPr>
+        <w:t>0</w:t>
+      </w:r>
+      <w:r>
+        <w:rPr>
+          <w:rFonts w:cs="Arial"/>
+        </w:rPr>
+        <w:t>000 001</w:t>
+      </w:r>
+      <w:r>
+        <w:rPr>
+          <w:rFonts w:cs="Arial"/>
+        </w:rPr>
+        <w:t>. It does not match the first 19 bits.</w:t>
+      </w:r>
+    </w:p>
+    <w:p>
+      <w:pPr>
+        <w:spacing w:before="240"/>
+        <w:rPr>
+          <w:rFonts w:cs="Arial"/>
+        </w:rPr>
+      </w:pPr>
+      <w:r>
+        <w:rPr>
+          <w:rFonts w:cs="Arial"/>
+        </w:rPr>
+        <w:t xml:space="preserve">e) </w:t>
       </w:r>
       <w:r>
         <w:rPr>
@@ -11825,388 +11915,7 @@
           <w:b/>
           <w:bCs/>
         </w:rPr>
-        <w:t>1</w:t>
-      </w:r>
-      <w:r>
-        <w:rPr>
-          <w:rFonts w:cs="Arial"/>
-          <w:b/>
-          <w:bCs/>
-        </w:rPr>
-        <w:t>.</w:t>
-      </w:r>
-      <w:r>
-        <w:rPr>
-          <w:rFonts w:cs="Arial"/>
-        </w:rPr>
-        <w:t xml:space="preserve"> </w:t>
-      </w:r>
-      <w:r>
-        <w:rPr>
-          <w:rFonts w:cs="Arial"/>
-        </w:rPr>
-        <w:t>10.2.1.1 matches only 10.0.0.0/8, so choose port 1.</w:t>
-      </w:r>
-    </w:p>
-    <w:p>
-      <w:pPr>
-        <w:spacing w:after="0"/>
-        <w:rPr>
-          <w:rFonts w:cs="Arial"/>
-        </w:rPr>
-      </w:pPr>
-      <w:r>
-        <w:rPr>
-          <w:rFonts w:cs="Arial"/>
-        </w:rPr>
-        <w:t xml:space="preserve">c) </w:t>
-      </w:r>
-      <w:r>
-        <w:rPr>
-          <w:rFonts w:cs="Arial"/>
-          <w:b/>
-          <w:bCs/>
-        </w:rPr>
-        <w:t xml:space="preserve">Port </w:t>
-      </w:r>
-      <w:r>
-        <w:rPr>
-          <w:rFonts w:cs="Arial"/>
-          <w:b/>
-          <w:bCs/>
-        </w:rPr>
-        <w:t>3</w:t>
-      </w:r>
-      <w:r>
-        <w:rPr>
-          <w:rFonts w:cs="Arial"/>
-          <w:b/>
-          <w:bCs/>
-        </w:rPr>
-        <w:t>.</w:t>
-      </w:r>
-      <w:r>
-        <w:rPr>
-          <w:rFonts w:cs="Arial"/>
-        </w:rPr>
-        <w:t xml:space="preserve"> </w:t>
-      </w:r>
-      <w:r>
-        <w:rPr>
-          <w:rFonts w:cs="Arial"/>
-        </w:rPr>
-        <w:t>172.16.40.10 matches both 172.16.0.0/12 and 172.16.32.0/19. The /19 is more specific, so choose port 3.</w:t>
-      </w:r>
-    </w:p>
-    <w:p>
-      <w:pPr>
-        <w:spacing w:after="0"/>
-        <w:rPr>
-          <w:rFonts w:cs="Arial"/>
-        </w:rPr>
-      </w:pPr>
-      <w:r>
-        <w:rPr>
-          <w:rFonts w:cs="Arial"/>
-        </w:rPr>
-        <w:t xml:space="preserve">172.16.40.10 </w:t>
-      </w:r>
-      <w:r>
-        <w:rPr>
-          <w:rFonts w:cs="Arial"/>
-        </w:rPr>
-        <w:t>in binary</w:t>
-      </w:r>
-      <w:r>
-        <w:rPr>
-          <w:rFonts w:cs="Arial"/>
-        </w:rPr>
-        <w:t>: 10101100 00010000 00101000 00001010</w:t>
-      </w:r>
-    </w:p>
-    <w:p>
-      <w:pPr>
-        <w:spacing w:after="0"/>
-        <w:rPr>
-          <w:rFonts w:cs="Arial"/>
-        </w:rPr>
-      </w:pPr>
-      <w:r>
-        <w:rPr>
-          <w:rFonts w:cs="Arial"/>
-        </w:rPr>
-        <w:t>172.16.0.0/12</w:t>
-      </w:r>
-      <w:r>
-        <w:rPr>
-          <w:rFonts w:cs="Arial"/>
-        </w:rPr>
-        <w:t xml:space="preserve"> has 12 network bits: </w:t>
-      </w:r>
-      <w:r>
-        <w:rPr>
-          <w:rFonts w:cs="Arial"/>
-        </w:rPr>
-        <w:t>10101100 0001</w:t>
-      </w:r>
-      <w:r>
-        <w:rPr>
-          <w:rFonts w:cs="Arial"/>
-        </w:rPr>
-        <w:t>. It matches t</w:t>
-      </w:r>
-      <w:r>
-        <w:rPr>
-          <w:rFonts w:cs="Arial"/>
-        </w:rPr>
-        <w:t>he first 12 bits.</w:t>
-      </w:r>
-    </w:p>
-    <w:p>
-      <w:pPr>
-        <w:spacing w:after="0"/>
-        <w:rPr>
-          <w:rFonts w:cs="Arial"/>
-        </w:rPr>
-      </w:pPr>
-      <w:r>
-        <w:rPr>
-          <w:rFonts w:cs="Arial"/>
-        </w:rPr>
-        <w:t>172.16.32.0/19</w:t>
-      </w:r>
-      <w:r>
-        <w:rPr>
-          <w:rFonts w:cs="Arial"/>
-        </w:rPr>
-        <w:t xml:space="preserve"> has 19 network bits: </w:t>
-      </w:r>
-      <w:r>
-        <w:rPr>
-          <w:rFonts w:cs="Arial"/>
-        </w:rPr>
-        <w:t>10101100 00010000 001</w:t>
-      </w:r>
-      <w:r>
-        <w:rPr>
-          <w:rFonts w:cs="Arial"/>
-        </w:rPr>
-        <w:t>. It matches t</w:t>
-      </w:r>
-      <w:r>
-        <w:rPr>
-          <w:rFonts w:cs="Arial"/>
-        </w:rPr>
-        <w:t>he first 1</w:t>
-      </w:r>
-      <w:r>
-        <w:rPr>
-          <w:rFonts w:cs="Arial"/>
-        </w:rPr>
-        <w:t>9</w:t>
-      </w:r>
-      <w:r>
-        <w:rPr>
-          <w:rFonts w:cs="Arial"/>
-        </w:rPr>
-        <w:t xml:space="preserve"> bits.</w:t>
-      </w:r>
-    </w:p>
-    <w:p>
-      <w:pPr>
-        <w:spacing w:before="240" w:after="0"/>
-        <w:rPr>
-          <w:rFonts w:cs="Arial"/>
-        </w:rPr>
-      </w:pPr>
-      <w:r>
-        <w:rPr>
-          <w:rFonts w:cs="Arial"/>
-        </w:rPr>
-        <w:t xml:space="preserve">d) </w:t>
-      </w:r>
-      <w:r>
-        <w:rPr>
-          <w:rFonts w:cs="Arial"/>
-          <w:b/>
-          <w:bCs/>
-        </w:rPr>
-        <w:t xml:space="preserve">Port </w:t>
-      </w:r>
-      <w:r>
-        <w:rPr>
-          <w:rFonts w:cs="Arial"/>
-          <w:b/>
-          <w:bCs/>
-        </w:rPr>
-        <w:t>1</w:t>
-      </w:r>
-      <w:r>
-        <w:rPr>
-          <w:rFonts w:cs="Arial"/>
-          <w:b/>
-          <w:bCs/>
-        </w:rPr>
-        <w:t>.</w:t>
-      </w:r>
-      <w:r>
-        <w:rPr>
-          <w:rFonts w:cs="Arial"/>
-        </w:rPr>
-        <w:t xml:space="preserve"> </w:t>
-      </w:r>
-      <w:r>
-        <w:rPr>
-          <w:rFonts w:cs="Arial"/>
-        </w:rPr>
-        <w:t>172.20.1.1 matches only 172.16.0.0/12, so choose port 1.</w:t>
-      </w:r>
-      <w:r>
-        <w:rPr>
-          <w:rFonts w:cs="Arial"/>
-        </w:rPr>
-        <w:t xml:space="preserve"> </w:t>
-      </w:r>
-    </w:p>
-    <w:p>
-      <w:pPr>
-        <w:spacing w:after="0"/>
-        <w:rPr>
-          <w:rFonts w:cs="Arial"/>
-        </w:rPr>
-      </w:pPr>
-      <w:r>
-        <w:rPr>
-          <w:rFonts w:cs="Arial"/>
-        </w:rPr>
-        <w:t>172.20.1.1</w:t>
-      </w:r>
-      <w:r>
-        <w:rPr>
-          <w:rFonts w:cs="Arial"/>
-        </w:rPr>
-        <w:t xml:space="preserve"> in binary:</w:t>
-      </w:r>
-      <w:r>
-        <w:t xml:space="preserve"> </w:t>
-      </w:r>
-      <w:r>
-        <w:rPr>
-          <w:rFonts w:cs="Arial"/>
-        </w:rPr>
-        <w:t>10101100 00010100 00000001 0000 0001</w:t>
-      </w:r>
-    </w:p>
-    <w:p>
-      <w:pPr>
-        <w:spacing w:after="0"/>
-        <w:rPr>
-          <w:rFonts w:cs="Arial"/>
-        </w:rPr>
-      </w:pPr>
-      <w:r>
-        <w:rPr>
-          <w:rFonts w:cs="Arial"/>
-        </w:rPr>
-        <w:t>172.16.0.0/12</w:t>
-      </w:r>
-      <w:r>
-        <w:rPr>
-          <w:rFonts w:cs="Arial"/>
-        </w:rPr>
-        <w:t xml:space="preserve"> has 12 network bits: </w:t>
-      </w:r>
-      <w:r>
-        <w:rPr>
-          <w:rFonts w:cs="Arial"/>
-        </w:rPr>
-        <w:t>10101100 0001</w:t>
-      </w:r>
-      <w:r>
-        <w:rPr>
-          <w:rFonts w:cs="Arial"/>
-        </w:rPr>
-        <w:t>. It matches t</w:t>
-      </w:r>
-      <w:r>
-        <w:rPr>
-          <w:rFonts w:cs="Arial"/>
-        </w:rPr>
-        <w:t>he first 12 bits.</w:t>
-      </w:r>
-    </w:p>
-    <w:p>
-      <w:pPr>
-        <w:spacing w:after="0"/>
-        <w:rPr>
-          <w:rFonts w:cs="Arial"/>
-        </w:rPr>
-      </w:pPr>
-      <w:r>
-        <w:rPr>
-          <w:rFonts w:cs="Arial"/>
-        </w:rPr>
-        <w:t>172.16.32.0/19</w:t>
-      </w:r>
-      <w:r>
-        <w:rPr>
-          <w:rFonts w:cs="Arial"/>
-        </w:rPr>
-        <w:t xml:space="preserve"> has 19 network bits: </w:t>
-      </w:r>
-      <w:r>
-        <w:rPr>
-          <w:rFonts w:cs="Arial"/>
-        </w:rPr>
-        <w:t>10101100 0001</w:t>
-      </w:r>
-      <w:r>
-        <w:rPr>
-          <w:rFonts w:cs="Arial"/>
-        </w:rPr>
-        <w:t>0</w:t>
-      </w:r>
-      <w:r>
-        <w:rPr>
-          <w:rFonts w:cs="Arial"/>
-        </w:rPr>
-        <w:t>000 001</w:t>
-      </w:r>
-      <w:r>
-        <w:rPr>
-          <w:rFonts w:cs="Arial"/>
-        </w:rPr>
-        <w:t>. It does not match the first 19 bits.</w:t>
-      </w:r>
-    </w:p>
-    <w:p>
-      <w:pPr>
-        <w:spacing w:before="240"/>
-        <w:rPr>
-          <w:rFonts w:cs="Arial"/>
-        </w:rPr>
-      </w:pPr>
-      <w:r>
-        <w:rPr>
-          <w:rFonts w:cs="Arial"/>
-        </w:rPr>
-        <w:t xml:space="preserve">e) </w:t>
-      </w:r>
-      <w:r>
-        <w:rPr>
-          <w:rFonts w:cs="Arial"/>
-          <w:b/>
-          <w:bCs/>
-        </w:rPr>
-        <w:t xml:space="preserve">Port </w:t>
-      </w:r>
-      <w:r>
-        <w:rPr>
-          <w:rFonts w:cs="Arial"/>
-          <w:b/>
-          <w:bCs/>
-        </w:rPr>
-        <w:t>3.</w:t>
+        <w:t>Port 3.</w:t>
       </w:r>
       <w:r>
         <w:rPr>
@@ -13226,7 +12935,21 @@
           <w:rFonts w:eastAsia="宋体" w:cs="Arial"/>
           <w:lang w:eastAsia="zh-CN"/>
         </w:rPr>
-        <w:t>ou must choose</w:t>
+        <w:t xml:space="preserve">ou </w:t>
+      </w:r>
+      <w:r>
+        <w:rPr>
+          <w:rFonts w:eastAsia="宋体" w:cs="Arial" w:hint="eastAsia"/>
+          <w:lang w:eastAsia="zh-CN"/>
+        </w:rPr>
+        <w:t xml:space="preserve">should </w:t>
+      </w:r>
+      <w:r>
+        <w:rPr>
+          <w:rFonts w:eastAsia="宋体" w:cs="Arial"/>
+          <w:lang w:eastAsia="zh-CN"/>
+        </w:rPr>
+        <w:t>choose</w:t>
       </w:r>
       <w:r>
         <w:rPr>
@@ -15447,21 +15170,7 @@
         <w:rPr>
           <w:rFonts w:cs="Arial"/>
         </w:rPr>
-        <w:t xml:space="preserve"> Build a binary </w:t>
-      </w:r>
-      <w:proofErr w:type="spellStart"/>
-      <w:r>
-        <w:rPr>
-          <w:rFonts w:cs="Arial"/>
-        </w:rPr>
-        <w:t>trie</w:t>
-      </w:r>
-      <w:proofErr w:type="spellEnd"/>
-      <w:r>
-        <w:rPr>
-          <w:rFonts w:cs="Arial"/>
-        </w:rPr>
-        <w:t xml:space="preserve"> for prefixes 25.0.0.0/</w:t>
+        <w:t xml:space="preserve"> Build a binary trie for prefixes 25.0.0.0/</w:t>
       </w:r>
       <w:r>
         <w:rPr>
@@ -15474,21 +15183,7 @@
         <w:rPr>
           <w:rFonts w:cs="Arial"/>
         </w:rPr>
-        <w:t xml:space="preserve">, 25.1.0.0/16, and 25.1.128.0/17. What is the </w:t>
-      </w:r>
-      <w:proofErr w:type="spellStart"/>
-      <w:r>
-        <w:rPr>
-          <w:rFonts w:cs="Arial"/>
-        </w:rPr>
-        <w:t>trie</w:t>
-      </w:r>
-      <w:proofErr w:type="spellEnd"/>
-      <w:r>
-        <w:rPr>
-          <w:rFonts w:cs="Arial"/>
-        </w:rPr>
-        <w:t xml:space="preserve"> height? Describe the structure.</w:t>
+        <w:t>, 25.1.0.0/16, and 25.1.128.0/17. What is the trie height? Describe the structure.</w:t>
       </w:r>
     </w:p>
     <w:p>
@@ -15521,21 +15216,7 @@
         <w:rPr>
           <w:rFonts w:cs="Arial"/>
         </w:rPr>
-        <w:t xml:space="preserve">Build a binary </w:t>
-      </w:r>
-      <w:proofErr w:type="spellStart"/>
-      <w:r>
-        <w:rPr>
-          <w:rFonts w:cs="Arial"/>
-        </w:rPr>
-        <w:t>trie</w:t>
-      </w:r>
-      <w:proofErr w:type="spellEnd"/>
-      <w:r>
-        <w:rPr>
-          <w:rFonts w:cs="Arial"/>
-        </w:rPr>
-        <w:t xml:space="preserve"> for prefixes 40.0.0.0/8 and 4</w:t>
+        <w:t>Build a binary trie for prefixes 40.0.0.0/8 and 4</w:t>
       </w:r>
       <w:r>
         <w:rPr>
@@ -15561,21 +15242,7 @@
         <w:rPr>
           <w:rFonts w:cs="Arial"/>
         </w:rPr>
-        <w:t xml:space="preserve">.0.0/8. What is the </w:t>
-      </w:r>
-      <w:proofErr w:type="spellStart"/>
-      <w:r>
-        <w:rPr>
-          <w:rFonts w:cs="Arial"/>
-        </w:rPr>
-        <w:t>trie</w:t>
-      </w:r>
-      <w:proofErr w:type="spellEnd"/>
-      <w:r>
-        <w:rPr>
-          <w:rFonts w:cs="Arial"/>
-        </w:rPr>
-        <w:t xml:space="preserve"> height? At what earliest level does branching happen?</w:t>
+        <w:t>.0.0/8. What is the trie height? At what earliest level does branching happen?</w:t>
       </w:r>
     </w:p>
     <w:p>
@@ -15604,21 +15271,7 @@
         <w:rPr>
           <w:rFonts w:cs="Arial"/>
         </w:rPr>
-        <w:t xml:space="preserve">(a), the longest prefix is /17, so the </w:t>
-      </w:r>
-      <w:proofErr w:type="spellStart"/>
-      <w:r>
-        <w:rPr>
-          <w:rFonts w:cs="Arial"/>
-        </w:rPr>
-        <w:t>trie</w:t>
-      </w:r>
-      <w:proofErr w:type="spellEnd"/>
-      <w:r>
-        <w:rPr>
-          <w:rFonts w:cs="Arial"/>
-        </w:rPr>
-        <w:t xml:space="preserve"> height is 17.</w:t>
+        <w:t>(a), the longest prefix is /17, so the trie height is 17.</w:t>
       </w:r>
       <w:r>
         <w:rPr>
@@ -15644,21 +15297,7 @@
         <w:rPr>
           <w:rFonts w:cs="Arial"/>
         </w:rPr>
-        <w:t xml:space="preserve"> is a prefix of /16 and /16 is a prefix of /17, the </w:t>
-      </w:r>
-      <w:proofErr w:type="spellStart"/>
-      <w:r>
-        <w:rPr>
-          <w:rFonts w:cs="Arial"/>
-        </w:rPr>
-        <w:t>trie</w:t>
-      </w:r>
-      <w:proofErr w:type="spellEnd"/>
-      <w:r>
-        <w:rPr>
-          <w:rFonts w:cs="Arial"/>
-        </w:rPr>
-        <w:t xml:space="preserve"> is a single chain with no branching through depth 17.</w:t>
+        <w:t xml:space="preserve"> is a prefix of /16 and /16 is a prefix of /17, the trie is a single chain with no branching through depth 17.</w:t>
       </w:r>
     </w:p>
     <w:p>
@@ -15672,21 +15311,7 @@
         <w:rPr>
           <w:rFonts w:cs="Arial"/>
         </w:rPr>
-        <w:t xml:space="preserve">(b), the longest prefix is /8, so the </w:t>
-      </w:r>
-      <w:proofErr w:type="spellStart"/>
-      <w:r>
-        <w:rPr>
-          <w:rFonts w:cs="Arial"/>
-        </w:rPr>
-        <w:t>trie</w:t>
-      </w:r>
-      <w:proofErr w:type="spellEnd"/>
-      <w:r>
-        <w:rPr>
-          <w:rFonts w:cs="Arial"/>
-        </w:rPr>
-        <w:t xml:space="preserve"> height is 8.</w:t>
+        <w:t>(b), the longest prefix is /8, so the trie height is 8.</w:t>
       </w:r>
       <w:r>
         <w:rPr>
@@ -16367,7 +15992,7 @@
     </w:tbl>
     <w:p>
       <w:pPr>
-        <w:spacing w:before="240"/>
+        <w:spacing w:before="240" w:after="0"/>
         <w:rPr>
           <w:rFonts w:eastAsia="宋体"/>
           <w:b/>
@@ -16590,6 +16215,98 @@
     </w:p>
     <w:p>
       <w:pPr>
+        <w:pStyle w:val="my-2"/>
+        <w:spacing w:before="240" w:beforeAutospacing="0" w:after="0" w:afterAutospacing="0"/>
+        <w:rPr>
+          <w:rFonts w:ascii="Arial" w:hAnsi="Arial" w:cs="Arial" w:hint="eastAsia"/>
+          <w:color w:val="C00000"/>
+          <w:sz w:val="22"/>
+          <w:szCs w:val="22"/>
+        </w:rPr>
+      </w:pPr>
+      <w:r>
+        <w:rPr>
+          <w:rStyle w:val="Strong"/>
+          <w:rFonts w:ascii="Arial" w:hAnsi="Arial" w:cs="Arial" w:hint="eastAsia"/>
+          <w:color w:val="C00000"/>
+          <w:sz w:val="22"/>
+          <w:szCs w:val="22"/>
+        </w:rPr>
+        <w:t xml:space="preserve">As a </w:t>
+      </w:r>
+      <w:r>
+        <w:rPr>
+          <w:rStyle w:val="Strong"/>
+          <w:rFonts w:ascii="Arial" w:hAnsi="Arial" w:cs="Arial"/>
+          <w:color w:val="C00000"/>
+          <w:sz w:val="22"/>
+          <w:szCs w:val="22"/>
+        </w:rPr>
+        <w:t>representative</w:t>
+      </w:r>
+      <w:r>
+        <w:rPr>
+          <w:rStyle w:val="Strong"/>
+          <w:rFonts w:ascii="Arial" w:hAnsi="Arial" w:cs="Arial" w:hint="eastAsia"/>
+          <w:color w:val="C00000"/>
+          <w:sz w:val="22"/>
+          <w:szCs w:val="22"/>
+        </w:rPr>
+        <w:t xml:space="preserve"> e</w:t>
+      </w:r>
+      <w:r>
+        <w:rPr>
+          <w:rStyle w:val="Strong"/>
+          <w:rFonts w:ascii="Arial" w:hAnsi="Arial" w:cs="Arial" w:hint="eastAsia"/>
+          <w:color w:val="C00000"/>
+          <w:sz w:val="22"/>
+          <w:szCs w:val="22"/>
+        </w:rPr>
+        <w:t>xample</w:t>
+      </w:r>
+      <w:r>
+        <w:rPr>
+          <w:rStyle w:val="Strong"/>
+          <w:rFonts w:ascii="Arial" w:hAnsi="Arial" w:cs="Arial" w:hint="eastAsia"/>
+          <w:color w:val="C00000"/>
+          <w:sz w:val="22"/>
+          <w:szCs w:val="22"/>
+        </w:rPr>
+        <w:t>,</w:t>
+      </w:r>
+      <w:r>
+        <w:rPr>
+          <w:rStyle w:val="Strong"/>
+          <w:rFonts w:ascii="Arial" w:hAnsi="Arial" w:cs="Arial" w:hint="eastAsia"/>
+          <w:color w:val="C00000"/>
+          <w:sz w:val="22"/>
+          <w:szCs w:val="22"/>
+        </w:rPr>
+        <w:t xml:space="preserve"> I suggest you focus on the explanations of </w:t>
+      </w:r>
+      <w:r>
+        <w:rPr>
+          <w:rStyle w:val="Strong"/>
+          <w:rFonts w:ascii="Arial" w:hAnsi="Arial" w:cs="Arial"/>
+          <w:color w:val="C00000"/>
+          <w:sz w:val="22"/>
+          <w:szCs w:val="22"/>
+        </w:rPr>
+        <w:t xml:space="preserve">AS8’s Reachability </w:t>
+      </w:r>
+      <w:r>
+        <w:rPr>
+          <w:rStyle w:val="Strong"/>
+          <w:rFonts w:ascii="Arial" w:hAnsi="Arial" w:cs="Arial" w:hint="eastAsia"/>
+          <w:color w:val="C00000"/>
+          <w:sz w:val="22"/>
+          <w:szCs w:val="22"/>
+        </w:rPr>
+        <w:t>at the end of this document.</w:t>
+      </w:r>
+    </w:p>
+    <w:p>
+      <w:pPr>
         <w:pStyle w:val="Heading2"/>
         <w:rPr>
           <w:rFonts w:ascii="Arial" w:hAnsi="Arial" w:cs="Arial"/>
@@ -16606,6 +16323,7 @@
           <w:sz w:val="22"/>
           <w:szCs w:val="22"/>
         </w:rPr>
+        <w:lastRenderedPageBreak/>
         <w:t>Step-by-Step Explanations</w:t>
       </w:r>
     </w:p>
@@ -16690,7 +16408,6 @@
           <w:sz w:val="22"/>
           <w:szCs w:val="22"/>
         </w:rPr>
-        <w:lastRenderedPageBreak/>
         <w:t>Why not AS3? (Path: AS1 ↔ AS2 ← AS3)</w:t>
       </w:r>
     </w:p>
@@ -17958,6 +17675,7 @@
           <w:sz w:val="22"/>
           <w:szCs w:val="22"/>
         </w:rPr>
+        <w:lastRenderedPageBreak/>
         <w:t>Has customer?</w:t>
       </w:r>
       <w:r>
@@ -18082,7 +17800,6 @@
           <w:sz w:val="22"/>
           <w:szCs w:val="22"/>
         </w:rPr>
-        <w:lastRenderedPageBreak/>
         <w:t>Has customer?</w:t>
       </w:r>
       <w:r>
@@ -19253,6 +18970,7 @@
         <w:pStyle w:val="Heading2"/>
         <w:rPr>
           <w:rFonts w:ascii="Arial" w:hAnsi="Arial" w:cs="Arial"/>
+          <w:color w:val="C00000"/>
           <w:sz w:val="22"/>
           <w:szCs w:val="22"/>
         </w:rPr>
@@ -19263,14 +18981,17 @@
           <w:rFonts w:ascii="Arial" w:hAnsi="Arial" w:cs="Arial"/>
           <w:b/>
           <w:bCs/>
-          <w:sz w:val="22"/>
-          <w:szCs w:val="22"/>
-        </w:rPr>
+          <w:color w:val="C00000"/>
+          <w:sz w:val="22"/>
+          <w:szCs w:val="22"/>
+        </w:rPr>
+        <w:lastRenderedPageBreak/>
         <w:t>AS8’s Reachability</w:t>
       </w:r>
       <w:r>
         <w:rPr>
           <w:rFonts w:ascii="Arial" w:hAnsi="Arial" w:cs="Arial"/>
+          <w:color w:val="C00000"/>
           <w:sz w:val="22"/>
           <w:szCs w:val="22"/>
         </w:rPr>
@@ -19284,8 +19005,10 @@
           <w:ilvl w:val="0"/>
           <w:numId w:val="26"/>
         </w:numPr>
-        <w:rPr>
-          <w:rFonts w:ascii="Arial" w:hAnsi="Arial" w:cs="Arial"/>
+        <w:spacing w:before="0" w:beforeAutospacing="0"/>
+        <w:rPr>
+          <w:rFonts w:ascii="Arial" w:hAnsi="Arial" w:cs="Arial"/>
+          <w:color w:val="C00000"/>
           <w:sz w:val="22"/>
           <w:szCs w:val="22"/>
         </w:rPr>
@@ -19294,6 +19017,7 @@
         <w:rPr>
           <w:rStyle w:val="Strong"/>
           <w:rFonts w:ascii="Arial" w:hAnsi="Arial" w:cs="Arial"/>
+          <w:color w:val="C00000"/>
           <w:sz w:val="22"/>
           <w:szCs w:val="22"/>
         </w:rPr>
@@ -19302,6 +19026,7 @@
       <w:r>
         <w:rPr>
           <w:rFonts w:ascii="Arial" w:hAnsi="Arial" w:cs="Arial"/>
+          <w:color w:val="C00000"/>
           <w:sz w:val="22"/>
           <w:szCs w:val="22"/>
         </w:rPr>
@@ -19317,6 +19042,7 @@
         </w:numPr>
         <w:rPr>
           <w:rFonts w:ascii="Arial" w:hAnsi="Arial" w:cs="Arial"/>
+          <w:color w:val="C00000"/>
           <w:sz w:val="22"/>
           <w:szCs w:val="22"/>
         </w:rPr>
@@ -19325,6 +19051,7 @@
         <w:rPr>
           <w:rStyle w:val="Strong"/>
           <w:rFonts w:ascii="Arial" w:hAnsi="Arial" w:cs="Arial"/>
+          <w:color w:val="C00000"/>
           <w:sz w:val="22"/>
           <w:szCs w:val="22"/>
         </w:rPr>
@@ -19333,6 +19060,7 @@
       <w:r>
         <w:rPr>
           <w:rFonts w:ascii="Arial" w:hAnsi="Arial" w:cs="Arial"/>
+          <w:color w:val="C00000"/>
           <w:sz w:val="22"/>
           <w:szCs w:val="22"/>
         </w:rPr>
@@ -19348,6 +19076,7 @@
         </w:numPr>
         <w:rPr>
           <w:rFonts w:ascii="Arial" w:hAnsi="Arial" w:cs="Arial"/>
+          <w:color w:val="C00000"/>
           <w:sz w:val="22"/>
           <w:szCs w:val="22"/>
         </w:rPr>
@@ -19356,15 +19085,16 @@
         <w:rPr>
           <w:rStyle w:val="Strong"/>
           <w:rFonts w:ascii="Arial" w:hAnsi="Arial" w:cs="Arial"/>
-          <w:sz w:val="22"/>
-          <w:szCs w:val="22"/>
-        </w:rPr>
-        <w:lastRenderedPageBreak/>
+          <w:color w:val="C00000"/>
+          <w:sz w:val="22"/>
+          <w:szCs w:val="22"/>
+        </w:rPr>
         <w:t>AS5 (Valid):</w:t>
       </w:r>
       <w:r>
         <w:rPr>
           <w:rFonts w:ascii="Arial" w:hAnsi="Arial" w:cs="Arial"/>
+          <w:color w:val="C00000"/>
           <w:sz w:val="22"/>
           <w:szCs w:val="22"/>
         </w:rPr>
@@ -19380,6 +19110,7 @@
         </w:numPr>
         <w:rPr>
           <w:rFonts w:ascii="Arial" w:hAnsi="Arial" w:cs="Arial"/>
+          <w:color w:val="C00000"/>
           <w:sz w:val="22"/>
           <w:szCs w:val="22"/>
         </w:rPr>
@@ -19388,6 +19119,7 @@
         <w:rPr>
           <w:rStyle w:val="Strong"/>
           <w:rFonts w:ascii="Arial" w:hAnsi="Arial" w:cs="Arial"/>
+          <w:color w:val="C00000"/>
           <w:sz w:val="22"/>
           <w:szCs w:val="22"/>
         </w:rPr>
@@ -19396,6 +19128,7 @@
       <w:r>
         <w:rPr>
           <w:rFonts w:ascii="Arial" w:hAnsi="Arial" w:cs="Arial"/>
+          <w:color w:val="C00000"/>
           <w:sz w:val="22"/>
           <w:szCs w:val="22"/>
         </w:rPr>
@@ -19411,6 +19144,7 @@
         </w:numPr>
         <w:rPr>
           <w:rFonts w:ascii="Arial" w:hAnsi="Arial" w:cs="Arial"/>
+          <w:color w:val="C00000"/>
           <w:sz w:val="22"/>
           <w:szCs w:val="22"/>
         </w:rPr>
@@ -19419,6 +19153,7 @@
         <w:rPr>
           <w:rStyle w:val="Strong"/>
           <w:rFonts w:ascii="Arial" w:hAnsi="Arial" w:cs="Arial"/>
+          <w:color w:val="C00000"/>
           <w:sz w:val="22"/>
           <w:szCs w:val="22"/>
         </w:rPr>
@@ -19427,6 +19162,7 @@
       <w:r>
         <w:rPr>
           <w:rFonts w:ascii="Arial" w:hAnsi="Arial" w:cs="Arial"/>
+          <w:color w:val="C00000"/>
           <w:sz w:val="22"/>
           <w:szCs w:val="22"/>
         </w:rPr>
@@ -19442,6 +19178,7 @@
         </w:numPr>
         <w:rPr>
           <w:rFonts w:ascii="Arial" w:hAnsi="Arial" w:cs="Arial"/>
+          <w:color w:val="C00000"/>
           <w:sz w:val="22"/>
           <w:szCs w:val="22"/>
         </w:rPr>
@@ -19450,6 +19187,7 @@
         <w:rPr>
           <w:rStyle w:val="Strong"/>
           <w:rFonts w:ascii="Arial" w:hAnsi="Arial" w:cs="Arial"/>
+          <w:color w:val="C00000"/>
           <w:sz w:val="22"/>
           <w:szCs w:val="22"/>
         </w:rPr>
@@ -19458,6 +19196,7 @@
       <w:r>
         <w:rPr>
           <w:rFonts w:ascii="Arial" w:hAnsi="Arial" w:cs="Arial"/>
+          <w:color w:val="C00000"/>
           <w:sz w:val="22"/>
           <w:szCs w:val="22"/>
         </w:rPr>
@@ -19473,6 +19212,7 @@
         </w:numPr>
         <w:rPr>
           <w:rFonts w:ascii="Arial" w:hAnsi="Arial" w:cs="Arial"/>
+          <w:color w:val="C00000"/>
           <w:sz w:val="22"/>
           <w:szCs w:val="22"/>
         </w:rPr>
@@ -19481,6 +19221,7 @@
         <w:rPr>
           <w:rStyle w:val="Strong"/>
           <w:rFonts w:ascii="Arial" w:hAnsi="Arial" w:cs="Arial"/>
+          <w:color w:val="C00000"/>
           <w:sz w:val="22"/>
           <w:szCs w:val="22"/>
         </w:rPr>
@@ -19496,6 +19237,7 @@
         </w:numPr>
         <w:rPr>
           <w:rFonts w:ascii="Arial" w:hAnsi="Arial" w:cs="Arial"/>
+          <w:color w:val="C00000"/>
           <w:sz w:val="22"/>
           <w:szCs w:val="22"/>
         </w:rPr>
@@ -19504,6 +19246,7 @@
         <w:rPr>
           <w:rStyle w:val="Strong"/>
           <w:rFonts w:ascii="Arial" w:hAnsi="Arial" w:cs="Arial"/>
+          <w:color w:val="C00000"/>
           <w:sz w:val="22"/>
           <w:szCs w:val="22"/>
         </w:rPr>
@@ -19512,6 +19255,7 @@
       <w:r>
         <w:rPr>
           <w:rFonts w:ascii="Arial" w:hAnsi="Arial" w:cs="Arial"/>
+          <w:color w:val="C00000"/>
           <w:sz w:val="22"/>
           <w:szCs w:val="22"/>
         </w:rPr>
@@ -19527,6 +19271,7 @@
         </w:numPr>
         <w:rPr>
           <w:rFonts w:ascii="Arial" w:hAnsi="Arial" w:cs="Arial"/>
+          <w:color w:val="C00000"/>
           <w:sz w:val="22"/>
           <w:szCs w:val="22"/>
         </w:rPr>
@@ -19535,6 +19280,7 @@
         <w:rPr>
           <w:rStyle w:val="Strong"/>
           <w:rFonts w:ascii="Arial" w:hAnsi="Arial" w:cs="Arial"/>
+          <w:color w:val="C00000"/>
           <w:sz w:val="22"/>
           <w:szCs w:val="22"/>
         </w:rPr>
@@ -19543,6 +19289,7 @@
       <w:r>
         <w:rPr>
           <w:rFonts w:ascii="Arial" w:hAnsi="Arial" w:cs="Arial"/>
+          <w:color w:val="C00000"/>
           <w:sz w:val="22"/>
           <w:szCs w:val="22"/>
         </w:rPr>
@@ -19558,6 +19305,7 @@
         </w:numPr>
         <w:rPr>
           <w:rFonts w:ascii="Arial" w:hAnsi="Arial" w:cs="Arial"/>
+          <w:color w:val="C00000"/>
           <w:sz w:val="22"/>
           <w:szCs w:val="22"/>
         </w:rPr>
@@ -19566,6 +19314,7 @@
         <w:rPr>
           <w:rStyle w:val="Strong"/>
           <w:rFonts w:ascii="Arial" w:hAnsi="Arial" w:cs="Arial"/>
+          <w:color w:val="C00000"/>
           <w:sz w:val="22"/>
           <w:szCs w:val="22"/>
         </w:rPr>
@@ -19574,6 +19323,7 @@
       <w:r>
         <w:rPr>
           <w:rFonts w:ascii="Arial" w:hAnsi="Arial" w:cs="Arial"/>
+          <w:color w:val="C00000"/>
           <w:sz w:val="22"/>
           <w:szCs w:val="22"/>
         </w:rPr>
@@ -19588,15 +19338,20 @@
           <w:numId w:val="26"/>
         </w:numPr>
         <w:rPr>
-          <w:rFonts w:ascii="Arial" w:hAnsi="Arial" w:cs="Arial"/>
-          <w:sz w:val="22"/>
-          <w:szCs w:val="22"/>
-        </w:rPr>
-      </w:pPr>
-      <w:r>
-        <w:rPr>
           <w:rStyle w:val="Strong"/>
           <w:rFonts w:ascii="Arial" w:hAnsi="Arial" w:cs="Arial"/>
+          <w:b w:val="0"/>
+          <w:bCs w:val="0"/>
+          <w:color w:val="C00000"/>
+          <w:sz w:val="22"/>
+          <w:szCs w:val="22"/>
+        </w:rPr>
+      </w:pPr>
+      <w:r>
+        <w:rPr>
+          <w:rStyle w:val="Strong"/>
+          <w:rFonts w:ascii="Arial" w:hAnsi="Arial" w:cs="Arial"/>
+          <w:color w:val="C00000"/>
           <w:sz w:val="22"/>
           <w:szCs w:val="22"/>
         </w:rPr>
@@ -19606,6 +19361,7 @@
         <w:rPr>
           <w:rStyle w:val="Strong"/>
           <w:rFonts w:ascii="Arial" w:hAnsi="Arial" w:cs="Arial" w:hint="eastAsia"/>
+          <w:color w:val="C00000"/>
           <w:sz w:val="22"/>
           <w:szCs w:val="22"/>
         </w:rPr>
@@ -19615,6 +19371,7 @@
         <w:rPr>
           <w:rStyle w:val="Strong"/>
           <w:rFonts w:ascii="Arial" w:hAnsi="Arial" w:cs="Arial"/>
+          <w:color w:val="C00000"/>
           <w:sz w:val="22"/>
           <w:szCs w:val="22"/>
         </w:rPr>
@@ -19630,14 +19387,103 @@
         </w:numPr>
         <w:rPr>
           <w:rFonts w:ascii="Arial" w:hAnsi="Arial" w:cs="Arial"/>
-          <w:sz w:val="22"/>
-          <w:szCs w:val="22"/>
+          <w:color w:val="C00000"/>
+          <w:sz w:val="22"/>
+          <w:szCs w:val="22"/>
+        </w:rPr>
+      </w:pPr>
+      <w:r>
+        <w:rPr>
+          <w:rStyle w:val="Strong"/>
+          <w:rFonts w:ascii="Arial" w:hAnsi="Arial" w:cs="Arial"/>
+          <w:color w:val="C00000"/>
+          <w:sz w:val="22"/>
+          <w:szCs w:val="22"/>
+        </w:rPr>
+        <w:t>Intermediates:</w:t>
+      </w:r>
+      <w:r>
+        <w:rPr>
+          <w:rFonts w:ascii="Arial" w:hAnsi="Arial" w:cs="Arial"/>
+          <w:color w:val="C00000"/>
+          <w:sz w:val="22"/>
+          <w:szCs w:val="22"/>
+        </w:rPr>
+        <w:t xml:space="preserve"> AS</w:t>
+      </w:r>
+      <w:r>
+        <w:rPr>
+          <w:rFonts w:ascii="Arial" w:hAnsi="Arial" w:cs="Arial" w:hint="eastAsia"/>
+          <w:color w:val="C00000"/>
+          <w:sz w:val="22"/>
+          <w:szCs w:val="22"/>
+        </w:rPr>
+        <w:t>7</w:t>
+      </w:r>
+      <w:r>
+        <w:rPr>
+          <w:rFonts w:ascii="Arial" w:hAnsi="Arial" w:cs="Arial"/>
+          <w:color w:val="C00000"/>
+          <w:sz w:val="22"/>
+          <w:szCs w:val="22"/>
+        </w:rPr>
+        <w:t xml:space="preserve"> and AS5</w:t>
+      </w:r>
+      <w:r>
+        <w:rPr>
+          <w:rFonts w:ascii="Arial" w:hAnsi="Arial" w:cs="Arial" w:hint="eastAsia"/>
+          <w:color w:val="C00000"/>
+          <w:sz w:val="22"/>
+          <w:szCs w:val="22"/>
+        </w:rPr>
+        <w:t xml:space="preserve"> </w:t>
+      </w:r>
+      <w:r>
+        <w:rPr>
+          <w:rFonts w:ascii="Arial" w:hAnsi="Arial" w:cs="Arial"/>
+          <w:color w:val="C00000"/>
+          <w:sz w:val="22"/>
+          <w:szCs w:val="22"/>
+        </w:rPr>
+        <w:t>(Valid, has customer AS</w:t>
+      </w:r>
+      <w:r>
+        <w:rPr>
+          <w:rFonts w:ascii="Arial" w:hAnsi="Arial" w:cs="Arial" w:hint="eastAsia"/>
+          <w:color w:val="C00000"/>
+          <w:sz w:val="22"/>
+          <w:szCs w:val="22"/>
+        </w:rPr>
+        <w:t>7</w:t>
+      </w:r>
+      <w:r>
+        <w:rPr>
+          <w:rFonts w:ascii="Arial" w:hAnsi="Arial" w:cs="Arial"/>
+          <w:color w:val="C00000"/>
+          <w:sz w:val="22"/>
+          <w:szCs w:val="22"/>
+        </w:rPr>
+        <w:t>)</w:t>
+      </w:r>
+    </w:p>
+    <w:p>
+      <w:pPr>
+        <w:pStyle w:val="my-2"/>
+        <w:numPr>
+          <w:ilvl w:val="1"/>
+          <w:numId w:val="26"/>
+        </w:numPr>
+        <w:spacing w:before="240"/>
+        <w:rPr>
+          <w:rFonts w:cs="Arial"/>
+          <w:color w:val="C00000"/>
         </w:rPr>
       </w:pPr>
       <w:r>
         <w:rPr>
           <w:rStyle w:val="Strong"/>
           <w:rFonts w:ascii="Arial" w:hAnsi="Arial" w:cs="Arial" w:hint="eastAsia"/>
+          <w:color w:val="C00000"/>
           <w:sz w:val="22"/>
           <w:szCs w:val="22"/>
         </w:rPr>
@@ -19647,6 +19493,7 @@
         <w:rPr>
           <w:rStyle w:val="Strong"/>
           <w:rFonts w:ascii="Arial" w:hAnsi="Arial" w:cs="Arial"/>
+          <w:color w:val="C00000"/>
           <w:sz w:val="22"/>
           <w:szCs w:val="22"/>
         </w:rPr>
@@ -19656,6 +19503,7 @@
         <w:rPr>
           <w:rStyle w:val="Strong"/>
           <w:rFonts w:ascii="Arial" w:hAnsi="Arial" w:cs="Arial" w:hint="eastAsia"/>
+          <w:color w:val="C00000"/>
           <w:sz w:val="22"/>
           <w:szCs w:val="22"/>
         </w:rPr>
@@ -19665,6 +19513,7 @@
         <w:rPr>
           <w:rStyle w:val="Strong"/>
           <w:rFonts w:ascii="Arial" w:hAnsi="Arial" w:cs="Arial"/>
+          <w:color w:val="C00000"/>
           <w:sz w:val="22"/>
           <w:szCs w:val="22"/>
         </w:rPr>
@@ -19673,6 +19522,7 @@
       <w:r>
         <w:rPr>
           <w:rFonts w:ascii="Arial" w:hAnsi="Arial" w:cs="Arial"/>
+          <w:color w:val="C00000"/>
           <w:sz w:val="22"/>
           <w:szCs w:val="22"/>
         </w:rPr>
@@ -19681,6 +19531,7 @@
       <w:r>
         <w:rPr>
           <w:rFonts w:ascii="Arial" w:hAnsi="Arial" w:cs="Arial" w:hint="eastAsia"/>
+          <w:color w:val="C00000"/>
           <w:sz w:val="22"/>
           <w:szCs w:val="22"/>
         </w:rPr>
@@ -19689,30 +19540,12 @@
       <w:r>
         <w:rPr>
           <w:rFonts w:ascii="Arial" w:hAnsi="Arial" w:cs="Arial"/>
+          <w:color w:val="C00000"/>
           <w:sz w:val="22"/>
           <w:szCs w:val="22"/>
         </w:rPr>
         <w:t>.</w:t>
       </w:r>
-    </w:p>
-    <w:p>
-      <w:pPr>
-        <w:pStyle w:val="my-2"/>
-        <w:rPr>
-          <w:rFonts w:ascii="Arial" w:hAnsi="Arial" w:cs="Arial"/>
-          <w:sz w:val="22"/>
-          <w:szCs w:val="22"/>
-        </w:rPr>
-      </w:pPr>
-    </w:p>
-    <w:p>
-      <w:pPr>
-        <w:spacing w:before="240"/>
-        <w:rPr>
-          <w:rFonts w:eastAsia="宋体" w:cs="Arial"/>
-          <w:lang w:eastAsia="zh-CN"/>
-        </w:rPr>
-      </w:pPr>
     </w:p>
     <w:sectPr>
       <w:footerReference w:type="default" r:id="rId14"/>

--- a/Exams/CSC175 Sp26 Midterm Exam ANS.docx
+++ b/Exams/CSC175 Sp26 Midterm Exam ANS.docx
@@ -603,7 +603,15 @@
         <w:t>0</w:t>
       </w:r>
       <w:r>
-        <w:t xml:space="preserve"> (10 points) Multiple-choice questions: enter your answer keys here:</w:t>
+        <w:t xml:space="preserve"> (10 points) </w:t>
+      </w:r>
+      <w:proofErr w:type="gramStart"/>
+      <w:r>
+        <w:t>Multiple-choice</w:t>
+      </w:r>
+      <w:proofErr w:type="gramEnd"/>
+      <w:r>
+        <w:t xml:space="preserve"> questions: enter your answer keys here:</w:t>
       </w:r>
     </w:p>
     <w:tbl>
@@ -1135,7 +1143,23 @@
           <w:rStyle w:val="Strong"/>
           <w:rFonts w:eastAsiaTheme="majorEastAsia" w:cs="Arial"/>
         </w:rPr>
-        <w:t>For the following multiple-choice questions, each question has exactly one correct answer key. If multiple choices are correct, choose the option “All of the above”. Fill in the answer keys in the table above. (Answer keys written in the question area will not be counted.)</w:t>
+        <w:t xml:space="preserve">For the following multiple-choice questions, each question has exactly one correct answer key. If multiple choices are correct, choose the option “All of the above”. Fill in the answer keys </w:t>
+      </w:r>
+      <w:proofErr w:type="gramStart"/>
+      <w:r>
+        <w:rPr>
+          <w:rStyle w:val="Strong"/>
+          <w:rFonts w:eastAsiaTheme="majorEastAsia" w:cs="Arial"/>
+        </w:rPr>
+        <w:t>in</w:t>
+      </w:r>
+      <w:proofErr w:type="gramEnd"/>
+      <w:r>
+        <w:rPr>
+          <w:rStyle w:val="Strong"/>
+          <w:rFonts w:eastAsiaTheme="majorEastAsia" w:cs="Arial"/>
+        </w:rPr>
+        <w:t xml:space="preserve"> the table above. (Answer keys written in the question area will not be counted.)</w:t>
       </w:r>
     </w:p>
     <w:p>
@@ -1430,7 +1454,23 @@
           <w:rFonts w:cs="Arial"/>
           <w:b/>
         </w:rPr>
-        <w:t>5. For an 800-bit packet on a link with bandwidth = 1 Mbps and propagation delay = 1 ms, what is the total packet delay?</w:t>
+        <w:t xml:space="preserve">5. For an 800-bit packet on a link with bandwidth = 1 Mbps and propagation delay = 1 </w:t>
+      </w:r>
+      <w:proofErr w:type="spellStart"/>
+      <w:r>
+        <w:rPr>
+          <w:rFonts w:cs="Arial"/>
+          <w:b/>
+        </w:rPr>
+        <w:t>ms</w:t>
+      </w:r>
+      <w:proofErr w:type="spellEnd"/>
+      <w:r>
+        <w:rPr>
+          <w:rFonts w:cs="Arial"/>
+          <w:b/>
+        </w:rPr>
+        <w:t>, what is the total packet delay?</w:t>
       </w:r>
       <w:bookmarkEnd w:id="4"/>
     </w:p>
@@ -1445,29 +1485,61 @@
         <w:rPr>
           <w:rFonts w:cs="Arial"/>
         </w:rPr>
-        <w:t>A) 0.0008 ms</w:t>
-      </w:r>
+        <w:t xml:space="preserve">A) 0.0008 </w:t>
+      </w:r>
+      <w:proofErr w:type="spellStart"/>
+      <w:r>
+        <w:rPr>
+          <w:rFonts w:cs="Arial"/>
+        </w:rPr>
+        <w:t>ms</w:t>
+      </w:r>
+      <w:proofErr w:type="spellEnd"/>
       <w:r>
         <w:rPr>
           <w:rFonts w:cs="Arial"/>
         </w:rPr>
         <w:br/>
-        <w:t>B) 0.8 ms</w:t>
-      </w:r>
+        <w:t xml:space="preserve">B) 0.8 </w:t>
+      </w:r>
+      <w:proofErr w:type="spellStart"/>
+      <w:r>
+        <w:rPr>
+          <w:rFonts w:cs="Arial"/>
+        </w:rPr>
+        <w:t>ms</w:t>
+      </w:r>
+      <w:proofErr w:type="spellEnd"/>
       <w:r>
         <w:rPr>
           <w:rFonts w:cs="Arial"/>
         </w:rPr>
         <w:br/>
-        <w:t>C) 1.8 ms</w:t>
-      </w:r>
+        <w:t xml:space="preserve">C) 1.8 </w:t>
+      </w:r>
+      <w:proofErr w:type="spellStart"/>
+      <w:r>
+        <w:rPr>
+          <w:rFonts w:cs="Arial"/>
+        </w:rPr>
+        <w:t>ms</w:t>
+      </w:r>
+      <w:proofErr w:type="spellEnd"/>
       <w:r>
         <w:rPr>
           <w:rFonts w:cs="Arial"/>
         </w:rPr>
         <w:br/>
-        <w:t>D) 1.0008 ms</w:t>
-      </w:r>
+        <w:t xml:space="preserve">D) 1.0008 </w:t>
+      </w:r>
+      <w:proofErr w:type="spellStart"/>
+      <w:r>
+        <w:rPr>
+          <w:rFonts w:cs="Arial"/>
+        </w:rPr>
+        <w:t>ms</w:t>
+      </w:r>
+      <w:proofErr w:type="spellEnd"/>
     </w:p>
     <w:p>
       <w:pPr>
@@ -1495,8 +1567,44 @@
         <w:rPr>
           <w:rFonts w:cs="Arial"/>
         </w:rPr>
-        <w:t>Total packet delay = transmission delay + propagation delay. Transmission delay = 800 bits / 1,000,000 bps = 0.0008 seconds = 0.8 ms. Propagation delay = 1 ms. Total = 0.8 + 1.0 = 1.8 ms.</w:t>
-      </w:r>
+        <w:t xml:space="preserve">Total packet delay = transmission delay + propagation delay. Transmission delay = 800 bits / 1,000,000 bps = 0.0008 seconds = 0.8 </w:t>
+      </w:r>
+      <w:proofErr w:type="spellStart"/>
+      <w:r>
+        <w:rPr>
+          <w:rFonts w:cs="Arial"/>
+        </w:rPr>
+        <w:t>ms.</w:t>
+      </w:r>
+      <w:proofErr w:type="spellEnd"/>
+      <w:r>
+        <w:rPr>
+          <w:rFonts w:cs="Arial"/>
+        </w:rPr>
+        <w:t xml:space="preserve"> Propagation delay = 1 </w:t>
+      </w:r>
+      <w:proofErr w:type="spellStart"/>
+      <w:r>
+        <w:rPr>
+          <w:rFonts w:cs="Arial"/>
+        </w:rPr>
+        <w:t>ms.</w:t>
+      </w:r>
+      <w:proofErr w:type="spellEnd"/>
+      <w:r>
+        <w:rPr>
+          <w:rFonts w:cs="Arial"/>
+        </w:rPr>
+        <w:t xml:space="preserve"> Total = 0.8 + 1.0 = 1.8 </w:t>
+      </w:r>
+      <w:proofErr w:type="spellStart"/>
+      <w:r>
+        <w:rPr>
+          <w:rFonts w:cs="Arial"/>
+        </w:rPr>
+        <w:t>ms.</w:t>
+      </w:r>
+      <w:proofErr w:type="spellEnd"/>
     </w:p>
     <w:p>
       <w:pPr>
@@ -1526,7 +1634,21 @@
         <w:rPr>
           <w:rFonts w:cs="Arial"/>
         </w:rPr>
-        <w:t>A) Forwarding packets only to their final destination without using routers</w:t>
+        <w:t xml:space="preserve">A) Forwarding packets only to their </w:t>
+      </w:r>
+      <w:proofErr w:type="gramStart"/>
+      <w:r>
+        <w:rPr>
+          <w:rFonts w:cs="Arial"/>
+        </w:rPr>
+        <w:t>final destination</w:t>
+      </w:r>
+      <w:proofErr w:type="gramEnd"/>
+      <w:r>
+        <w:rPr>
+          <w:rFonts w:cs="Arial"/>
+        </w:rPr>
+        <w:t xml:space="preserve"> without using routers</w:t>
       </w:r>
       <w:r>
         <w:rPr>
@@ -2428,7 +2550,23 @@
           <w:rFonts w:eastAsia="宋体" w:cs="Arial"/>
           <w:lang w:eastAsia="zh-CN"/>
         </w:rPr>
-        <w:t xml:space="preserve">1 ms </w:t>
+        <w:t xml:space="preserve">1 </w:t>
+      </w:r>
+      <w:proofErr w:type="spellStart"/>
+      <w:r>
+        <w:rPr>
+          <w:rFonts w:eastAsia="宋体" w:cs="Arial"/>
+          <w:lang w:eastAsia="zh-CN"/>
+        </w:rPr>
+        <w:t>ms</w:t>
+      </w:r>
+      <w:proofErr w:type="spellEnd"/>
+      <w:r>
+        <w:rPr>
+          <w:rFonts w:eastAsia="宋体" w:cs="Arial"/>
+          <w:lang w:eastAsia="zh-CN"/>
+        </w:rPr>
+        <w:t xml:space="preserve"> </w:t>
       </w:r>
     </w:p>
     <w:p>
@@ -2490,7 +2628,23 @@
           <w:rFonts w:eastAsia="宋体" w:cs="Arial"/>
           <w:lang w:eastAsia="zh-CN"/>
         </w:rPr>
-        <w:t xml:space="preserve">0.5 ms </w:t>
+        <w:t xml:space="preserve">0.5 </w:t>
+      </w:r>
+      <w:proofErr w:type="spellStart"/>
+      <w:r>
+        <w:rPr>
+          <w:rFonts w:eastAsia="宋体" w:cs="Arial"/>
+          <w:lang w:eastAsia="zh-CN"/>
+        </w:rPr>
+        <w:t>ms</w:t>
+      </w:r>
+      <w:proofErr w:type="spellEnd"/>
+      <w:r>
+        <w:rPr>
+          <w:rFonts w:eastAsia="宋体" w:cs="Arial"/>
+          <w:lang w:eastAsia="zh-CN"/>
+        </w:rPr>
+        <w:t xml:space="preserve"> </w:t>
       </w:r>
     </w:p>
     <w:p>
@@ -2583,7 +2737,23 @@
           <w:rFonts w:eastAsia="宋体" w:cs="Arial"/>
           <w:lang w:eastAsia="zh-CN"/>
         </w:rPr>
-        <w:t xml:space="preserve"> 5 ms </w:t>
+        <w:t xml:space="preserve"> 5 </w:t>
+      </w:r>
+      <w:proofErr w:type="spellStart"/>
+      <w:r>
+        <w:rPr>
+          <w:rFonts w:eastAsia="宋体" w:cs="Arial"/>
+          <w:lang w:eastAsia="zh-CN"/>
+        </w:rPr>
+        <w:t>ms</w:t>
+      </w:r>
+      <w:proofErr w:type="spellEnd"/>
+      <w:r>
+        <w:rPr>
+          <w:rFonts w:eastAsia="宋体" w:cs="Arial"/>
+          <w:lang w:eastAsia="zh-CN"/>
+        </w:rPr>
+        <w:t xml:space="preserve"> </w:t>
       </w:r>
     </w:p>
     <w:p>
@@ -2646,7 +2816,23 @@
           <w:rFonts w:eastAsia="宋体" w:cs="Arial"/>
           <w:lang w:eastAsia="zh-CN"/>
         </w:rPr>
-        <w:t xml:space="preserve">10 ms </w:t>
+        <w:t xml:space="preserve">10 </w:t>
+      </w:r>
+      <w:proofErr w:type="spellStart"/>
+      <w:r>
+        <w:rPr>
+          <w:rFonts w:eastAsia="宋体" w:cs="Arial"/>
+          <w:lang w:eastAsia="zh-CN"/>
+        </w:rPr>
+        <w:t>ms</w:t>
+      </w:r>
+      <w:proofErr w:type="spellEnd"/>
+      <w:r>
+        <w:rPr>
+          <w:rFonts w:eastAsia="宋体" w:cs="Arial"/>
+          <w:lang w:eastAsia="zh-CN"/>
+        </w:rPr>
+        <w:t xml:space="preserve"> </w:t>
       </w:r>
     </w:p>
     <w:p>
@@ -2709,8 +2895,17 @@
           <w:rFonts w:eastAsia="宋体" w:cs="Arial"/>
           <w:lang w:eastAsia="zh-CN"/>
         </w:rPr>
-        <w:t xml:space="preserve"> 10 ms</w:t>
-      </w:r>
+        <w:t xml:space="preserve"> 10 </w:t>
+      </w:r>
+      <w:proofErr w:type="spellStart"/>
+      <w:r>
+        <w:rPr>
+          <w:rFonts w:eastAsia="宋体" w:cs="Arial"/>
+          <w:lang w:eastAsia="zh-CN"/>
+        </w:rPr>
+        <w:t>ms</w:t>
+      </w:r>
+      <w:proofErr w:type="spellEnd"/>
     </w:p>
     <w:p>
       <w:pPr>
@@ -2725,8 +2920,17 @@
           <w:rFonts w:eastAsia="宋体" w:cs="Arial"/>
           <w:lang w:eastAsia="zh-CN"/>
         </w:rPr>
-        <w:t>Transmission 1 + 0.5 + 1 = 2.5 ms</w:t>
-      </w:r>
+        <w:t xml:space="preserve">Transmission 1 + 0.5 + 1 = 2.5 </w:t>
+      </w:r>
+      <w:proofErr w:type="spellStart"/>
+      <w:r>
+        <w:rPr>
+          <w:rFonts w:eastAsia="宋体" w:cs="Arial"/>
+          <w:lang w:eastAsia="zh-CN"/>
+        </w:rPr>
+        <w:t>ms</w:t>
+      </w:r>
+      <w:proofErr w:type="spellEnd"/>
     </w:p>
     <w:p>
       <w:pPr>
@@ -2741,8 +2945,17 @@
           <w:rFonts w:eastAsia="宋体" w:cs="Arial"/>
           <w:lang w:eastAsia="zh-CN"/>
         </w:rPr>
-        <w:t>Propagation: 5 + 10 + 10 = 25 ms</w:t>
-      </w:r>
+        <w:t xml:space="preserve">Propagation: 5 + 10 + 10 = 25 </w:t>
+      </w:r>
+      <w:proofErr w:type="spellStart"/>
+      <w:r>
+        <w:rPr>
+          <w:rFonts w:eastAsia="宋体" w:cs="Arial"/>
+          <w:lang w:eastAsia="zh-CN"/>
+        </w:rPr>
+        <w:t>ms</w:t>
+      </w:r>
+      <w:proofErr w:type="spellEnd"/>
     </w:p>
     <w:p>
       <w:pPr>
@@ -2778,15 +2991,40 @@
           <w:rFonts w:eastAsia="宋体" w:cs="Arial"/>
           <w:lang w:eastAsia="zh-CN"/>
         </w:rPr>
-        <w:t xml:space="preserve">2.5 + 25 ms = </w:t>
-      </w:r>
+        <w:t xml:space="preserve">2.5 + 25 </w:t>
+      </w:r>
+      <w:proofErr w:type="spellStart"/>
       <w:r>
         <w:rPr>
           <w:rFonts w:eastAsia="宋体" w:cs="Arial"/>
           <w:lang w:eastAsia="zh-CN"/>
         </w:rPr>
-        <w:t>27.5 ms</w:t>
-      </w:r>
+        <w:t>ms</w:t>
+      </w:r>
+      <w:proofErr w:type="spellEnd"/>
+      <w:r>
+        <w:rPr>
+          <w:rFonts w:eastAsia="宋体" w:cs="Arial"/>
+          <w:lang w:eastAsia="zh-CN"/>
+        </w:rPr>
+        <w:t xml:space="preserve"> = </w:t>
+      </w:r>
+      <w:r>
+        <w:rPr>
+          <w:rFonts w:eastAsia="宋体" w:cs="Arial"/>
+          <w:lang w:eastAsia="zh-CN"/>
+        </w:rPr>
+        <w:t xml:space="preserve">27.5 </w:t>
+      </w:r>
+      <w:proofErr w:type="spellStart"/>
+      <w:r>
+        <w:rPr>
+          <w:rFonts w:eastAsia="宋体" w:cs="Arial"/>
+          <w:lang w:eastAsia="zh-CN"/>
+        </w:rPr>
+        <w:t>ms</w:t>
+      </w:r>
+      <w:proofErr w:type="spellEnd"/>
     </w:p>
     <w:p>
       <w:pPr>
@@ -3786,6 +4024,7 @@
         </w:rPr>
         <w:t>Alice (</w:t>
       </w:r>
+      <w:proofErr w:type="gramStart"/>
       <w:r>
         <w:rPr>
           <w:rFonts w:ascii="Cambria Math" w:hAnsi="Cambria Math" w:cs="Cambria Math"/>
@@ -3796,8 +4035,16 @@
         <w:rPr>
           <w:rFonts w:cs="Arial"/>
         </w:rPr>
-        <w:t>), Bob (</w:t>
-      </w:r>
+        <w:t>),</w:t>
+      </w:r>
+      <w:proofErr w:type="gramEnd"/>
+      <w:r>
+        <w:rPr>
+          <w:rFonts w:cs="Arial"/>
+        </w:rPr>
+        <w:t xml:space="preserve"> Bob (</w:t>
+      </w:r>
+      <w:proofErr w:type="gramStart"/>
       <w:r>
         <w:rPr>
           <w:rFonts w:ascii="Cambria Math" w:hAnsi="Cambria Math" w:cs="Cambria Math"/>
@@ -3808,8 +4055,16 @@
         <w:rPr>
           <w:rFonts w:cs="Arial"/>
         </w:rPr>
-        <w:t>), Connie (</w:t>
-      </w:r>
+        <w:t>),</w:t>
+      </w:r>
+      <w:proofErr w:type="gramEnd"/>
+      <w:r>
+        <w:rPr>
+          <w:rFonts w:cs="Arial"/>
+        </w:rPr>
+        <w:t xml:space="preserve"> Connie (</w:t>
+      </w:r>
+      <w:proofErr w:type="gramStart"/>
       <w:r>
         <w:rPr>
           <w:rFonts w:ascii="Cambria Math" w:hAnsi="Cambria Math" w:cs="Cambria Math"/>
@@ -3820,8 +4075,16 @@
         <w:rPr>
           <w:rFonts w:cs="Arial"/>
         </w:rPr>
-        <w:t>), and Diego (</w:t>
-      </w:r>
+        <w:t>),</w:t>
+      </w:r>
+      <w:proofErr w:type="gramEnd"/>
+      <w:r>
+        <w:rPr>
+          <w:rFonts w:cs="Arial"/>
+        </w:rPr>
+        <w:t xml:space="preserve"> and Diego (</w:t>
+      </w:r>
+      <w:proofErr w:type="gramStart"/>
       <w:r>
         <w:rPr>
           <w:rFonts w:ascii="Cambria Math" w:hAnsi="Cambria Math" w:cs="Cambria Math"/>
@@ -3832,7 +4095,14 @@
         <w:rPr>
           <w:rFonts w:cs="Arial"/>
         </w:rPr>
-        <w:t>) are connected to the local network, which runs the distance-vector algorithm.</w:t>
+        <w:t>) are</w:t>
+      </w:r>
+      <w:proofErr w:type="gramEnd"/>
+      <w:r>
+        <w:rPr>
+          <w:rFonts w:cs="Arial"/>
+        </w:rPr>
+        <w:t xml:space="preserve"> connected to the local network, which runs the distance-vector algorithm.</w:t>
       </w:r>
     </w:p>
     <w:p>
@@ -4166,14 +4436,6 @@
         <w:t>a)</w:t>
       </w:r>
     </w:p>
-    <w:p>
-      <w:pPr>
-        <w:rPr>
-          <w:rFonts w:eastAsia="宋体" w:cs="Arial"/>
-          <w:lang w:eastAsia="zh-CN"/>
-        </w:rPr>
-      </w:pPr>
-    </w:p>
     <w:tbl>
       <w:tblPr>
         <w:tblW w:w="4964" w:type="dxa"/>
@@ -4558,7 +4820,6 @@
                 <w:rFonts w:eastAsia="宋体" w:cs="Arial"/>
                 <w:lang w:eastAsia="zh-CN"/>
               </w:rPr>
-              <w:lastRenderedPageBreak/>
               <w:t>C</w:t>
             </w:r>
           </w:p>
@@ -4634,7 +4895,7 @@
       </w:tr>
       <w:tr>
         <w:trPr>
-          <w:trHeight w:val="18"/>
+          <w:trHeight w:val="16"/>
         </w:trPr>
         <w:tc>
           <w:tcPr>
@@ -4666,6 +4927,7 @@
                 <w:rFonts w:eastAsia="宋体" w:cs="Arial"/>
                 <w:lang w:eastAsia="zh-CN"/>
               </w:rPr>
+              <w:lastRenderedPageBreak/>
               <w:t>D</w:t>
             </w:r>
           </w:p>
@@ -5941,7 +6203,21 @@
         <w:rPr>
           <w:rFonts w:cs="Arial"/>
         </w:rPr>
-        <w:t>Consider the following network graph with three hosts (A, B, C) and six routers (R1 - R6). For the following questions, assume that the routers run a link-state routing protocol and the routing state has converged. Every link is up unless otherwise noted. When picking between equal-cost paths, the routers pick the route through the neighbor with the lower ID number. For each answer, please provide a concise explanation.</w:t>
+        <w:t xml:space="preserve">Consider the following network graph with three hosts (A, B, C) and six routers (R1 - R6). For the following questions, assume that the routers run a link-state routing protocol and the </w:t>
+      </w:r>
+      <w:proofErr w:type="gramStart"/>
+      <w:r>
+        <w:rPr>
+          <w:rFonts w:cs="Arial"/>
+        </w:rPr>
+        <w:t>routing state</w:t>
+      </w:r>
+      <w:proofErr w:type="gramEnd"/>
+      <w:r>
+        <w:rPr>
+          <w:rFonts w:cs="Arial"/>
+        </w:rPr>
+        <w:t xml:space="preserve"> has converged. Every link is up unless otherwise noted. When picking between equal-cost paths, the routers pick the route through the neighbor with the lower ID number. For each answer, please provide a concise explanation.</w:t>
       </w:r>
       <w:r>
         <w:rPr>
@@ -6069,7 +6345,21 @@
         <w:rPr>
           <w:rFonts w:cs="Arial"/>
         </w:rPr>
-        <w:t xml:space="preserve"> goes down. R2 and R4 have recomputed their routes, but have not yet sent updates. What route will a packet from A to C take?</w:t>
+        <w:t xml:space="preserve"> goes down. R2 and R4 have recomputed their </w:t>
+      </w:r>
+      <w:proofErr w:type="gramStart"/>
+      <w:r>
+        <w:rPr>
+          <w:rFonts w:cs="Arial"/>
+        </w:rPr>
+        <w:t>routes, but</w:t>
+      </w:r>
+      <w:proofErr w:type="gramEnd"/>
+      <w:r>
+        <w:rPr>
+          <w:rFonts w:cs="Arial"/>
+        </w:rPr>
+        <w:t xml:space="preserve"> have not yet sent updates. What route will a packet from A to C take?</w:t>
       </w:r>
     </w:p>
     <w:p>
@@ -6114,7 +6404,21 @@
         <w:rPr>
           <w:rFonts w:cs="Arial"/>
         </w:rPr>
-        <w:t xml:space="preserve"> goes down. R4 and R5 have recomputed their routes, but have not yet sent updates. What route will a packet from A to C take? </w:t>
+        <w:t xml:space="preserve"> goes down. R4 and R5 have recomputed their </w:t>
+      </w:r>
+      <w:proofErr w:type="gramStart"/>
+      <w:r>
+        <w:rPr>
+          <w:rFonts w:cs="Arial"/>
+        </w:rPr>
+        <w:t>routes, but</w:t>
+      </w:r>
+      <w:proofErr w:type="gramEnd"/>
+      <w:r>
+        <w:rPr>
+          <w:rFonts w:cs="Arial"/>
+        </w:rPr>
+        <w:t xml:space="preserve"> have not yet sent updates. What route will a packet from A to C take? </w:t>
       </w:r>
     </w:p>
     <w:p>
@@ -8452,7 +8756,21 @@
         <w:rPr>
           <w:rFonts w:cs="Arial"/>
         </w:rPr>
-        <w:t xml:space="preserve">You can find some useful binary conversions in the table below. </w:t>
+        <w:t xml:space="preserve">You can find some useful binary conversions </w:t>
+      </w:r>
+      <w:proofErr w:type="gramStart"/>
+      <w:r>
+        <w:rPr>
+          <w:rFonts w:cs="Arial"/>
+        </w:rPr>
+        <w:t>in</w:t>
+      </w:r>
+      <w:proofErr w:type="gramEnd"/>
+      <w:r>
+        <w:rPr>
+          <w:rFonts w:cs="Arial"/>
+        </w:rPr>
+        <w:t xml:space="preserve"> the table below. </w:t>
       </w:r>
       <w:r>
         <w:rPr>
@@ -9773,7 +10091,21 @@
           <w:rFonts w:cs="Arial"/>
         </w:rPr>
         <w:lastRenderedPageBreak/>
-        <w:t>b) The block 203.0.128.0/18 also has 16,384 total addresses, so CS should get 12,288 addresses and Math should get 4,096 addresses. A clean assignment is: CS = 203.0.128.0/19 and 203.0.160.0/20, Math = 203.0.176.0/20.</w:t>
+        <w:t xml:space="preserve">b) The block 203.0.128.0/18 also has 16,384 total addresses, so CS should get 12,288 addresses and Math should get 4,096 addresses. A clean assignment </w:t>
+      </w:r>
+      <w:proofErr w:type="gramStart"/>
+      <w:r>
+        <w:rPr>
+          <w:rFonts w:cs="Arial"/>
+        </w:rPr>
+        <w:t>is:</w:t>
+      </w:r>
+      <w:proofErr w:type="gramEnd"/>
+      <w:r>
+        <w:rPr>
+          <w:rFonts w:cs="Arial"/>
+        </w:rPr>
+        <w:t xml:space="preserve"> CS = 203.0.128.0/19 and 203.0.160.0/20, Math = 203.0.176.0/20.</w:t>
       </w:r>
     </w:p>
     <w:p>
@@ -9864,8 +10196,19 @@
           <w:sz w:val="22"/>
           <w:szCs w:val="22"/>
         </w:rPr>
-        <w:t>10xx xxxx</w:t>
-      </w:r>
+        <w:t xml:space="preserve">10xx </w:t>
+      </w:r>
+      <w:proofErr w:type="spellStart"/>
+      <w:r>
+        <w:rPr>
+          <w:rStyle w:val="HTMLCode"/>
+          <w:rFonts w:ascii="Arial" w:hAnsi="Arial" w:cs="Arial"/>
+          <w:sz w:val="22"/>
+          <w:szCs w:val="22"/>
+        </w:rPr>
+        <w:t>xxxx</w:t>
+      </w:r>
+      <w:proofErr w:type="spellEnd"/>
     </w:p>
     <w:p>
       <w:pPr>
@@ -9966,8 +10309,19 @@
           <w:sz w:val="22"/>
           <w:szCs w:val="22"/>
         </w:rPr>
-        <w:t>100x xxxx</w:t>
-      </w:r>
+        <w:t xml:space="preserve">100x </w:t>
+      </w:r>
+      <w:proofErr w:type="spellStart"/>
+      <w:r>
+        <w:rPr>
+          <w:rStyle w:val="HTMLCode"/>
+          <w:rFonts w:ascii="Arial" w:hAnsi="Arial" w:cs="Arial"/>
+          <w:sz w:val="22"/>
+          <w:szCs w:val="22"/>
+        </w:rPr>
+        <w:t>xxxx</w:t>
+      </w:r>
+      <w:proofErr w:type="spellEnd"/>
       <w:r>
         <w:rPr>
           <w:rFonts w:ascii="Arial" w:hAnsi="Arial" w:cs="Arial"/>
@@ -10083,8 +10437,19 @@
           <w:sz w:val="22"/>
           <w:szCs w:val="22"/>
         </w:rPr>
-        <w:t>1010 xxxx</w:t>
-      </w:r>
+        <w:t xml:space="preserve">1010 </w:t>
+      </w:r>
+      <w:proofErr w:type="spellStart"/>
+      <w:r>
+        <w:rPr>
+          <w:rStyle w:val="HTMLCode"/>
+          <w:rFonts w:ascii="Arial" w:hAnsi="Arial" w:cs="Arial"/>
+          <w:sz w:val="22"/>
+          <w:szCs w:val="22"/>
+        </w:rPr>
+        <w:t>xxxx</w:t>
+      </w:r>
+      <w:proofErr w:type="spellEnd"/>
       <w:r>
         <w:rPr>
           <w:rFonts w:ascii="Arial" w:hAnsi="Arial" w:cs="Arial"/>
@@ -10201,8 +10566,19 @@
           <w:sz w:val="22"/>
           <w:szCs w:val="22"/>
         </w:rPr>
-        <w:t>1011 xxxx</w:t>
-      </w:r>
+        <w:t xml:space="preserve">1011 </w:t>
+      </w:r>
+      <w:proofErr w:type="spellStart"/>
+      <w:r>
+        <w:rPr>
+          <w:rStyle w:val="HTMLCode"/>
+          <w:rFonts w:ascii="Arial" w:hAnsi="Arial" w:cs="Arial"/>
+          <w:sz w:val="22"/>
+          <w:szCs w:val="22"/>
+        </w:rPr>
+        <w:t>xxxx</w:t>
+      </w:r>
+      <w:proofErr w:type="spellEnd"/>
       <w:r>
         <w:rPr>
           <w:rFonts w:ascii="Arial" w:hAnsi="Arial" w:cs="Arial"/>
@@ -10388,7 +10764,21 @@
         <w:rPr>
           <w:rFonts w:cs="Arial"/>
         </w:rPr>
-        <w:t>0xxx xxxx.</w:t>
+        <w:t xml:space="preserve">0xxx </w:t>
+      </w:r>
+      <w:proofErr w:type="spellStart"/>
+      <w:r>
+        <w:rPr>
+          <w:rFonts w:cs="Arial"/>
+        </w:rPr>
+        <w:t>xxxx</w:t>
+      </w:r>
+      <w:proofErr w:type="spellEnd"/>
+      <w:r>
+        <w:rPr>
+          <w:rFonts w:cs="Arial"/>
+        </w:rPr>
+        <w:t>.</w:t>
       </w:r>
       <w:r>
         <w:rPr>
@@ -10463,7 +10853,21 @@
         <w:rPr>
           <w:rFonts w:cs="Arial"/>
         </w:rPr>
-        <w:t xml:space="preserve"> octet 0xxx xxxx. </w:t>
+        <w:t xml:space="preserve"> octet 0xxx </w:t>
+      </w:r>
+      <w:proofErr w:type="spellStart"/>
+      <w:r>
+        <w:rPr>
+          <w:rFonts w:cs="Arial"/>
+        </w:rPr>
+        <w:t>xxxx</w:t>
+      </w:r>
+      <w:proofErr w:type="spellEnd"/>
+      <w:r>
+        <w:rPr>
+          <w:rFonts w:cs="Arial"/>
+        </w:rPr>
+        <w:t xml:space="preserve">. </w:t>
       </w:r>
       <w:r>
         <w:rPr>
@@ -10538,8 +10942,16 @@
         <w:rPr>
           <w:rFonts w:cs="Arial"/>
         </w:rPr>
-        <w:t>x xxxx</w:t>
-      </w:r>
+        <w:t xml:space="preserve">x </w:t>
+      </w:r>
+      <w:proofErr w:type="spellStart"/>
+      <w:r>
+        <w:rPr>
+          <w:rFonts w:cs="Arial"/>
+        </w:rPr>
+        <w:t>xxxx</w:t>
+      </w:r>
+      <w:proofErr w:type="spellEnd"/>
       <w:r>
         <w:rPr>
           <w:rFonts w:cs="Arial"/>
@@ -13935,14 +14347,30 @@
           <w:rFonts w:eastAsia="宋体" w:cs="Arial"/>
           <w:lang w:eastAsia="zh-CN"/>
         </w:rPr>
-        <w:t xml:space="preserve"> bits in the third octet</w:t>
-      </w:r>
+        <w:t xml:space="preserve"> bits in the third </w:t>
+      </w:r>
+      <w:proofErr w:type="gramStart"/>
       <w:r>
         <w:rPr>
           <w:rFonts w:eastAsia="宋体" w:cs="Arial"/>
           <w:lang w:eastAsia="zh-CN"/>
         </w:rPr>
-        <w:t xml:space="preserve">, and </w:t>
+        <w:t>octet</w:t>
+      </w:r>
+      <w:r>
+        <w:rPr>
+          <w:rFonts w:eastAsia="宋体" w:cs="Arial"/>
+          <w:lang w:eastAsia="zh-CN"/>
+        </w:rPr>
+        <w:t>, and</w:t>
+      </w:r>
+      <w:proofErr w:type="gramEnd"/>
+      <w:r>
+        <w:rPr>
+          <w:rFonts w:eastAsia="宋体" w:cs="Arial"/>
+          <w:lang w:eastAsia="zh-CN"/>
+        </w:rPr>
+        <w:t xml:space="preserve"> </w:t>
       </w:r>
       <w:r>
         <w:rPr>
@@ -15170,7 +15598,21 @@
         <w:rPr>
           <w:rFonts w:cs="Arial"/>
         </w:rPr>
-        <w:t xml:space="preserve"> Build a binary trie for prefixes 25.0.0.0/</w:t>
+        <w:t xml:space="preserve"> Build a binary </w:t>
+      </w:r>
+      <w:proofErr w:type="spellStart"/>
+      <w:r>
+        <w:rPr>
+          <w:rFonts w:cs="Arial"/>
+        </w:rPr>
+        <w:t>trie</w:t>
+      </w:r>
+      <w:proofErr w:type="spellEnd"/>
+      <w:r>
+        <w:rPr>
+          <w:rFonts w:cs="Arial"/>
+        </w:rPr>
+        <w:t xml:space="preserve"> for prefixes 25.0.0.0/</w:t>
       </w:r>
       <w:r>
         <w:rPr>
@@ -15183,7 +15625,21 @@
         <w:rPr>
           <w:rFonts w:cs="Arial"/>
         </w:rPr>
-        <w:t>, 25.1.0.0/16, and 25.1.128.0/17. What is the trie height? Describe the structure.</w:t>
+        <w:t xml:space="preserve">, 25.1.0.0/16, and 25.1.128.0/17. What is the </w:t>
+      </w:r>
+      <w:proofErr w:type="spellStart"/>
+      <w:r>
+        <w:rPr>
+          <w:rFonts w:cs="Arial"/>
+        </w:rPr>
+        <w:t>trie</w:t>
+      </w:r>
+      <w:proofErr w:type="spellEnd"/>
+      <w:r>
+        <w:rPr>
+          <w:rFonts w:cs="Arial"/>
+        </w:rPr>
+        <w:t xml:space="preserve"> height? Describe the structure.</w:t>
       </w:r>
     </w:p>
     <w:p>
@@ -15216,7 +15672,35 @@
         <w:rPr>
           <w:rFonts w:cs="Arial"/>
         </w:rPr>
-        <w:t>Build a binary trie for prefixes 40.0.0.0/8 and 4</w:t>
+        <w:t xml:space="preserve">Build a binary </w:t>
+      </w:r>
+      <w:proofErr w:type="spellStart"/>
+      <w:r>
+        <w:rPr>
+          <w:rFonts w:cs="Arial"/>
+        </w:rPr>
+        <w:t>trie</w:t>
+      </w:r>
+      <w:proofErr w:type="spellEnd"/>
+      <w:r>
+        <w:rPr>
+          <w:rFonts w:cs="Arial"/>
+        </w:rPr>
+        <w:t xml:space="preserve"> for prefixes 40.0.</w:t>
+      </w:r>
+      <w:proofErr w:type="gramStart"/>
+      <w:r>
+        <w:rPr>
+          <w:rFonts w:cs="Arial"/>
+        </w:rPr>
+        <w:t>0.0</w:t>
+      </w:r>
+      <w:proofErr w:type="gramEnd"/>
+      <w:r>
+        <w:rPr>
+          <w:rFonts w:cs="Arial"/>
+        </w:rPr>
+        <w:t>/8 and 4</w:t>
       </w:r>
       <w:r>
         <w:rPr>
@@ -15242,7 +15726,21 @@
         <w:rPr>
           <w:rFonts w:cs="Arial"/>
         </w:rPr>
-        <w:t>.0.0/8. What is the trie height? At what earliest level does branching happen?</w:t>
+        <w:t xml:space="preserve">.0.0/8. What is the </w:t>
+      </w:r>
+      <w:proofErr w:type="spellStart"/>
+      <w:r>
+        <w:rPr>
+          <w:rFonts w:cs="Arial"/>
+        </w:rPr>
+        <w:t>trie</w:t>
+      </w:r>
+      <w:proofErr w:type="spellEnd"/>
+      <w:r>
+        <w:rPr>
+          <w:rFonts w:cs="Arial"/>
+        </w:rPr>
+        <w:t xml:space="preserve"> height? At what earliest level does branching happen?</w:t>
       </w:r>
     </w:p>
     <w:p>
@@ -15271,7 +15769,21 @@
         <w:rPr>
           <w:rFonts w:cs="Arial"/>
         </w:rPr>
-        <w:t>(a), the longest prefix is /17, so the trie height is 17.</w:t>
+        <w:t xml:space="preserve">(a), the longest prefix is /17, so the </w:t>
+      </w:r>
+      <w:proofErr w:type="spellStart"/>
+      <w:r>
+        <w:rPr>
+          <w:rFonts w:cs="Arial"/>
+        </w:rPr>
+        <w:t>trie</w:t>
+      </w:r>
+      <w:proofErr w:type="spellEnd"/>
+      <w:r>
+        <w:rPr>
+          <w:rFonts w:cs="Arial"/>
+        </w:rPr>
+        <w:t xml:space="preserve"> height is 17.</w:t>
       </w:r>
       <w:r>
         <w:rPr>
@@ -15297,7 +15809,21 @@
         <w:rPr>
           <w:rFonts w:cs="Arial"/>
         </w:rPr>
-        <w:t xml:space="preserve"> is a prefix of /16 and /16 is a prefix of /17, the trie is a single chain with no branching through depth 17.</w:t>
+        <w:t xml:space="preserve"> is a prefix of /16 and /16 is a prefix of /17, the </w:t>
+      </w:r>
+      <w:proofErr w:type="spellStart"/>
+      <w:r>
+        <w:rPr>
+          <w:rFonts w:cs="Arial"/>
+        </w:rPr>
+        <w:t>trie</w:t>
+      </w:r>
+      <w:proofErr w:type="spellEnd"/>
+      <w:r>
+        <w:rPr>
+          <w:rFonts w:cs="Arial"/>
+        </w:rPr>
+        <w:t xml:space="preserve"> is a single chain with no branching through depth 17.</w:t>
       </w:r>
     </w:p>
     <w:p>
@@ -15311,7 +15837,21 @@
         <w:rPr>
           <w:rFonts w:cs="Arial"/>
         </w:rPr>
-        <w:t>(b), the longest prefix is /8, so the trie height is 8.</w:t>
+        <w:t xml:space="preserve">(b), the longest prefix is /8, so the </w:t>
+      </w:r>
+      <w:proofErr w:type="spellStart"/>
+      <w:r>
+        <w:rPr>
+          <w:rFonts w:cs="Arial"/>
+        </w:rPr>
+        <w:t>trie</w:t>
+      </w:r>
+      <w:proofErr w:type="spellEnd"/>
+      <w:r>
+        <w:rPr>
+          <w:rFonts w:cs="Arial"/>
+        </w:rPr>
+        <w:t xml:space="preserve"> height is 8.</w:t>
       </w:r>
       <w:r>
         <w:rPr>
@@ -16218,7 +16758,7 @@
         <w:pStyle w:val="my-2"/>
         <w:spacing w:before="240" w:beforeAutospacing="0" w:after="0" w:afterAutospacing="0"/>
         <w:rPr>
-          <w:rFonts w:ascii="Arial" w:hAnsi="Arial" w:cs="Arial" w:hint="eastAsia"/>
+          <w:rFonts w:ascii="Arial" w:hAnsi="Arial" w:cs="Arial"/>
           <w:color w:val="C00000"/>
           <w:sz w:val="22"/>
           <w:szCs w:val="22"/>
